--- a/guides/05-tools.docx
+++ b/guides/05-tools.docx
@@ -1403,30 +1403,6 @@
                 <w:rFonts w:ascii="Calibri" w:cs="Calibri" w:eastAsia="Calibri" w:hAnsi="Calibri"/>
               </w:rPr>
               <w:t xml:space="preserve"> are not among the four factors at all.</w:t>
-            </w:r>
-          </w:p>
-          <w:p>
-            <w:pPr>
-              <w:spacing w:after="40" w:line="258"/>
-              <w:jc w:val="both"/>
-            </w:pPr>
-            <w:r>
-              <w:rPr>
-                <w:b/>
-                <w:bCs/>
-                <w:sz w:val="18"/>
-                <w:szCs w:val="18"/>
-                <w:rFonts w:ascii="Calibri" w:cs="Calibri" w:eastAsia="Calibri" w:hAnsi="Calibri"/>
-              </w:rPr>
-              <w:t xml:space="preserve">Suggested schedule:</w:t>
-            </w:r>
-            <w:r>
-              <w:rPr>
-                <w:sz w:val="18"/>
-                <w:szCs w:val="18"/>
-                <w:rFonts w:ascii="Calibri" w:cs="Calibri" w:eastAsia="Calibri" w:hAnsi="Calibri"/>
-              </w:rPr>
-              <w:t xml:space="preserve"> Day 1 — Section 1 in full (it is short), then Section 3 tables 3.1 and 3.4. Day 2 — Section 2, plus Section 4 Part A (all three official questions). Day 3 — Section 4 Part B and Section 5. Day 4 onwards — Section 6 flashcards daily, Section 7 the night before.</w:t>
             </w:r>
           </w:p>
         </w:tc>
@@ -11584,7 +11560,7 @@
           <w:szCs w:val="19"/>
           <w:rFonts w:ascii="Calibri" w:cs="Calibri" w:eastAsia="Calibri" w:hAnsi="Calibri"/>
         </w:rPr>
-        <w:t xml:space="preserve"> — questions #38, #39 and #40, the last three on the paper — reproduced with their official correct answers and rationale. Questions 4–24 are additional items derived strictly from the syllabus text, in the same style and difficulty. Correct options are marked ✔ — cover the green box and self-test first.</w:t>
+        <w:t xml:space="preserve"> — questions #38, #39 and #40, the last three on the paper — reproduced with their official correct answers and rationale. Questions 4–10 are additional items derived strictly from the syllabus text, in the same style and difficulty. Correct options are marked ✔ — cover the green box and self-test first.</w:t>
       </w:r>
     </w:p>
     <w:p>
@@ -12489,7 +12465,7 @@
           <w:szCs w:val="25"/>
           <w:rFonts w:ascii="Calibri" w:cs="Calibri" w:eastAsia="Calibri" w:hAnsi="Calibri"/>
         </w:rPr>
-        <w:t xml:space="preserve">Part B — 21 additional syllabus-derived questions</w:t>
+        <w:t xml:space="preserve">Part B — 7 additional syllabus-derived questions</w:t>
       </w:r>
     </w:p>
     <w:p>
@@ -12797,7 +12773,7 @@
           <w:szCs w:val="19"/>
           <w:rFonts w:ascii="Calibri" w:cs="Calibri" w:eastAsia="Calibri" w:hAnsi="Calibri"/>
         </w:rPr>
-        <w:t xml:space="preserve">Q5. Definition</w:t>
+        <w:t xml:space="preserve">Q5. Licence</w:t>
       </w:r>
     </w:p>
     <w:p>
@@ -12811,7 +12787,7 @@
           <w:szCs w:val="19"/>
           <w:rFonts w:ascii="Calibri" w:cs="Calibri" w:eastAsia="Calibri" w:hAnsi="Calibri"/>
         </w:rPr>
-        <w:t xml:space="preserve">Which components does the syllabus give as typical examples of what a monitoring tool monitors?</w:t>
+        <w:t xml:space="preserve">Which three licence models does the syllabus name for performance test tools?</w:t>
       </w:r>
     </w:p>
     <w:p>
@@ -12826,7 +12802,7 @@
           <w:szCs w:val="18"/>
           <w:rFonts w:ascii="Calibri" w:cs="Calibri" w:eastAsia="Calibri" w:hAnsi="Calibri"/>
         </w:rPr>
-        <w:t xml:space="preserve">a) Virtual users, scripts and scenarios</w:t>
+        <w:t xml:space="preserve">a) Perpetual, subscription and freemium</w:t>
       </w:r>
     </w:p>
     <w:p>
@@ -12841,7 +12817,7 @@
           <w:szCs w:val="18"/>
           <w:rFonts w:ascii="Calibri" w:cs="Calibri" w:eastAsia="Calibri" w:hAnsi="Calibri"/>
         </w:rPr>
-        <w:t xml:space="preserve">b) Operational profiles and load profiles</w:t>
+        <w:t xml:space="preserve">b) Per-transaction, per-protocol and per-environment</w:t>
       </w:r>
     </w:p>
     <w:p>
@@ -12859,7 +12835,7 @@
           <w:szCs w:val="18"/>
           <w:rFonts w:ascii="Calibri" w:cs="Calibri" w:eastAsia="Calibri" w:hAnsi="Calibri"/>
         </w:rPr>
-        <w:t xml:space="preserve">c) Web server queues, system memory and disk space   ✔</w:t>
+        <w:t xml:space="preserve">c) Traditional seat/site based with full ownership, cloud-based pay-as-you-go, and open source   ✔</w:t>
       </w:r>
     </w:p>
     <w:p>
@@ -12874,7 +12850,7 @@
           <w:szCs w:val="18"/>
           <w:rFonts w:ascii="Calibri" w:cs="Calibri" w:eastAsia="Calibri" w:hAnsi="Calibri"/>
         </w:rPr>
-        <w:t xml:space="preserve">d) Protocols, interfaces and platforms</w:t>
+        <w:t xml:space="preserve">d) Enterprise, departmental and academic</w:t>
       </w:r>
     </w:p>
     <w:tbl>
@@ -12959,77 +12935,99 @@
             </w:r>
             <w:r>
               <w:rPr>
-                <w:b/>
-                <w:bCs/>
                 <w:i/>
                 <w:iCs/>
                 <w:sz w:val="18"/>
                 <w:szCs w:val="18"/>
                 <w:rFonts w:ascii="Calibri" w:cs="Calibri" w:eastAsia="Calibri" w:hAnsi="Calibri"/>
               </w:rPr>
-              <w:t xml:space="preserve">Typical components which are monitored include web server queues, system memory and disk space.</w:t>
-            </w:r>
-            <w:r>
-              <w:rPr>
-                <w:sz w:val="18"/>
-                <w:szCs w:val="18"/>
-                <w:rFonts w:ascii="Calibri" w:cs="Calibri" w:eastAsia="Calibri" w:hAnsi="Calibri"/>
-              </w:rPr>
-              <w:t xml:space="preserve">" Monitoring tools </w:t>
-            </w:r>
-            <w:r>
-              <w:rPr>
-                <w:b/>
-                <w:bCs/>
-                <w:sz w:val="18"/>
-                <w:szCs w:val="18"/>
-                <w:rFonts w:ascii="Calibri" w:cs="Calibri" w:eastAsia="Calibri" w:hAnsi="Calibri"/>
-              </w:rPr>
-              <w:t xml:space="preserve">run concurrently with the component or system under test and supervise, record and/or analyze the behavior of the component or system</w:t>
-            </w:r>
-            <w:r>
-              <w:rPr>
-                <w:sz w:val="18"/>
-                <w:szCs w:val="18"/>
-                <w:rFonts w:ascii="Calibri" w:cs="Calibri" w:eastAsia="Calibri" w:hAnsi="Calibri"/>
-              </w:rPr>
-              <w:t xml:space="preserve">, and they </w:t>
-            </w:r>
-            <w:r>
-              <w:rPr>
-                <w:b/>
-                <w:bCs/>
-                <w:sz w:val="18"/>
-                <w:szCs w:val="18"/>
-                <w:rFonts w:ascii="Calibri" w:cs="Calibri" w:eastAsia="Calibri" w:hAnsi="Calibri"/>
-              </w:rPr>
-              <w:t xml:space="preserve">can effectively support the root cause analysis of performance degradation</w:t>
-            </w:r>
-            <w:r>
-              <w:rPr>
-                <w:sz w:val="18"/>
-                <w:szCs w:val="18"/>
-                <w:rFonts w:ascii="Calibri" w:cs="Calibri" w:eastAsia="Calibri" w:hAnsi="Calibri"/>
-              </w:rPr>
-              <w:t xml:space="preserve">. Option (d) lists the three </w:t>
-            </w:r>
-            <w:r>
-              <w:rPr>
-                <w:b/>
-                <w:bCs/>
-                <w:sz w:val="18"/>
-                <w:szCs w:val="18"/>
-                <w:rFonts w:ascii="Calibri" w:cs="Calibri" w:eastAsia="Calibri" w:hAnsi="Calibri"/>
-              </w:rPr>
-              <w:t xml:space="preserve">compatibility</w:t>
-            </w:r>
-            <w:r>
-              <w:rPr>
-                <w:sz w:val="18"/>
-                <w:szCs w:val="18"/>
-                <w:rFonts w:ascii="Calibri" w:cs="Calibri" w:eastAsia="Calibri" w:hAnsi="Calibri"/>
-              </w:rPr>
-              <w:t xml:space="preserve"> sub-factors from §5.2.</w:t>
+              <w:t xml:space="preserve">License models for performance test tools include </w:t>
+            </w:r>
+            <w:r>
+              <w:rPr>
+                <w:b/>
+                <w:bCs/>
+                <w:i/>
+                <w:iCs/>
+                <w:sz w:val="18"/>
+                <w:szCs w:val="18"/>
+                <w:rFonts w:ascii="Calibri" w:cs="Calibri" w:eastAsia="Calibri" w:hAnsi="Calibri"/>
+              </w:rPr>
+              <w:t xml:space="preserve">the traditional seat/site based license with full ownership</w:t>
+            </w:r>
+            <w:r>
+              <w:rPr>
+                <w:i/>
+                <w:iCs/>
+                <w:sz w:val="18"/>
+                <w:szCs w:val="18"/>
+                <w:rFonts w:ascii="Calibri" w:cs="Calibri" w:eastAsia="Calibri" w:hAnsi="Calibri"/>
+              </w:rPr>
+              <w:t xml:space="preserve">, </w:t>
+            </w:r>
+            <w:r>
+              <w:rPr>
+                <w:b/>
+                <w:bCs/>
+                <w:i/>
+                <w:iCs/>
+                <w:sz w:val="18"/>
+                <w:szCs w:val="18"/>
+                <w:rFonts w:ascii="Calibri" w:cs="Calibri" w:eastAsia="Calibri" w:hAnsi="Calibri"/>
+              </w:rPr>
+              <w:t xml:space="preserve">a cloud-based pay-as-you-go license model</w:t>
+            </w:r>
+            <w:r>
+              <w:rPr>
+                <w:i/>
+                <w:iCs/>
+                <w:sz w:val="18"/>
+                <w:szCs w:val="18"/>
+                <w:rFonts w:ascii="Calibri" w:cs="Calibri" w:eastAsia="Calibri" w:hAnsi="Calibri"/>
+              </w:rPr>
+              <w:t xml:space="preserve">, and </w:t>
+            </w:r>
+            <w:r>
+              <w:rPr>
+                <w:b/>
+                <w:bCs/>
+                <w:i/>
+                <w:iCs/>
+                <w:sz w:val="18"/>
+                <w:szCs w:val="18"/>
+                <w:rFonts w:ascii="Calibri" w:cs="Calibri" w:eastAsia="Calibri" w:hAnsi="Calibri"/>
+              </w:rPr>
+              <w:t xml:space="preserve">open source licenses which are free to use in a defined environment or through cloud-based offerings</w:t>
+            </w:r>
+            <w:r>
+              <w:rPr>
+                <w:i/>
+                <w:iCs/>
+                <w:sz w:val="18"/>
+                <w:szCs w:val="18"/>
+                <w:rFonts w:ascii="Calibri" w:cs="Calibri" w:eastAsia="Calibri" w:hAnsi="Calibri"/>
+              </w:rPr>
+              <w:t xml:space="preserve">. </w:t>
+            </w:r>
+            <w:r>
+              <w:rPr>
+                <w:b/>
+                <w:bCs/>
+                <w:i/>
+                <w:iCs/>
+                <w:sz w:val="18"/>
+                <w:szCs w:val="18"/>
+                <w:rFonts w:ascii="Calibri" w:cs="Calibri" w:eastAsia="Calibri" w:hAnsi="Calibri"/>
+              </w:rPr>
+              <w:t xml:space="preserve">Each model implies a different cost structure and may include ongoing maintenance.</w:t>
+            </w:r>
+            <w:r>
+              <w:rPr>
+                <w:sz w:val="18"/>
+                <w:szCs w:val="18"/>
+                <w:rFonts w:ascii="Calibri" w:cs="Calibri" w:eastAsia="Calibri" w:hAnsi="Calibri"/>
+              </w:rPr>
+              <w:t xml:space="preserve">"</w:t>
             </w:r>
           </w:p>
         </w:tc>
@@ -13054,7 +13052,24 @@
           <w:szCs w:val="19"/>
           <w:rFonts w:ascii="Calibri" w:cs="Calibri" w:eastAsia="Calibri" w:hAnsi="Calibri"/>
         </w:rPr>
-        <w:t xml:space="preserve">Q6. Tricky</w:t>
+        <w:t xml:space="preserve">Q6. Application</w:t>
+      </w:r>
+    </w:p>
+    <w:p>
+      <w:pPr>
+        <w:keepNext/>
+        <w:spacing w:after="70" w:line="264"/>
+        <w:jc w:val="both"/>
+      </w:pPr>
+      <w:r>
+        <w:rPr>
+          <w:i/>
+          <w:iCs/>
+          <w:sz w:val="18"/>
+          <w:szCs w:val="18"/>
+          <w:rFonts w:ascii="Calibri" w:cs="Calibri" w:eastAsia="Calibri" w:hAnsi="Calibri"/>
+        </w:rPr>
+        <w:t xml:space="preserve">A tester needs a component that will read the transaction timings produced by twelve running load instances, present them as graphs, and let the test lead halt the run early if errors spike.</w:t>
       </w:r>
     </w:p>
     <w:p>
@@ -13068,7 +13083,7 @@
           <w:szCs w:val="19"/>
           <w:rFonts w:ascii="Calibri" w:cs="Calibri" w:eastAsia="Calibri" w:hAnsi="Calibri"/>
         </w:rPr>
-        <w:t xml:space="preserve">According to the syllabus, what may monitoring tools be used to monitor besides the system under test?</w:t>
+        <w:t xml:space="preserve">Which tool type is being described?</w:t>
       </w:r>
     </w:p>
     <w:p>
@@ -13079,14 +13094,11 @@
       </w:pPr>
       <w:r>
         <w:rPr>
-          <w:b/>
-          <w:bCs/>
-          <w:color w:val="1E6B3A"/>
           <w:sz w:val="18"/>
           <w:szCs w:val="18"/>
           <w:rFonts w:ascii="Calibri" w:cs="Calibri" w:eastAsia="Calibri" w:hAnsi="Calibri"/>
         </w:rPr>
-        <w:t xml:space="preserve">a) A production environment when the product is released, and the load generator itself during test execution   ✔</w:t>
+        <w:t xml:space="preserve">a) Load generator</w:t>
       </w:r>
     </w:p>
     <w:p>
@@ -13097,11 +13109,14 @@
       </w:pPr>
       <w:r>
         <w:rPr>
+          <w:b/>
+          <w:bCs/>
+          <w:color w:val="1E6B3A"/>
           <w:sz w:val="18"/>
           <w:szCs w:val="18"/>
           <w:rFonts w:ascii="Calibri" w:cs="Calibri" w:eastAsia="Calibri" w:hAnsi="Calibri"/>
         </w:rPr>
-        <w:t xml:space="preserve">b) Only the network switches between the tiers</w:t>
+        <w:t xml:space="preserve">b) Load management console   ✔</w:t>
       </w:r>
     </w:p>
     <w:p>
@@ -13116,7 +13131,7 @@
           <w:szCs w:val="18"/>
           <w:rFonts w:ascii="Calibri" w:cs="Calibri" w:eastAsia="Calibri" w:hAnsi="Calibri"/>
         </w:rPr>
-        <w:t xml:space="preserve">c) Only the database server, since that is where bottlenecks arise</w:t>
+        <w:t xml:space="preserve">c) Monitoring tool</w:t>
       </w:r>
     </w:p>
     <w:p>
@@ -13131,7 +13146,7 @@
           <w:szCs w:val="18"/>
           <w:rFonts w:ascii="Calibri" w:cs="Calibri" w:eastAsia="Calibri" w:hAnsi="Calibri"/>
         </w:rPr>
-        <w:t xml:space="preserve">d) Nothing else — monitors are restricted to the SUT</w:t>
+        <w:t xml:space="preserve">d) Log analysis tool</w:t>
       </w:r>
     </w:p>
     <w:tbl>
@@ -13174,7 +13189,7 @@
                 <w:szCs w:val="18"/>
                 <w:rFonts w:ascii="Calibri" w:cs="Calibri" w:eastAsia="Calibri" w:hAnsi="Calibri"/>
               </w:rPr>
-              <w:t xml:space="preserve">Correct answer: a   |   LO: PTFL-5.1.1 (K2) | Syllabus §5.1</w:t>
+              <w:t xml:space="preserve">Correct answer: b   |   LO: PTFL-5.1.1 (K2) | Syllabus §5.1</w:t>
             </w:r>
           </w:p>
         </w:tc>
@@ -13212,17 +13227,53 @@
                 <w:szCs w:val="18"/>
                 <w:rFonts w:ascii="Calibri" w:cs="Calibri" w:eastAsia="Calibri" w:hAnsi="Calibri"/>
               </w:rPr>
-              <w:t xml:space="preserve"> Both extensions are in the syllabus: monitoring tools </w:t>
-            </w:r>
-            <w:r>
-              <w:rPr>
-                <w:b/>
-                <w:bCs/>
-                <w:sz w:val="18"/>
-                <w:szCs w:val="18"/>
-                <w:rFonts w:ascii="Calibri" w:cs="Calibri" w:eastAsia="Calibri" w:hAnsi="Calibri"/>
-              </w:rPr>
-              <w:t xml:space="preserve">may also be used to monitor a production environment when the product is released</w:t>
+              <w:t xml:space="preserve"> </w:t>
+            </w:r>
+            <w:r>
+              <w:rPr>
+                <w:b/>
+                <w:bCs/>
+                <w:sz w:val="18"/>
+                <w:szCs w:val="18"/>
+                <w:rFonts w:ascii="Calibri" w:cs="Calibri" w:eastAsia="Calibri" w:hAnsi="Calibri"/>
+              </w:rPr>
+              <w:t xml:space="preserve">The load management console</w:t>
+            </w:r>
+            <w:r>
+              <w:rPr>
+                <w:sz w:val="18"/>
+                <w:szCs w:val="18"/>
+                <w:rFonts w:ascii="Calibri" w:cs="Calibri" w:eastAsia="Calibri" w:hAnsi="Calibri"/>
+              </w:rPr>
+              <w:t xml:space="preserve"> — it </w:t>
+            </w:r>
+            <w:r>
+              <w:rPr>
+                <w:b/>
+                <w:bCs/>
+                <w:sz w:val="18"/>
+                <w:szCs w:val="18"/>
+                <w:rFonts w:ascii="Calibri" w:cs="Calibri" w:eastAsia="Calibri" w:hAnsi="Calibri"/>
+              </w:rPr>
+              <w:t xml:space="preserve">provides the control to start and stop the load generator(s)</w:t>
+            </w:r>
+            <w:r>
+              <w:rPr>
+                <w:sz w:val="18"/>
+                <w:szCs w:val="18"/>
+                <w:rFonts w:ascii="Calibri" w:cs="Calibri" w:eastAsia="Calibri" w:hAnsi="Calibri"/>
+              </w:rPr>
+              <w:t xml:space="preserve">, </w:t>
+            </w:r>
+            <w:r>
+              <w:rPr>
+                <w:b/>
+                <w:bCs/>
+                <w:sz w:val="18"/>
+                <w:szCs w:val="18"/>
+                <w:rFonts w:ascii="Calibri" w:cs="Calibri" w:eastAsia="Calibri" w:hAnsi="Calibri"/>
+              </w:rPr>
+              <w:t xml:space="preserve">aggregates metrics from the various transactions that are defined within the load instances used by the generator</w:t>
             </w:r>
             <w:r>
               <w:rPr>
@@ -13240,43 +13291,43 @@
                 <w:szCs w:val="18"/>
                 <w:rFonts w:ascii="Calibri" w:cs="Calibri" w:eastAsia="Calibri" w:hAnsi="Calibri"/>
               </w:rPr>
-              <w:t xml:space="preserve">during performance test execution monitors may also be used on the load generator itself</w:t>
-            </w:r>
-            <w:r>
-              <w:rPr>
-                <w:sz w:val="18"/>
-                <w:szCs w:val="18"/>
-                <w:rFonts w:ascii="Calibri" w:cs="Calibri" w:eastAsia="Calibri" w:hAnsi="Calibri"/>
-              </w:rPr>
-              <w:t xml:space="preserve">. The second point mirrors </w:t>
-            </w:r>
-            <w:r>
-              <w:rPr>
-                <w:b/>
-                <w:bCs/>
-                <w:sz w:val="18"/>
-                <w:szCs w:val="18"/>
-                <w:rFonts w:ascii="Calibri" w:cs="Calibri" w:eastAsia="Calibri" w:hAnsi="Calibri"/>
-              </w:rPr>
-              <w:t xml:space="preserve">PTFL-4.2.8</w:t>
-            </w:r>
-            <w:r>
-              <w:rPr>
-                <w:sz w:val="18"/>
-                <w:szCs w:val="18"/>
-                <w:rFonts w:ascii="Calibri" w:cs="Calibri" w:eastAsia="Calibri" w:hAnsi="Calibri"/>
-              </w:rPr>
-              <w:t xml:space="preserve">: </w:t>
-            </w:r>
-            <w:r>
-              <w:rPr>
-                <w:b/>
-                <w:bCs/>
-                <w:sz w:val="18"/>
-                <w:szCs w:val="18"/>
-                <w:rFonts w:ascii="Calibri" w:cs="Calibri" w:eastAsia="Calibri" w:hAnsi="Calibri"/>
-              </w:rPr>
-              <w:t xml:space="preserve">machines involved in load generation should be monitored too</w:t>
+              <w:t xml:space="preserve">enables reports and graphs from the test executions to be viewed and supports results analysis</w:t>
+            </w:r>
+            <w:r>
+              <w:rPr>
+                <w:sz w:val="18"/>
+                <w:szCs w:val="18"/>
+                <w:rFonts w:ascii="Calibri" w:cs="Calibri" w:eastAsia="Calibri" w:hAnsi="Calibri"/>
+              </w:rPr>
+              <w:t xml:space="preserve">. The ability to halt or adjust a run mid-flight is also described in </w:t>
+            </w:r>
+            <w:r>
+              <w:rPr>
+                <w:b/>
+                <w:bCs/>
+                <w:sz w:val="18"/>
+                <w:szCs w:val="18"/>
+                <w:rFonts w:ascii="Calibri" w:cs="Calibri" w:eastAsia="Calibri" w:hAnsi="Calibri"/>
+              </w:rPr>
+              <w:t xml:space="preserve">PTFL-4.3.1</w:t>
+            </w:r>
+            <w:r>
+              <w:rPr>
+                <w:sz w:val="18"/>
+                <w:szCs w:val="18"/>
+                <w:rFonts w:ascii="Calibri" w:cs="Calibri" w:eastAsia="Calibri" w:hAnsi="Calibri"/>
+              </w:rPr>
+              <w:t xml:space="preserve">: tools </w:t>
+            </w:r>
+            <w:r>
+              <w:rPr>
+                <w:b/>
+                <w:bCs/>
+                <w:sz w:val="18"/>
+                <w:szCs w:val="18"/>
+                <w:rFonts w:ascii="Calibri" w:cs="Calibri" w:eastAsia="Calibri" w:hAnsi="Calibri"/>
+              </w:rPr>
+              <w:t xml:space="preserve">provide a console to enable performance data to be monitored during the test and permit necessary adjustments to be made</w:t>
             </w:r>
             <w:r>
               <w:rPr>
@@ -13309,7 +13360,7 @@
           <w:szCs w:val="19"/>
           <w:rFonts w:ascii="Calibri" w:cs="Calibri" w:eastAsia="Calibri" w:hAnsi="Calibri"/>
         </w:rPr>
-        <w:t xml:space="preserve">Q7. Recall · realism</w:t>
+        <w:t xml:space="preserve">Q7. Recall · factors</w:t>
       </w:r>
     </w:p>
     <w:p>
@@ -13323,7 +13374,7 @@
           <w:szCs w:val="19"/>
           <w:rFonts w:ascii="Calibri" w:cs="Calibri" w:eastAsia="Calibri" w:hAnsi="Calibri"/>
         </w:rPr>
-        <w:t xml:space="preserve">What is the stated objective of the load generator when executing performance tests, and what does that imply?</w:t>
+        <w:t xml:space="preserve">Which four factors does the syllabus say should be considered when selecting a performance testing tool?</w:t>
       </w:r>
     </w:p>
     <w:p>
@@ -13338,7 +13389,7 @@
           <w:szCs w:val="18"/>
           <w:rFonts w:ascii="Calibri" w:cs="Calibri" w:eastAsia="Calibri" w:hAnsi="Calibri"/>
         </w:rPr>
-        <w:t xml:space="preserve">a) To reach the maximum possible load, which implies running all generators on one machine</w:t>
+        <w:t xml:space="preserve">a) Cost, vendor reputation, support and training</w:t>
       </w:r>
     </w:p>
     <w:p>
@@ -13353,7 +13404,7 @@
           <w:szCs w:val="18"/>
           <w:rFonts w:ascii="Calibri" w:cs="Calibri" w:eastAsia="Calibri" w:hAnsi="Calibri"/>
         </w:rPr>
-        <w:t xml:space="preserve">b) To minimise the probe effect, which implies collecting as few metrics as possible</w:t>
+        <w:t xml:space="preserve">b) Protocols, licences, scripts and reports</w:t>
       </w:r>
     </w:p>
     <w:p>
@@ -13368,7 +13419,7 @@
           <w:szCs w:val="18"/>
           <w:rFonts w:ascii="Calibri" w:cs="Calibri" w:eastAsia="Calibri" w:hAnsi="Calibri"/>
         </w:rPr>
-        <w:t xml:space="preserve">c) To bypass the UI, which implies protocol-level scripting only</w:t>
+        <w:t xml:space="preserve">c) Planning, analysis, execution and reporting</w:t>
       </w:r>
     </w:p>
     <w:p>
@@ -13386,7 +13437,7 @@
           <w:szCs w:val="18"/>
           <w:rFonts w:ascii="Calibri" w:cs="Calibri" w:eastAsia="Calibri" w:hAnsi="Calibri"/>
         </w:rPr>
-        <w:t xml:space="preserve">d) To mimic the real world as much as is practical, which often means user requests coming from various locations are needed, not just from the testing location   ✔</w:t>
+        <w:t xml:space="preserve">d) Compatibility, scalability, understandability and monitoring   ✔</w:t>
       </w:r>
     </w:p>
     <w:tbl>
@@ -13429,7 +13480,7 @@
                 <w:szCs w:val="18"/>
                 <w:rFonts w:ascii="Calibri" w:cs="Calibri" w:eastAsia="Calibri" w:hAnsi="Calibri"/>
               </w:rPr>
-              <w:t xml:space="preserve">Correct answer: d   |   LO: PTFL-5.1.1 (K2) | Syllabus §5.1</w:t>
+              <w:t xml:space="preserve">Correct answer: d   |   LO: PTFL-5.2.1 (K4) | Syllabus §5.2</w:t>
             </w:r>
           </w:p>
         </w:tc>
@@ -13467,87 +13518,151 @@
                 <w:szCs w:val="18"/>
                 <w:rFonts w:ascii="Calibri" w:cs="Calibri" w:eastAsia="Calibri" w:hAnsi="Calibri"/>
               </w:rPr>
-              <w:t xml:space="preserve"> "</w:t>
-            </w:r>
-            <w:r>
-              <w:rPr>
-                <w:i/>
-                <w:iCs/>
-                <w:sz w:val="18"/>
-                <w:szCs w:val="18"/>
-                <w:rFonts w:ascii="Calibri" w:cs="Calibri" w:eastAsia="Calibri" w:hAnsi="Calibri"/>
-              </w:rPr>
-              <w:t xml:space="preserve">When executing performance tests </w:t>
-            </w:r>
-            <w:r>
-              <w:rPr>
-                <w:b/>
-                <w:bCs/>
-                <w:i/>
-                <w:iCs/>
-                <w:sz w:val="18"/>
-                <w:szCs w:val="18"/>
-                <w:rFonts w:ascii="Calibri" w:cs="Calibri" w:eastAsia="Calibri" w:hAnsi="Calibri"/>
-              </w:rPr>
-              <w:t xml:space="preserve">the objective of the load generator is to mimic the real world as much as is practical</w:t>
-            </w:r>
-            <w:r>
-              <w:rPr>
-                <w:i/>
-                <w:iCs/>
-                <w:sz w:val="18"/>
-                <w:szCs w:val="18"/>
-                <w:rFonts w:ascii="Calibri" w:cs="Calibri" w:eastAsia="Calibri" w:hAnsi="Calibri"/>
-              </w:rPr>
-              <w:t xml:space="preserve">. This often means that </w:t>
-            </w:r>
-            <w:r>
-              <w:rPr>
-                <w:b/>
-                <w:bCs/>
-                <w:i/>
-                <w:iCs/>
-                <w:sz w:val="18"/>
-                <w:szCs w:val="18"/>
-                <w:rFonts w:ascii="Calibri" w:cs="Calibri" w:eastAsia="Calibri" w:hAnsi="Calibri"/>
-              </w:rPr>
-              <w:t xml:space="preserve">user requests coming from various locations are needed, not just from the testing location</w:t>
-            </w:r>
-            <w:r>
-              <w:rPr>
-                <w:i/>
-                <w:iCs/>
-                <w:sz w:val="18"/>
-                <w:szCs w:val="18"/>
-                <w:rFonts w:ascii="Calibri" w:cs="Calibri" w:eastAsia="Calibri" w:hAnsi="Calibri"/>
-              </w:rPr>
-              <w:t xml:space="preserve">.</w:t>
-            </w:r>
-            <w:r>
-              <w:rPr>
-                <w:sz w:val="18"/>
-                <w:szCs w:val="18"/>
-                <w:rFonts w:ascii="Calibri" w:cs="Calibri" w:eastAsia="Calibri" w:hAnsi="Calibri"/>
-              </w:rPr>
-              <w:t xml:space="preserve">" This is the rationale for </w:t>
-            </w:r>
-            <w:r>
-              <w:rPr>
-                <w:b/>
-                <w:bCs/>
-                <w:sz w:val="18"/>
-                <w:szCs w:val="18"/>
-                <w:rFonts w:ascii="Calibri" w:cs="Calibri" w:eastAsia="Calibri" w:hAnsi="Calibri"/>
-              </w:rPr>
-              <w:t xml:space="preserve">multiple points of presence</w:t>
-            </w:r>
-            <w:r>
-              <w:rPr>
-                <w:sz w:val="18"/>
-                <w:szCs w:val="18"/>
-                <w:rFonts w:ascii="Calibri" w:cs="Calibri" w:eastAsia="Calibri" w:hAnsi="Calibri"/>
-              </w:rPr>
-              <w:t xml:space="preserve">.</w:t>
+              <w:t xml:space="preserve"> The four factors are exactly those in (d). </w:t>
+            </w:r>
+            <w:r>
+              <w:rPr>
+                <w:b/>
+                <w:bCs/>
+                <w:sz w:val="18"/>
+                <w:szCs w:val="18"/>
+                <w:rFonts w:ascii="Calibri" w:cs="Calibri" w:eastAsia="Calibri" w:hAnsi="Calibri"/>
+              </w:rPr>
+              <w:t xml:space="preserve">Compatibility</w:t>
+            </w:r>
+            <w:r>
+              <w:rPr>
+                <w:sz w:val="18"/>
+                <w:szCs w:val="18"/>
+                <w:rFonts w:ascii="Calibri" w:cs="Calibri" w:eastAsia="Calibri" w:hAnsi="Calibri"/>
+              </w:rPr>
+              <w:t xml:space="preserve"> breaks down into </w:t>
+            </w:r>
+            <w:r>
+              <w:rPr>
+                <w:b/>
+                <w:bCs/>
+                <w:sz w:val="18"/>
+                <w:szCs w:val="18"/>
+                <w:rFonts w:ascii="Calibri" w:cs="Calibri" w:eastAsia="Calibri" w:hAnsi="Calibri"/>
+              </w:rPr>
+              <w:t xml:space="preserve">protocols · interfaces to external components · platforms</w:t>
+            </w:r>
+            <w:r>
+              <w:rPr>
+                <w:sz w:val="18"/>
+                <w:szCs w:val="18"/>
+                <w:rFonts w:ascii="Calibri" w:cs="Calibri" w:eastAsia="Calibri" w:hAnsi="Calibri"/>
+              </w:rPr>
+              <w:t xml:space="preserve">; </w:t>
+            </w:r>
+            <w:r>
+              <w:rPr>
+                <w:b/>
+                <w:bCs/>
+                <w:sz w:val="18"/>
+                <w:szCs w:val="18"/>
+                <w:rFonts w:ascii="Calibri" w:cs="Calibri" w:eastAsia="Calibri" w:hAnsi="Calibri"/>
+              </w:rPr>
+              <w:t xml:space="preserve">scalability</w:t>
+            </w:r>
+            <w:r>
+              <w:rPr>
+                <w:sz w:val="18"/>
+                <w:szCs w:val="18"/>
+                <w:rFonts w:ascii="Calibri" w:cs="Calibri" w:eastAsia="Calibri" w:hAnsi="Calibri"/>
+              </w:rPr>
+              <w:t xml:space="preserve"> into </w:t>
+            </w:r>
+            <w:r>
+              <w:rPr>
+                <w:b/>
+                <w:bCs/>
+                <w:sz w:val="18"/>
+                <w:szCs w:val="18"/>
+                <w:rFonts w:ascii="Calibri" w:cs="Calibri" w:eastAsia="Calibri" w:hAnsi="Calibri"/>
+              </w:rPr>
+              <w:t xml:space="preserve">maximum licences · load generation workstation/server configuration · multiple points of presence</w:t>
+            </w:r>
+            <w:r>
+              <w:rPr>
+                <w:sz w:val="18"/>
+                <w:szCs w:val="18"/>
+                <w:rFonts w:ascii="Calibri" w:cs="Calibri" w:eastAsia="Calibri" w:hAnsi="Calibri"/>
+              </w:rPr>
+              <w:t xml:space="preserve">; </w:t>
+            </w:r>
+            <w:r>
+              <w:rPr>
+                <w:b/>
+                <w:bCs/>
+                <w:sz w:val="18"/>
+                <w:szCs w:val="18"/>
+                <w:rFonts w:ascii="Calibri" w:cs="Calibri" w:eastAsia="Calibri" w:hAnsi="Calibri"/>
+              </w:rPr>
+              <w:t xml:space="preserve">understandability</w:t>
+            </w:r>
+            <w:r>
+              <w:rPr>
+                <w:sz w:val="18"/>
+                <w:szCs w:val="18"/>
+                <w:rFonts w:ascii="Calibri" w:cs="Calibri" w:eastAsia="Calibri" w:hAnsi="Calibri"/>
+              </w:rPr>
+              <w:t xml:space="preserve"> is about </w:t>
+            </w:r>
+            <w:r>
+              <w:rPr>
+                <w:b/>
+                <w:bCs/>
+                <w:sz w:val="18"/>
+                <w:szCs w:val="18"/>
+                <w:rFonts w:ascii="Calibri" w:cs="Calibri" w:eastAsia="Calibri" w:hAnsi="Calibri"/>
+              </w:rPr>
+              <w:t xml:space="preserve">the level of technical knowledge needed</w:t>
+            </w:r>
+            <w:r>
+              <w:rPr>
+                <w:sz w:val="18"/>
+                <w:szCs w:val="18"/>
+                <w:rFonts w:ascii="Calibri" w:cs="Calibri" w:eastAsia="Calibri" w:hAnsi="Calibri"/>
+              </w:rPr>
+              <w:t xml:space="preserve">; and </w:t>
+            </w:r>
+            <w:r>
+              <w:rPr>
+                <w:b/>
+                <w:bCs/>
+                <w:sz w:val="18"/>
+                <w:szCs w:val="18"/>
+                <w:rFonts w:ascii="Calibri" w:cs="Calibri" w:eastAsia="Calibri" w:hAnsi="Calibri"/>
+              </w:rPr>
+              <w:t xml:space="preserve">monitoring</w:t>
+            </w:r>
+            <w:r>
+              <w:rPr>
+                <w:sz w:val="18"/>
+                <w:szCs w:val="18"/>
+                <w:rFonts w:ascii="Calibri" w:cs="Calibri" w:eastAsia="Calibri" w:hAnsi="Calibri"/>
+              </w:rPr>
+              <w:t xml:space="preserve"> poses </w:t>
+            </w:r>
+            <w:r>
+              <w:rPr>
+                <w:b/>
+                <w:bCs/>
+                <w:sz w:val="18"/>
+                <w:szCs w:val="18"/>
+                <w:rFonts w:ascii="Calibri" w:cs="Calibri" w:eastAsia="Calibri" w:hAnsi="Calibri"/>
+              </w:rPr>
+              <w:t xml:space="preserve">three questions</w:t>
+            </w:r>
+            <w:r>
+              <w:rPr>
+                <w:sz w:val="18"/>
+                <w:szCs w:val="18"/>
+                <w:rFonts w:ascii="Calibri" w:cs="Calibri" w:eastAsia="Calibri" w:hAnsi="Calibri"/>
+              </w:rPr>
+              <w:t xml:space="preserve"> about sufficiency, supplementation and correlation to defined transactions.</w:t>
             </w:r>
           </w:p>
         </w:tc>
@@ -13572,7 +13687,7 @@
           <w:szCs w:val="19"/>
           <w:rFonts w:ascii="Calibri" w:cs="Calibri" w:eastAsia="Calibri" w:hAnsi="Calibri"/>
         </w:rPr>
-        <w:t xml:space="preserve">Q8. Tricky · trade-off</w:t>
+        <w:t xml:space="preserve">Q8. Tricky</w:t>
       </w:r>
     </w:p>
     <w:p>
@@ -13586,7 +13701,7 @@
           <w:szCs w:val="19"/>
           <w:rFonts w:ascii="Calibri" w:cs="Calibri" w:eastAsia="Calibri" w:hAnsi="Calibri"/>
         </w:rPr>
-        <w:t xml:space="preserve">What does the syllabus say about environments set up with multiple points of presence?</w:t>
+        <w:t xml:space="preserve">What advantage does the syllabus attach to monitoring that is a separate program, tool set or whole stack?</w:t>
       </w:r>
     </w:p>
     <w:p>
@@ -13601,7 +13716,7 @@
           <w:szCs w:val="18"/>
           <w:rFonts w:ascii="Calibri" w:cs="Calibri" w:eastAsia="Calibri" w:hAnsi="Calibri"/>
         </w:rPr>
-        <w:t xml:space="preserve">a) They eliminate all network-related variability from the results</w:t>
+        <w:t xml:space="preserve">a) It removes the need for a load management console</w:t>
       </w:r>
     </w:p>
     <w:p>
@@ -13612,14 +13727,11 @@
       </w:pPr>
       <w:r>
         <w:rPr>
-          <w:b/>
-          <w:bCs/>
-          <w:color w:val="1E6B3A"/>
           <w:sz w:val="18"/>
           <w:szCs w:val="18"/>
           <w:rFonts w:ascii="Calibri" w:cs="Calibri" w:eastAsia="Calibri" w:hAnsi="Calibri"/>
         </w:rPr>
-        <w:t xml:space="preserve">b) They distribute where the load is originating from so that it is not all coming from a single network, providing realism — though they can sometimes skew results if intermediate network hops create delays   ✔</w:t>
+        <w:t xml:space="preserve">b) It guarantees the monitoring will be correlated to defined transactions</w:t>
       </w:r>
     </w:p>
     <w:p>
@@ -13630,11 +13742,14 @@
       </w:pPr>
       <w:r>
         <w:rPr>
+          <w:b/>
+          <w:bCs/>
+          <w:color w:val="1E6B3A"/>
           <w:sz w:val="18"/>
           <w:szCs w:val="18"/>
           <w:rFonts w:ascii="Calibri" w:cs="Calibri" w:eastAsia="Calibri" w:hAnsi="Calibri"/>
         </w:rPr>
-        <w:t xml:space="preserve">c) They are required by all licence models</w:t>
+        <w:t xml:space="preserve">c) It can be used to monitor the production environment when the product is released   ✔</w:t>
       </w:r>
     </w:p>
     <w:p>
@@ -13649,7 +13764,7 @@
           <w:szCs w:val="18"/>
           <w:rFonts w:ascii="Calibri" w:cs="Calibri" w:eastAsia="Calibri" w:hAnsi="Calibri"/>
         </w:rPr>
-        <w:t xml:space="preserve">d) They remove the need for network emulation on mobile projects</w:t>
+        <w:t xml:space="preserve">d) It eliminates the probe effect</w:t>
       </w:r>
     </w:p>
     <w:tbl>
@@ -13692,7 +13807,7 @@
                 <w:szCs w:val="18"/>
                 <w:rFonts w:ascii="Calibri" w:cs="Calibri" w:eastAsia="Calibri" w:hAnsi="Calibri"/>
               </w:rPr>
-              <w:t xml:space="preserve">Correct answer: b   |   LO: PTFL-5.1.1 (K2) | Syllabus §5.1</w:t>
+              <w:t xml:space="preserve">Correct answer: c   |   LO: PTFL-5.2.1 (K4) | Syllabus §5.2</w:t>
             </w:r>
           </w:p>
         </w:tc>
@@ -13730,79 +13845,99 @@
                 <w:szCs w:val="18"/>
                 <w:rFonts w:ascii="Calibri" w:cs="Calibri" w:eastAsia="Calibri" w:hAnsi="Calibri"/>
               </w:rPr>
-              <w:t xml:space="preserve"> The syllabus gives both halves — the benefit and the caveat — in one sentence pair. Note the contrast with </w:t>
-            </w:r>
-            <w:r>
-              <w:rPr>
-                <w:b/>
-                <w:bCs/>
-                <w:sz w:val="18"/>
-                <w:szCs w:val="18"/>
-                <w:rFonts w:ascii="Calibri" w:cs="Calibri" w:eastAsia="Calibri" w:hAnsi="Calibri"/>
-              </w:rPr>
-              <w:t xml:space="preserve">PTFL-4.2.8</w:t>
-            </w:r>
-            <w:r>
-              <w:rPr>
-                <w:sz w:val="18"/>
-                <w:szCs w:val="18"/>
-                <w:rFonts w:ascii="Calibri" w:cs="Calibri" w:eastAsia="Calibri" w:hAnsi="Calibri"/>
-              </w:rPr>
-              <w:t xml:space="preserve">, where </w:t>
-            </w:r>
-            <w:r>
-              <w:rPr>
-                <w:b/>
-                <w:bCs/>
-                <w:sz w:val="18"/>
-                <w:szCs w:val="18"/>
-                <w:rFonts w:ascii="Calibri" w:cs="Calibri" w:eastAsia="Calibri" w:hAnsi="Calibri"/>
-              </w:rPr>
-              <w:t xml:space="preserve">network emulation remains the most viable option for mobile systems due to the variances in the network types that can be used</w:t>
-            </w:r>
-            <w:r>
-              <w:rPr>
-                <w:sz w:val="18"/>
-                <w:szCs w:val="18"/>
-                <w:rFonts w:ascii="Calibri" w:cs="Calibri" w:eastAsia="Calibri" w:hAnsi="Calibri"/>
-              </w:rPr>
-              <w:t xml:space="preserve">, while for </w:t>
-            </w:r>
-            <w:r>
-              <w:rPr>
-                <w:b/>
-                <w:bCs/>
-                <w:sz w:val="18"/>
-                <w:szCs w:val="18"/>
-                <w:rFonts w:ascii="Calibri" w:cs="Calibri" w:eastAsia="Calibri" w:hAnsi="Calibri"/>
-              </w:rPr>
-              <w:t xml:space="preserve">global systems</w:t>
-            </w:r>
-            <w:r>
-              <w:rPr>
-                <w:sz w:val="18"/>
-                <w:szCs w:val="18"/>
-                <w:rFonts w:ascii="Calibri" w:cs="Calibri" w:eastAsia="Calibri" w:hAnsi="Calibri"/>
-              </w:rPr>
-              <w:t xml:space="preserve"> one approach is to </w:t>
-            </w:r>
-            <w:r>
-              <w:rPr>
-                <w:b/>
-                <w:bCs/>
-                <w:sz w:val="18"/>
-                <w:szCs w:val="18"/>
-                <w:rFonts w:ascii="Calibri" w:cs="Calibri" w:eastAsia="Calibri" w:hAnsi="Calibri"/>
-              </w:rPr>
-              <w:t xml:space="preserve">deploy load generators in places where users are located</w:t>
-            </w:r>
-            <w:r>
-              <w:rPr>
-                <w:sz w:val="18"/>
-                <w:szCs w:val="18"/>
-                <w:rFonts w:ascii="Calibri" w:cs="Calibri" w:eastAsia="Calibri" w:hAnsi="Calibri"/>
-              </w:rPr>
-              <w:t xml:space="preserve">.</w:t>
+              <w:t xml:space="preserve"> "</w:t>
+            </w:r>
+            <w:r>
+              <w:rPr>
+                <w:b/>
+                <w:bCs/>
+                <w:i/>
+                <w:iCs/>
+                <w:sz w:val="18"/>
+                <w:szCs w:val="18"/>
+                <w:rFonts w:ascii="Calibri" w:cs="Calibri" w:eastAsia="Calibri" w:hAnsi="Calibri"/>
+              </w:rPr>
+              <w:t xml:space="preserve">When monitoring is a separate program/tools/whole stack then it can be used to monitor production environment when the product is released.</w:t>
+            </w:r>
+            <w:r>
+              <w:rPr>
+                <w:sz w:val="18"/>
+                <w:szCs w:val="18"/>
+                <w:rFonts w:ascii="Calibri" w:cs="Calibri" w:eastAsia="Calibri" w:hAnsi="Calibri"/>
+              </w:rPr>
+              <w:t xml:space="preserve">" The same idea appears in </w:t>
+            </w:r>
+            <w:r>
+              <w:rPr>
+                <w:b/>
+                <w:bCs/>
+                <w:sz w:val="18"/>
+                <w:szCs w:val="18"/>
+                <w:rFonts w:ascii="Calibri" w:cs="Calibri" w:eastAsia="Calibri" w:hAnsi="Calibri"/>
+              </w:rPr>
+              <w:t xml:space="preserve">§5.1</w:t>
+            </w:r>
+            <w:r>
+              <w:rPr>
+                <w:sz w:val="18"/>
+                <w:szCs w:val="18"/>
+                <w:rFonts w:ascii="Calibri" w:cs="Calibri" w:eastAsia="Calibri" w:hAnsi="Calibri"/>
+              </w:rPr>
+              <w:t xml:space="preserve"> (monitoring tools </w:t>
+            </w:r>
+            <w:r>
+              <w:rPr>
+                <w:b/>
+                <w:bCs/>
+                <w:sz w:val="18"/>
+                <w:szCs w:val="18"/>
+                <w:rFonts w:ascii="Calibri" w:cs="Calibri" w:eastAsia="Calibri" w:hAnsi="Calibri"/>
+              </w:rPr>
+              <w:t xml:space="preserve">may also be used to monitor a production environment when the product is released</w:t>
+            </w:r>
+            <w:r>
+              <w:rPr>
+                <w:sz w:val="18"/>
+                <w:szCs w:val="18"/>
+                <w:rFonts w:ascii="Calibri" w:cs="Calibri" w:eastAsia="Calibri" w:hAnsi="Calibri"/>
+              </w:rPr>
+              <w:t xml:space="preserve">) and in </w:t>
+            </w:r>
+            <w:r>
+              <w:rPr>
+                <w:b/>
+                <w:bCs/>
+                <w:sz w:val="18"/>
+                <w:szCs w:val="18"/>
+                <w:rFonts w:ascii="Calibri" w:cs="Calibri" w:eastAsia="Calibri" w:hAnsi="Calibri"/>
+              </w:rPr>
+              <w:t xml:space="preserve">PTFL-2.3.1</w:t>
+            </w:r>
+            <w:r>
+              <w:rPr>
+                <w:sz w:val="18"/>
+                <w:szCs w:val="18"/>
+                <w:rFonts w:ascii="Calibri" w:cs="Calibri" w:eastAsia="Calibri" w:hAnsi="Calibri"/>
+              </w:rPr>
+              <w:t xml:space="preserve"> (monitoring tools </w:t>
+            </w:r>
+            <w:r>
+              <w:rPr>
+                <w:b/>
+                <w:bCs/>
+                <w:sz w:val="18"/>
+                <w:szCs w:val="18"/>
+                <w:rFonts w:ascii="Calibri" w:cs="Calibri" w:eastAsia="Calibri" w:hAnsi="Calibri"/>
+              </w:rPr>
+              <w:t xml:space="preserve">monitor system performance on an ongoing basis and alert system administrators</w:t>
+            </w:r>
+            <w:r>
+              <w:rPr>
+                <w:sz w:val="18"/>
+                <w:szCs w:val="18"/>
+                <w:rFonts w:ascii="Calibri" w:cs="Calibri" w:eastAsia="Calibri" w:hAnsi="Calibri"/>
+              </w:rPr>
+              <w:t xml:space="preserve">).</w:t>
             </w:r>
           </w:p>
         </w:tc>
@@ -13827,7 +13962,24 @@
           <w:szCs w:val="19"/>
           <w:rFonts w:ascii="Calibri" w:cs="Calibri" w:eastAsia="Calibri" w:hAnsi="Calibri"/>
         </w:rPr>
-        <w:t xml:space="preserve">Q9. Licence</w:t>
+        <w:t xml:space="preserve">Q9. K4 · elimination</w:t>
+      </w:r>
+    </w:p>
+    <w:p>
+      <w:pPr>
+        <w:keepNext/>
+        <w:spacing w:after="70" w:line="264"/>
+        <w:jc w:val="both"/>
+      </w:pPr>
+      <w:r>
+        <w:rPr>
+          <w:i/>
+          <w:iCs/>
+          <w:sz w:val="18"/>
+          <w:szCs w:val="18"/>
+          <w:rFonts w:ascii="Calibri" w:cs="Calibri" w:eastAsia="Calibri" w:hAnsi="Calibri"/>
+        </w:rPr>
+        <w:t xml:space="preserve">A team has confirmed that the candidate tool supports every protocol the system uses, integrates with their CI pipeline, runs on their standard platforms, and can simulate three times the peak concurrent users they will need from three points of presence. The tool's own monitoring is thin, but the operations team already runs a full observability stack.</w:t>
       </w:r>
     </w:p>
     <w:p>
@@ -13841,7 +13993,7 @@
           <w:szCs w:val="19"/>
           <w:rFonts w:ascii="Calibri" w:cs="Calibri" w:eastAsia="Calibri" w:hAnsi="Calibri"/>
         </w:rPr>
-        <w:t xml:space="preserve">Which three licence models does the syllabus name for performance test tools?</w:t>
+        <w:t xml:space="preserve">Which of the four selection factors still needs work?</w:t>
       </w:r>
     </w:p>
     <w:p>
@@ -13856,7 +14008,7 @@
           <w:szCs w:val="18"/>
           <w:rFonts w:ascii="Calibri" w:cs="Calibri" w:eastAsia="Calibri" w:hAnsi="Calibri"/>
         </w:rPr>
-        <w:t xml:space="preserve">a) Perpetual, subscription and freemium</w:t>
+        <w:t xml:space="preserve">a) Compatibility</w:t>
       </w:r>
     </w:p>
     <w:p>
@@ -13867,11 +14019,14 @@
       </w:pPr>
       <w:r>
         <w:rPr>
+          <w:b/>
+          <w:bCs/>
+          <w:color w:val="1E6B3A"/>
           <w:sz w:val="18"/>
           <w:szCs w:val="18"/>
           <w:rFonts w:ascii="Calibri" w:cs="Calibri" w:eastAsia="Calibri" w:hAnsi="Calibri"/>
         </w:rPr>
-        <w:t xml:space="preserve">b) Per-transaction, per-protocol and per-environment</w:t>
+        <w:t xml:space="preserve">b) Monitoring — specifically, whether the supplementary tools can be correlated to the defined transactions   ✔</w:t>
       </w:r>
     </w:p>
     <w:p>
@@ -13882,14 +14037,11 @@
       </w:pPr>
       <w:r>
         <w:rPr>
-          <w:b/>
-          <w:bCs/>
-          <w:color w:val="1E6B3A"/>
           <w:sz w:val="18"/>
           <w:szCs w:val="18"/>
           <w:rFonts w:ascii="Calibri" w:cs="Calibri" w:eastAsia="Calibri" w:hAnsi="Calibri"/>
         </w:rPr>
-        <w:t xml:space="preserve">c) Traditional seat/site based with full ownership, cloud-based pay-as-you-go, and open source   ✔</w:t>
+        <w:t xml:space="preserve">c) Scalability</w:t>
       </w:r>
     </w:p>
     <w:p>
@@ -13904,7 +14056,7 @@
           <w:szCs w:val="18"/>
           <w:rFonts w:ascii="Calibri" w:cs="Calibri" w:eastAsia="Calibri" w:hAnsi="Calibri"/>
         </w:rPr>
-        <w:t xml:space="preserve">d) Enterprise, departmental and academic</w:t>
+        <w:t xml:space="preserve">d) None; the tool can be selected as is</w:t>
       </w:r>
     </w:p>
     <w:tbl>
@@ -13947,7 +14099,7 @@
                 <w:szCs w:val="18"/>
                 <w:rFonts w:ascii="Calibri" w:cs="Calibri" w:eastAsia="Calibri" w:hAnsi="Calibri"/>
               </w:rPr>
-              <w:t xml:space="preserve">Correct answer: c   |   LO: PTFL-5.1.1 (K2) | Syllabus §5.1</w:t>
+              <w:t xml:space="preserve">Correct answer: b   |   LO: PTFL-5.2.1 (K4) | Syllabus §5.2</w:t>
             </w:r>
           </w:p>
         </w:tc>
@@ -13985,103 +14137,107 @@
                 <w:szCs w:val="18"/>
                 <w:rFonts w:ascii="Calibri" w:cs="Calibri" w:eastAsia="Calibri" w:hAnsi="Calibri"/>
               </w:rPr>
-              <w:t xml:space="preserve"> "</w:t>
-            </w:r>
-            <w:r>
-              <w:rPr>
-                <w:i/>
-                <w:iCs/>
-                <w:sz w:val="18"/>
-                <w:szCs w:val="18"/>
-                <w:rFonts w:ascii="Calibri" w:cs="Calibri" w:eastAsia="Calibri" w:hAnsi="Calibri"/>
-              </w:rPr>
-              <w:t xml:space="preserve">License models for performance test tools include </w:t>
-            </w:r>
-            <w:r>
-              <w:rPr>
-                <w:b/>
-                <w:bCs/>
-                <w:i/>
-                <w:iCs/>
-                <w:sz w:val="18"/>
-                <w:szCs w:val="18"/>
-                <w:rFonts w:ascii="Calibri" w:cs="Calibri" w:eastAsia="Calibri" w:hAnsi="Calibri"/>
-              </w:rPr>
-              <w:t xml:space="preserve">the traditional seat/site based license with full ownership</w:t>
-            </w:r>
-            <w:r>
-              <w:rPr>
-                <w:i/>
-                <w:iCs/>
-                <w:sz w:val="18"/>
-                <w:szCs w:val="18"/>
-                <w:rFonts w:ascii="Calibri" w:cs="Calibri" w:eastAsia="Calibri" w:hAnsi="Calibri"/>
-              </w:rPr>
-              <w:t xml:space="preserve">, </w:t>
-            </w:r>
-            <w:r>
-              <w:rPr>
-                <w:b/>
-                <w:bCs/>
-                <w:i/>
-                <w:iCs/>
-                <w:sz w:val="18"/>
-                <w:szCs w:val="18"/>
-                <w:rFonts w:ascii="Calibri" w:cs="Calibri" w:eastAsia="Calibri" w:hAnsi="Calibri"/>
-              </w:rPr>
-              <w:t xml:space="preserve">a cloud-based pay-as-you-go license model</w:t>
-            </w:r>
-            <w:r>
-              <w:rPr>
-                <w:i/>
-                <w:iCs/>
-                <w:sz w:val="18"/>
-                <w:szCs w:val="18"/>
-                <w:rFonts w:ascii="Calibri" w:cs="Calibri" w:eastAsia="Calibri" w:hAnsi="Calibri"/>
-              </w:rPr>
-              <w:t xml:space="preserve">, and </w:t>
-            </w:r>
-            <w:r>
-              <w:rPr>
-                <w:b/>
-                <w:bCs/>
-                <w:i/>
-                <w:iCs/>
-                <w:sz w:val="18"/>
-                <w:szCs w:val="18"/>
-                <w:rFonts w:ascii="Calibri" w:cs="Calibri" w:eastAsia="Calibri" w:hAnsi="Calibri"/>
-              </w:rPr>
-              <w:t xml:space="preserve">open source licenses which are free to use in a defined environment or through cloud-based offerings</w:t>
-            </w:r>
-            <w:r>
-              <w:rPr>
-                <w:i/>
-                <w:iCs/>
-                <w:sz w:val="18"/>
-                <w:szCs w:val="18"/>
-                <w:rFonts w:ascii="Calibri" w:cs="Calibri" w:eastAsia="Calibri" w:hAnsi="Calibri"/>
-              </w:rPr>
-              <w:t xml:space="preserve">. </w:t>
-            </w:r>
-            <w:r>
-              <w:rPr>
-                <w:b/>
-                <w:bCs/>
-                <w:i/>
-                <w:iCs/>
-                <w:sz w:val="18"/>
-                <w:szCs w:val="18"/>
-                <w:rFonts w:ascii="Calibri" w:cs="Calibri" w:eastAsia="Calibri" w:hAnsi="Calibri"/>
-              </w:rPr>
-              <w:t xml:space="preserve">Each model implies a different cost structure and may include ongoing maintenance.</w:t>
-            </w:r>
-            <w:r>
-              <w:rPr>
-                <w:sz w:val="18"/>
-                <w:szCs w:val="18"/>
-                <w:rFonts w:ascii="Calibri" w:cs="Calibri" w:eastAsia="Calibri" w:hAnsi="Calibri"/>
-              </w:rPr>
-              <w:t xml:space="preserve">"</w:t>
+              <w:t xml:space="preserve"> Compatibility (</w:t>
+            </w:r>
+            <w:r>
+              <w:rPr>
+                <w:b/>
+                <w:bCs/>
+                <w:sz w:val="18"/>
+                <w:szCs w:val="18"/>
+                <w:rFonts w:ascii="Calibri" w:cs="Calibri" w:eastAsia="Calibri" w:hAnsi="Calibri"/>
+              </w:rPr>
+              <w:t xml:space="preserve">protocols, interfaces, platforms</w:t>
+            </w:r>
+            <w:r>
+              <w:rPr>
+                <w:sz w:val="18"/>
+                <w:szCs w:val="18"/>
+                <w:rFonts w:ascii="Calibri" w:cs="Calibri" w:eastAsia="Calibri" w:hAnsi="Calibri"/>
+              </w:rPr>
+              <w:t xml:space="preserve">) and scalability (</w:t>
+            </w:r>
+            <w:r>
+              <w:rPr>
+                <w:b/>
+                <w:bCs/>
+                <w:sz w:val="18"/>
+                <w:szCs w:val="18"/>
+                <w:rFonts w:ascii="Calibri" w:cs="Calibri" w:eastAsia="Calibri" w:hAnsi="Calibri"/>
+              </w:rPr>
+              <w:t xml:space="preserve">concurrent user simulations, points of presence</w:t>
+            </w:r>
+            <w:r>
+              <w:rPr>
+                <w:sz w:val="18"/>
+                <w:szCs w:val="18"/>
+                <w:rFonts w:ascii="Calibri" w:cs="Calibri" w:eastAsia="Calibri" w:hAnsi="Calibri"/>
+              </w:rPr>
+              <w:t xml:space="preserve">) are both settled. Understandability is not raised. </w:t>
+            </w:r>
+            <w:r>
+              <w:rPr>
+                <w:b/>
+                <w:bCs/>
+                <w:sz w:val="18"/>
+                <w:szCs w:val="18"/>
+                <w:rFonts w:ascii="Calibri" w:cs="Calibri" w:eastAsia="Calibri" w:hAnsi="Calibri"/>
+              </w:rPr>
+              <w:t xml:space="preserve">Monitoring is partly settled</w:t>
+            </w:r>
+            <w:r>
+              <w:rPr>
+                <w:sz w:val="18"/>
+                <w:szCs w:val="18"/>
+                <w:rFonts w:ascii="Calibri" w:cs="Calibri" w:eastAsia="Calibri" w:hAnsi="Calibri"/>
+              </w:rPr>
+              <w:t xml:space="preserve"> — the second question, </w:t>
+            </w:r>
+            <w:r>
+              <w:rPr>
+                <w:b/>
+                <w:bCs/>
+                <w:sz w:val="18"/>
+                <w:szCs w:val="18"/>
+                <w:rFonts w:ascii="Calibri" w:cs="Calibri" w:eastAsia="Calibri" w:hAnsi="Calibri"/>
+              </w:rPr>
+              <w:t xml:space="preserve">are there other monitoring tools available in the environment that can be used to supplement the monitoring by the tool</w:t>
+            </w:r>
+            <w:r>
+              <w:rPr>
+                <w:sz w:val="18"/>
+                <w:szCs w:val="18"/>
+                <w:rFonts w:ascii="Calibri" w:cs="Calibri" w:eastAsia="Calibri" w:hAnsi="Calibri"/>
+              </w:rPr>
+              <w:t xml:space="preserve">, is answered — but the third, </w:t>
+            </w:r>
+            <w:r>
+              <w:rPr>
+                <w:b/>
+                <w:bCs/>
+                <w:sz w:val="18"/>
+                <w:szCs w:val="18"/>
+                <w:rFonts w:ascii="Calibri" w:cs="Calibri" w:eastAsia="Calibri" w:hAnsi="Calibri"/>
+              </w:rPr>
+              <w:t xml:space="preserve">can the monitoring be correlated to the defined transactions</w:t>
+            </w:r>
+            <w:r>
+              <w:rPr>
+                <w:sz w:val="18"/>
+                <w:szCs w:val="18"/>
+                <w:rFonts w:ascii="Calibri" w:cs="Calibri" w:eastAsia="Calibri" w:hAnsi="Calibri"/>
+              </w:rPr>
+              <w:t xml:space="preserve">, is not. </w:t>
+            </w:r>
+            <w:r>
+              <w:rPr>
+                <w:b/>
+                <w:bCs/>
+                <w:sz w:val="18"/>
+                <w:szCs w:val="18"/>
+                <w:rFonts w:ascii="Calibri" w:cs="Calibri" w:eastAsia="Calibri" w:hAnsi="Calibri"/>
+              </w:rPr>
+              <w:t xml:space="preserve">All of these questions must be answered.</w:t>
             </w:r>
           </w:p>
         </w:tc>
@@ -14106,3822 +14262,7 @@
           <w:szCs w:val="19"/>
           <w:rFonts w:ascii="Calibri" w:cs="Calibri" w:eastAsia="Calibri" w:hAnsi="Calibri"/>
         </w:rPr>
-        <w:t xml:space="preserve">Q10. Tricky · licence</w:t>
-      </w:r>
-    </w:p>
-    <w:p>
-      <w:pPr>
-        <w:keepNext/>
-        <w:spacing w:after="60" w:line="264"/>
-      </w:pPr>
-      <w:r>
-        <w:rPr>
-          <w:sz w:val="19"/>
-          <w:szCs w:val="19"/>
-          <w:rFonts w:ascii="Calibri" w:cs="Calibri" w:eastAsia="Calibri" w:hAnsi="Calibri"/>
-        </w:rPr>
-        <w:t xml:space="preserve">Which statement about pay-as-you-go tools matches the official rationale?</w:t>
-      </w:r>
-    </w:p>
-    <w:p>
-      <w:pPr>
-        <w:keepNext/>
-        <w:spacing w:after="40" w:line="258"/>
-        <w:ind w:left="300" w:hanging="160"/>
-      </w:pPr>
-      <w:r>
-        <w:rPr>
-          <w:b/>
-          <w:bCs/>
-          <w:color w:val="1E6B3A"/>
-          <w:sz w:val="18"/>
-          <w:szCs w:val="18"/>
-          <w:rFonts w:ascii="Calibri" w:cs="Calibri" w:eastAsia="Calibri" w:hAnsi="Calibri"/>
-        </w:rPr>
-        <w:t xml:space="preserve">a) They are often cloud-based tools, but not all cloud-based tools are pay-as-you-go   ✔</w:t>
-      </w:r>
-    </w:p>
-    <w:p>
-      <w:pPr>
-        <w:keepNext/>
-        <w:spacing w:after="40" w:line="258"/>
-        <w:ind w:left="300" w:hanging="160"/>
-      </w:pPr>
-      <w:r>
-        <w:rPr>
-          <w:sz w:val="18"/>
-          <w:szCs w:val="18"/>
-          <w:rFonts w:ascii="Calibri" w:cs="Calibri" w:eastAsia="Calibri" w:hAnsi="Calibri"/>
-        </w:rPr>
-        <w:t xml:space="preserve">b) All cloud-based tools are pay-as-you-go by definition</w:t>
-      </w:r>
-    </w:p>
-    <w:p>
-      <w:pPr>
-        <w:keepNext/>
-        <w:spacing w:after="40" w:line="258"/>
-        <w:ind w:left="300" w:hanging="160"/>
-      </w:pPr>
-      <w:r>
-        <w:rPr>
-          <w:sz w:val="18"/>
-          <w:szCs w:val="18"/>
-          <w:rFonts w:ascii="Calibri" w:cs="Calibri" w:eastAsia="Calibri" w:hAnsi="Calibri"/>
-        </w:rPr>
-        <w:t xml:space="preserve">c) Pay-as-you-go tools are always open source</w:t>
-      </w:r>
-    </w:p>
-    <w:p>
-      <w:pPr>
-        <w:keepNext/>
-        <w:spacing w:after="40" w:line="258"/>
-        <w:ind w:left="300" w:hanging="160"/>
-      </w:pPr>
-      <w:r>
-        <w:rPr>
-          <w:sz w:val="18"/>
-          <w:szCs w:val="18"/>
-          <w:rFonts w:ascii="Calibri" w:cs="Calibri" w:eastAsia="Calibri" w:hAnsi="Calibri"/>
-        </w:rPr>
-        <w:t xml:space="preserve">d) Pay-as-you-go tools cannot generate load from multiple points of presence</w:t>
-      </w:r>
-    </w:p>
-    <w:tbl>
-      <w:tblPr>
-        <w:tblW w:type="dxa" w:w="9638"/>
-        <w:tblBorders>
-          <w:top w:val="single" w:color="1E6B3A" w:sz="6"/>
-          <w:left w:val="single" w:color="1E6B3A" w:sz="6"/>
-          <w:bottom w:val="single" w:color="1E6B3A" w:sz="6"/>
-          <w:right w:val="single" w:color="1E6B3A" w:sz="6"/>
-          <w:insideH w:val="single" w:color="1E6B3A" w:sz="3"/>
-          <w:insideV w:val="none" w:color="1E6B3A" w:sz="0"/>
-        </w:tblBorders>
-      </w:tblPr>
-      <w:tblGrid>
-        <w:gridCol w:w="9638"/>
-      </w:tblGrid>
-      <w:tr>
-        <w:tc>
-          <w:tcPr>
-            <w:tcW w:type="dxa" w:w="9638"/>
-            <w:shd w:fill="E8F3EC" w:color="auto" w:val="clear"/>
-            <w:tcMar>
-              <w:top w:type="dxa" w:w="90"/>
-              <w:left w:type="dxa" w:w="140"/>
-              <w:bottom w:type="dxa" w:w="60"/>
-              <w:right w:type="dxa" w:w="140"/>
-            </w:tcMar>
-          </w:tcPr>
-          <w:p>
-            <w:pPr>
-              <w:spacing w:after="0"/>
-            </w:pPr>
-            <w:r>
-              <w:rPr>
-                <w:b/>
-                <w:bCs/>
-                <w:color w:val="1E6B3A"/>
-                <w:sz w:val="18"/>
-                <w:szCs w:val="18"/>
-                <w:rFonts w:ascii="Calibri" w:cs="Calibri" w:eastAsia="Calibri" w:hAnsi="Calibri"/>
-              </w:rPr>
-              <w:t xml:space="preserve">Correct answer: a   |   LO: PTFL-5.1.1 (K2) | Syllabus §5.1</w:t>
-            </w:r>
-          </w:p>
-        </w:tc>
-      </w:tr>
-      <w:tr>
-        <w:tc>
-          <w:tcPr>
-            <w:tcW w:type="dxa" w:w="9638"/>
-            <w:shd w:fill="E8F3EC" w:color="auto" w:val="clear"/>
-            <w:tcMar>
-              <w:top w:type="dxa" w:w="60"/>
-              <w:left w:type="dxa" w:w="140"/>
-              <w:bottom w:type="dxa" w:w="90"/>
-              <w:right w:type="dxa" w:w="140"/>
-            </w:tcMar>
-          </w:tcPr>
-          <w:p>
-            <w:pPr>
-              <w:spacing w:after="0" w:line="258"/>
-              <w:jc w:val="both"/>
-            </w:pPr>
-            <w:r>
-              <w:rPr>
-                <w:b/>
-                <w:bCs/>
-                <w:sz w:val="18"/>
-                <w:szCs w:val="18"/>
-                <w:rFonts w:ascii="Calibri" w:cs="Calibri" w:eastAsia="Calibri" w:hAnsi="Calibri"/>
-              </w:rPr>
-              <w:t xml:space="preserve">Why:</w:t>
-            </w:r>
-            <w:r>
-              <w:rPr>
-                <w:sz w:val="18"/>
-                <w:szCs w:val="18"/>
-                <w:rFonts w:ascii="Calibri" w:cs="Calibri" w:eastAsia="Calibri" w:hAnsi="Calibri"/>
-              </w:rPr>
-              <w:t xml:space="preserve"> The official rationale for question #39 states exactly this: </w:t>
-            </w:r>
-            <w:r>
-              <w:rPr>
-                <w:b/>
-                <w:bCs/>
-                <w:sz w:val="18"/>
-                <w:szCs w:val="18"/>
-                <w:rFonts w:ascii="Calibri" w:cs="Calibri" w:eastAsia="Calibri" w:hAnsi="Calibri"/>
-              </w:rPr>
-              <w:t xml:space="preserve">these are often cloud-based tools but not all cloud-based tools are pay-as-you-go</w:t>
-            </w:r>
-            <w:r>
-              <w:rPr>
-                <w:sz w:val="18"/>
-                <w:szCs w:val="18"/>
-                <w:rFonts w:ascii="Calibri" w:cs="Calibri" w:eastAsia="Calibri" w:hAnsi="Calibri"/>
-              </w:rPr>
-              <w:t xml:space="preserve">. It is a small distinction, and precisely the kind of qualifier the exam uses to build distractors.</w:t>
-            </w:r>
-          </w:p>
-        </w:tc>
-      </w:tr>
-    </w:tbl>
-    <w:p>
-      <w:pPr>
-        <w:spacing w:after="120"/>
-      </w:pPr>
-    </w:p>
-    <w:p>
-      <w:pPr>
-        <w:keepNext/>
-        <w:spacing w:before="200" w:after="60"/>
-      </w:pPr>
-      <w:r>
-        <w:rPr>
-          <w:b/>
-          <w:bCs/>
-          <w:color w:val="1F3864"/>
-          <w:sz w:val="19"/>
-          <w:szCs w:val="19"/>
-          <w:rFonts w:ascii="Calibri" w:cs="Calibri" w:eastAsia="Calibri" w:hAnsi="Calibri"/>
-        </w:rPr>
-        <w:t xml:space="preserve">Q11. Recall</w:t>
-      </w:r>
-    </w:p>
-    <w:p>
-      <w:pPr>
-        <w:keepNext/>
-        <w:spacing w:after="60" w:line="264"/>
-      </w:pPr>
-      <w:r>
-        <w:rPr>
-          <w:sz w:val="19"/>
-          <w:szCs w:val="19"/>
-          <w:rFonts w:ascii="Calibri" w:cs="Calibri" w:eastAsia="Calibri" w:hAnsi="Calibri"/>
-        </w:rPr>
-        <w:t xml:space="preserve">What does the syllabus say is true of any tool selected, regardless of licence model?</w:t>
-      </w:r>
-    </w:p>
-    <w:p>
-      <w:pPr>
-        <w:keepNext/>
-        <w:spacing w:after="40" w:line="258"/>
-        <w:ind w:left="300" w:hanging="160"/>
-      </w:pPr>
-      <w:r>
-        <w:rPr>
-          <w:sz w:val="18"/>
-          <w:szCs w:val="18"/>
-          <w:rFonts w:ascii="Calibri" w:cs="Calibri" w:eastAsia="Calibri" w:hAnsi="Calibri"/>
-        </w:rPr>
-        <w:t xml:space="preserve">a) It will require a dedicated administrator</w:t>
-      </w:r>
-    </w:p>
-    <w:p>
-      <w:pPr>
-        <w:keepNext/>
-        <w:spacing w:after="40" w:line="258"/>
-        <w:ind w:left="300" w:hanging="160"/>
-      </w:pPr>
-      <w:r>
-        <w:rPr>
-          <w:sz w:val="18"/>
-          <w:szCs w:val="18"/>
-          <w:rFonts w:ascii="Calibri" w:cs="Calibri" w:eastAsia="Calibri" w:hAnsi="Calibri"/>
-        </w:rPr>
-        <w:t xml:space="preserve">b) It will need a cloud-based environment</w:t>
-      </w:r>
-    </w:p>
-    <w:p>
-      <w:pPr>
-        <w:keepNext/>
-        <w:spacing w:after="40" w:line="258"/>
-        <w:ind w:left="300" w:hanging="160"/>
-      </w:pPr>
-      <w:r>
-        <w:rPr>
-          <w:sz w:val="18"/>
-          <w:szCs w:val="18"/>
-          <w:rFonts w:ascii="Calibri" w:cs="Calibri" w:eastAsia="Calibri" w:hAnsi="Calibri"/>
-        </w:rPr>
-        <w:t xml:space="preserve">c) It will support at least Layers 5 to 7 of the OSI model</w:t>
-      </w:r>
-    </w:p>
-    <w:p>
-      <w:pPr>
-        <w:keepNext/>
-        <w:spacing w:after="40" w:line="258"/>
-        <w:ind w:left="300" w:hanging="160"/>
-      </w:pPr>
-      <w:r>
-        <w:rPr>
-          <w:b/>
-          <w:bCs/>
-          <w:color w:val="1E6B3A"/>
-          <w:sz w:val="18"/>
-          <w:szCs w:val="18"/>
-          <w:rFonts w:ascii="Calibri" w:cs="Calibri" w:eastAsia="Calibri" w:hAnsi="Calibri"/>
-        </w:rPr>
-        <w:t xml:space="preserve">d) Understanding how that tool works, through training and/or self-study, will require time and budget   ✔</w:t>
-      </w:r>
-    </w:p>
-    <w:tbl>
-      <w:tblPr>
-        <w:tblW w:type="dxa" w:w="9638"/>
-        <w:tblBorders>
-          <w:top w:val="single" w:color="1E6B3A" w:sz="6"/>
-          <w:left w:val="single" w:color="1E6B3A" w:sz="6"/>
-          <w:bottom w:val="single" w:color="1E6B3A" w:sz="6"/>
-          <w:right w:val="single" w:color="1E6B3A" w:sz="6"/>
-          <w:insideH w:val="single" w:color="1E6B3A" w:sz="3"/>
-          <w:insideV w:val="none" w:color="1E6B3A" w:sz="0"/>
-        </w:tblBorders>
-      </w:tblPr>
-      <w:tblGrid>
-        <w:gridCol w:w="9638"/>
-      </w:tblGrid>
-      <w:tr>
-        <w:tc>
-          <w:tcPr>
-            <w:tcW w:type="dxa" w:w="9638"/>
-            <w:shd w:fill="E8F3EC" w:color="auto" w:val="clear"/>
-            <w:tcMar>
-              <w:top w:type="dxa" w:w="90"/>
-              <w:left w:type="dxa" w:w="140"/>
-              <w:bottom w:type="dxa" w:w="60"/>
-              <w:right w:type="dxa" w:w="140"/>
-            </w:tcMar>
-          </w:tcPr>
-          <w:p>
-            <w:pPr>
-              <w:spacing w:after="0"/>
-            </w:pPr>
-            <w:r>
-              <w:rPr>
-                <w:b/>
-                <w:bCs/>
-                <w:color w:val="1E6B3A"/>
-                <w:sz w:val="18"/>
-                <w:szCs w:val="18"/>
-                <w:rFonts w:ascii="Calibri" w:cs="Calibri" w:eastAsia="Calibri" w:hAnsi="Calibri"/>
-              </w:rPr>
-              <w:t xml:space="preserve">Correct answer: d   |   LO: PTFL-5.1.1 (K2) | Syllabus §5.1</w:t>
-            </w:r>
-          </w:p>
-        </w:tc>
-      </w:tr>
-      <w:tr>
-        <w:tc>
-          <w:tcPr>
-            <w:tcW w:type="dxa" w:w="9638"/>
-            <w:shd w:fill="E8F3EC" w:color="auto" w:val="clear"/>
-            <w:tcMar>
-              <w:top w:type="dxa" w:w="60"/>
-              <w:left w:type="dxa" w:w="140"/>
-              <w:bottom w:type="dxa" w:w="90"/>
-              <w:right w:type="dxa" w:w="140"/>
-            </w:tcMar>
-          </w:tcPr>
-          <w:p>
-            <w:pPr>
-              <w:spacing w:after="0" w:line="258"/>
-              <w:jc w:val="both"/>
-            </w:pPr>
-            <w:r>
-              <w:rPr>
-                <w:b/>
-                <w:bCs/>
-                <w:sz w:val="18"/>
-                <w:szCs w:val="18"/>
-                <w:rFonts w:ascii="Calibri" w:cs="Calibri" w:eastAsia="Calibri" w:hAnsi="Calibri"/>
-              </w:rPr>
-              <w:t xml:space="preserve">Why:</w:t>
-            </w:r>
-            <w:r>
-              <w:rPr>
-                <w:sz w:val="18"/>
-                <w:szCs w:val="18"/>
-                <w:rFonts w:ascii="Calibri" w:cs="Calibri" w:eastAsia="Calibri" w:hAnsi="Calibri"/>
-              </w:rPr>
-              <w:t xml:space="preserve"> "</w:t>
-            </w:r>
-            <w:r>
-              <w:rPr>
-                <w:b/>
-                <w:bCs/>
-                <w:i/>
-                <w:iCs/>
-                <w:sz w:val="18"/>
-                <w:szCs w:val="18"/>
-                <w:rFonts w:ascii="Calibri" w:cs="Calibri" w:eastAsia="Calibri" w:hAnsi="Calibri"/>
-              </w:rPr>
-              <w:t xml:space="preserve">What is clear is that for any tool selected, understanding how that tool works (through training and/or self-study) will require time and budget.</w:t>
-            </w:r>
-            <w:r>
-              <w:rPr>
-                <w:sz w:val="18"/>
-                <w:szCs w:val="18"/>
-                <w:rFonts w:ascii="Calibri" w:cs="Calibri" w:eastAsia="Calibri" w:hAnsi="Calibri"/>
-              </w:rPr>
-              <w:t xml:space="preserve">" This is the bridge to the </w:t>
-            </w:r>
-            <w:r>
-              <w:rPr>
-                <w:b/>
-                <w:bCs/>
-                <w:sz w:val="18"/>
-                <w:szCs w:val="18"/>
-                <w:rFonts w:ascii="Calibri" w:cs="Calibri" w:eastAsia="Calibri" w:hAnsi="Calibri"/>
-              </w:rPr>
-              <w:t xml:space="preserve">understandability</w:t>
-            </w:r>
-            <w:r>
-              <w:rPr>
-                <w:sz w:val="18"/>
-                <w:szCs w:val="18"/>
-                <w:rFonts w:ascii="Calibri" w:cs="Calibri" w:eastAsia="Calibri" w:hAnsi="Calibri"/>
-              </w:rPr>
-              <w:t xml:space="preserve"> selection factor, where the syllabus warns that the level of technical knowledge needed </w:t>
-            </w:r>
-            <w:r>
-              <w:rPr>
-                <w:b/>
-                <w:bCs/>
-                <w:sz w:val="18"/>
-                <w:szCs w:val="18"/>
-                <w:rFonts w:ascii="Calibri" w:cs="Calibri" w:eastAsia="Calibri" w:hAnsi="Calibri"/>
-              </w:rPr>
-              <w:t xml:space="preserve">is often overlooked and can lead to unskilled testers incorrectly configuring tests, which in turn provide inaccurate results</w:t>
-            </w:r>
-            <w:r>
-              <w:rPr>
-                <w:sz w:val="18"/>
-                <w:szCs w:val="18"/>
-                <w:rFonts w:ascii="Calibri" w:cs="Calibri" w:eastAsia="Calibri" w:hAnsi="Calibri"/>
-              </w:rPr>
-              <w:t xml:space="preserve">.</w:t>
-            </w:r>
-          </w:p>
-        </w:tc>
-      </w:tr>
-    </w:tbl>
-    <w:p>
-      <w:pPr>
-        <w:spacing w:after="120"/>
-      </w:pPr>
-    </w:p>
-    <w:p>
-      <w:pPr>
-        <w:keepNext/>
-        <w:spacing w:before="200" w:after="60"/>
-      </w:pPr>
-      <w:r>
-        <w:rPr>
-          <w:b/>
-          <w:bCs/>
-          <w:color w:val="1F3864"/>
-          <w:sz w:val="19"/>
-          <w:szCs w:val="19"/>
-          <w:rFonts w:ascii="Calibri" w:cs="Calibri" w:eastAsia="Calibri" w:hAnsi="Calibri"/>
-        </w:rPr>
-        <w:t xml:space="preserve">Q12. Application</w:t>
-      </w:r>
-    </w:p>
-    <w:p>
-      <w:pPr>
-        <w:keepNext/>
-        <w:spacing w:after="70" w:line="264"/>
-        <w:jc w:val="both"/>
-      </w:pPr>
-      <w:r>
-        <w:rPr>
-          <w:i/>
-          <w:iCs/>
-          <w:sz w:val="18"/>
-          <w:szCs w:val="18"/>
-          <w:rFonts w:ascii="Calibri" w:cs="Calibri" w:eastAsia="Calibri" w:hAnsi="Calibri"/>
-        </w:rPr>
-        <w:t xml:space="preserve">A tester needs a component that will read the transaction timings produced by twelve running load instances, present them as graphs, and let the test lead halt the run early if errors spike.</w:t>
-      </w:r>
-    </w:p>
-    <w:p>
-      <w:pPr>
-        <w:keepNext/>
-        <w:spacing w:after="60" w:line="264"/>
-      </w:pPr>
-      <w:r>
-        <w:rPr>
-          <w:sz w:val="19"/>
-          <w:szCs w:val="19"/>
-          <w:rFonts w:ascii="Calibri" w:cs="Calibri" w:eastAsia="Calibri" w:hAnsi="Calibri"/>
-        </w:rPr>
-        <w:t xml:space="preserve">Which tool type is being described?</w:t>
-      </w:r>
-    </w:p>
-    <w:p>
-      <w:pPr>
-        <w:keepNext/>
-        <w:spacing w:after="40" w:line="258"/>
-        <w:ind w:left="300" w:hanging="160"/>
-      </w:pPr>
-      <w:r>
-        <w:rPr>
-          <w:sz w:val="18"/>
-          <w:szCs w:val="18"/>
-          <w:rFonts w:ascii="Calibri" w:cs="Calibri" w:eastAsia="Calibri" w:hAnsi="Calibri"/>
-        </w:rPr>
-        <w:t xml:space="preserve">a) Load generator</w:t>
-      </w:r>
-    </w:p>
-    <w:p>
-      <w:pPr>
-        <w:keepNext/>
-        <w:spacing w:after="40" w:line="258"/>
-        <w:ind w:left="300" w:hanging="160"/>
-      </w:pPr>
-      <w:r>
-        <w:rPr>
-          <w:b/>
-          <w:bCs/>
-          <w:color w:val="1E6B3A"/>
-          <w:sz w:val="18"/>
-          <w:szCs w:val="18"/>
-          <w:rFonts w:ascii="Calibri" w:cs="Calibri" w:eastAsia="Calibri" w:hAnsi="Calibri"/>
-        </w:rPr>
-        <w:t xml:space="preserve">b) Load management console   ✔</w:t>
-      </w:r>
-    </w:p>
-    <w:p>
-      <w:pPr>
-        <w:keepNext/>
-        <w:spacing w:after="40" w:line="258"/>
-        <w:ind w:left="300" w:hanging="160"/>
-      </w:pPr>
-      <w:r>
-        <w:rPr>
-          <w:sz w:val="18"/>
-          <w:szCs w:val="18"/>
-          <w:rFonts w:ascii="Calibri" w:cs="Calibri" w:eastAsia="Calibri" w:hAnsi="Calibri"/>
-        </w:rPr>
-        <w:t xml:space="preserve">c) Monitoring tool</w:t>
-      </w:r>
-    </w:p>
-    <w:p>
-      <w:pPr>
-        <w:keepNext/>
-        <w:spacing w:after="40" w:line="258"/>
-        <w:ind w:left="300" w:hanging="160"/>
-      </w:pPr>
-      <w:r>
-        <w:rPr>
-          <w:sz w:val="18"/>
-          <w:szCs w:val="18"/>
-          <w:rFonts w:ascii="Calibri" w:cs="Calibri" w:eastAsia="Calibri" w:hAnsi="Calibri"/>
-        </w:rPr>
-        <w:t xml:space="preserve">d) Log analysis tool</w:t>
-      </w:r>
-    </w:p>
-    <w:tbl>
-      <w:tblPr>
-        <w:tblW w:type="dxa" w:w="9638"/>
-        <w:tblBorders>
-          <w:top w:val="single" w:color="1E6B3A" w:sz="6"/>
-          <w:left w:val="single" w:color="1E6B3A" w:sz="6"/>
-          <w:bottom w:val="single" w:color="1E6B3A" w:sz="6"/>
-          <w:right w:val="single" w:color="1E6B3A" w:sz="6"/>
-          <w:insideH w:val="single" w:color="1E6B3A" w:sz="3"/>
-          <w:insideV w:val="none" w:color="1E6B3A" w:sz="0"/>
-        </w:tblBorders>
-      </w:tblPr>
-      <w:tblGrid>
-        <w:gridCol w:w="9638"/>
-      </w:tblGrid>
-      <w:tr>
-        <w:tc>
-          <w:tcPr>
-            <w:tcW w:type="dxa" w:w="9638"/>
-            <w:shd w:fill="E8F3EC" w:color="auto" w:val="clear"/>
-            <w:tcMar>
-              <w:top w:type="dxa" w:w="90"/>
-              <w:left w:type="dxa" w:w="140"/>
-              <w:bottom w:type="dxa" w:w="60"/>
-              <w:right w:type="dxa" w:w="140"/>
-            </w:tcMar>
-          </w:tcPr>
-          <w:p>
-            <w:pPr>
-              <w:spacing w:after="0"/>
-            </w:pPr>
-            <w:r>
-              <w:rPr>
-                <w:b/>
-                <w:bCs/>
-                <w:color w:val="1E6B3A"/>
-                <w:sz w:val="18"/>
-                <w:szCs w:val="18"/>
-                <w:rFonts w:ascii="Calibri" w:cs="Calibri" w:eastAsia="Calibri" w:hAnsi="Calibri"/>
-              </w:rPr>
-              <w:t xml:space="preserve">Correct answer: b   |   LO: PTFL-5.1.1 (K2) | Syllabus §5.1</w:t>
-            </w:r>
-          </w:p>
-        </w:tc>
-      </w:tr>
-      <w:tr>
-        <w:tc>
-          <w:tcPr>
-            <w:tcW w:type="dxa" w:w="9638"/>
-            <w:shd w:fill="E8F3EC" w:color="auto" w:val="clear"/>
-            <w:tcMar>
-              <w:top w:type="dxa" w:w="60"/>
-              <w:left w:type="dxa" w:w="140"/>
-              <w:bottom w:type="dxa" w:w="90"/>
-              <w:right w:type="dxa" w:w="140"/>
-            </w:tcMar>
-          </w:tcPr>
-          <w:p>
-            <w:pPr>
-              <w:spacing w:after="0" w:line="258"/>
-              <w:jc w:val="both"/>
-            </w:pPr>
-            <w:r>
-              <w:rPr>
-                <w:b/>
-                <w:bCs/>
-                <w:sz w:val="18"/>
-                <w:szCs w:val="18"/>
-                <w:rFonts w:ascii="Calibri" w:cs="Calibri" w:eastAsia="Calibri" w:hAnsi="Calibri"/>
-              </w:rPr>
-              <w:t xml:space="preserve">Why:</w:t>
-            </w:r>
-            <w:r>
-              <w:rPr>
-                <w:sz w:val="18"/>
-                <w:szCs w:val="18"/>
-                <w:rFonts w:ascii="Calibri" w:cs="Calibri" w:eastAsia="Calibri" w:hAnsi="Calibri"/>
-              </w:rPr>
-              <w:t xml:space="preserve"> </w:t>
-            </w:r>
-            <w:r>
-              <w:rPr>
-                <w:b/>
-                <w:bCs/>
-                <w:sz w:val="18"/>
-                <w:szCs w:val="18"/>
-                <w:rFonts w:ascii="Calibri" w:cs="Calibri" w:eastAsia="Calibri" w:hAnsi="Calibri"/>
-              </w:rPr>
-              <w:t xml:space="preserve">The load management console</w:t>
-            </w:r>
-            <w:r>
-              <w:rPr>
-                <w:sz w:val="18"/>
-                <w:szCs w:val="18"/>
-                <w:rFonts w:ascii="Calibri" w:cs="Calibri" w:eastAsia="Calibri" w:hAnsi="Calibri"/>
-              </w:rPr>
-              <w:t xml:space="preserve"> — it </w:t>
-            </w:r>
-            <w:r>
-              <w:rPr>
-                <w:b/>
-                <w:bCs/>
-                <w:sz w:val="18"/>
-                <w:szCs w:val="18"/>
-                <w:rFonts w:ascii="Calibri" w:cs="Calibri" w:eastAsia="Calibri" w:hAnsi="Calibri"/>
-              </w:rPr>
-              <w:t xml:space="preserve">provides the control to start and stop the load generator(s)</w:t>
-            </w:r>
-            <w:r>
-              <w:rPr>
-                <w:sz w:val="18"/>
-                <w:szCs w:val="18"/>
-                <w:rFonts w:ascii="Calibri" w:cs="Calibri" w:eastAsia="Calibri" w:hAnsi="Calibri"/>
-              </w:rPr>
-              <w:t xml:space="preserve">, </w:t>
-            </w:r>
-            <w:r>
-              <w:rPr>
-                <w:b/>
-                <w:bCs/>
-                <w:sz w:val="18"/>
-                <w:szCs w:val="18"/>
-                <w:rFonts w:ascii="Calibri" w:cs="Calibri" w:eastAsia="Calibri" w:hAnsi="Calibri"/>
-              </w:rPr>
-              <w:t xml:space="preserve">aggregates metrics from the various transactions that are defined within the load instances used by the generator</w:t>
-            </w:r>
-            <w:r>
-              <w:rPr>
-                <w:sz w:val="18"/>
-                <w:szCs w:val="18"/>
-                <w:rFonts w:ascii="Calibri" w:cs="Calibri" w:eastAsia="Calibri" w:hAnsi="Calibri"/>
-              </w:rPr>
-              <w:t xml:space="preserve">, and </w:t>
-            </w:r>
-            <w:r>
-              <w:rPr>
-                <w:b/>
-                <w:bCs/>
-                <w:sz w:val="18"/>
-                <w:szCs w:val="18"/>
-                <w:rFonts w:ascii="Calibri" w:cs="Calibri" w:eastAsia="Calibri" w:hAnsi="Calibri"/>
-              </w:rPr>
-              <w:t xml:space="preserve">enables reports and graphs from the test executions to be viewed and supports results analysis</w:t>
-            </w:r>
-            <w:r>
-              <w:rPr>
-                <w:sz w:val="18"/>
-                <w:szCs w:val="18"/>
-                <w:rFonts w:ascii="Calibri" w:cs="Calibri" w:eastAsia="Calibri" w:hAnsi="Calibri"/>
-              </w:rPr>
-              <w:t xml:space="preserve">. The ability to halt or adjust a run mid-flight is also described in </w:t>
-            </w:r>
-            <w:r>
-              <w:rPr>
-                <w:b/>
-                <w:bCs/>
-                <w:sz w:val="18"/>
-                <w:szCs w:val="18"/>
-                <w:rFonts w:ascii="Calibri" w:cs="Calibri" w:eastAsia="Calibri" w:hAnsi="Calibri"/>
-              </w:rPr>
-              <w:t xml:space="preserve">PTFL-4.3.1</w:t>
-            </w:r>
-            <w:r>
-              <w:rPr>
-                <w:sz w:val="18"/>
-                <w:szCs w:val="18"/>
-                <w:rFonts w:ascii="Calibri" w:cs="Calibri" w:eastAsia="Calibri" w:hAnsi="Calibri"/>
-              </w:rPr>
-              <w:t xml:space="preserve">: tools </w:t>
-            </w:r>
-            <w:r>
-              <w:rPr>
-                <w:b/>
-                <w:bCs/>
-                <w:sz w:val="18"/>
-                <w:szCs w:val="18"/>
-                <w:rFonts w:ascii="Calibri" w:cs="Calibri" w:eastAsia="Calibri" w:hAnsi="Calibri"/>
-              </w:rPr>
-              <w:t xml:space="preserve">provide a console to enable performance data to be monitored during the test and permit necessary adjustments to be made</w:t>
-            </w:r>
-            <w:r>
-              <w:rPr>
-                <w:sz w:val="18"/>
-                <w:szCs w:val="18"/>
-                <w:rFonts w:ascii="Calibri" w:cs="Calibri" w:eastAsia="Calibri" w:hAnsi="Calibri"/>
-              </w:rPr>
-              <w:t xml:space="preserve">.</w:t>
-            </w:r>
-          </w:p>
-        </w:tc>
-      </w:tr>
-    </w:tbl>
-    <w:p>
-      <w:pPr>
-        <w:spacing w:after="120"/>
-      </w:pPr>
-    </w:p>
-    <w:p>
-      <w:pPr>
-        <w:keepNext/>
-        <w:spacing w:before="200" w:after="60"/>
-      </w:pPr>
-      <w:r>
-        <w:rPr>
-          <w:b/>
-          <w:bCs/>
-          <w:color w:val="1F3864"/>
-          <w:sz w:val="19"/>
-          <w:szCs w:val="19"/>
-          <w:rFonts w:ascii="Calibri" w:cs="Calibri" w:eastAsia="Calibri" w:hAnsi="Calibri"/>
-        </w:rPr>
-        <w:t xml:space="preserve">Q13. Application</w:t>
-      </w:r>
-    </w:p>
-    <w:p>
-      <w:pPr>
-        <w:keepNext/>
-        <w:spacing w:after="70" w:line="264"/>
-        <w:jc w:val="both"/>
-      </w:pPr>
-      <w:r>
-        <w:rPr>
-          <w:i/>
-          <w:iCs/>
-          <w:sz w:val="18"/>
-          <w:szCs w:val="18"/>
-          <w:rFonts w:ascii="Calibri" w:cs="Calibri" w:eastAsia="Calibri" w:hAnsi="Calibri"/>
-        </w:rPr>
-        <w:t xml:space="preserve">After a load test shows degraded response times, the team wants to establish which resource ran out first, and then keep the same instrumentation running once the system goes live.</w:t>
-      </w:r>
-    </w:p>
-    <w:p>
-      <w:pPr>
-        <w:keepNext/>
-        <w:spacing w:after="60" w:line="264"/>
-      </w:pPr>
-      <w:r>
-        <w:rPr>
-          <w:sz w:val="19"/>
-          <w:szCs w:val="19"/>
-          <w:rFonts w:ascii="Calibri" w:cs="Calibri" w:eastAsia="Calibri" w:hAnsi="Calibri"/>
-        </w:rPr>
-        <w:t xml:space="preserve">Which tool type serves both needs?</w:t>
-      </w:r>
-    </w:p>
-    <w:p>
-      <w:pPr>
-        <w:keepNext/>
-        <w:spacing w:after="40" w:line="258"/>
-        <w:ind w:left="300" w:hanging="160"/>
-      </w:pPr>
-      <w:r>
-        <w:rPr>
-          <w:sz w:val="18"/>
-          <w:szCs w:val="18"/>
-          <w:rFonts w:ascii="Calibri" w:cs="Calibri" w:eastAsia="Calibri" w:hAnsi="Calibri"/>
-        </w:rPr>
-        <w:t xml:space="preserve">a) Load generator</w:t>
-      </w:r>
-    </w:p>
-    <w:p>
-      <w:pPr>
-        <w:keepNext/>
-        <w:spacing w:after="40" w:line="258"/>
-        <w:ind w:left="300" w:hanging="160"/>
-      </w:pPr>
-      <w:r>
-        <w:rPr>
-          <w:sz w:val="18"/>
-          <w:szCs w:val="18"/>
-          <w:rFonts w:ascii="Calibri" w:cs="Calibri" w:eastAsia="Calibri" w:hAnsi="Calibri"/>
-        </w:rPr>
-        <w:t xml:space="preserve">b) Load management console</w:t>
-      </w:r>
-    </w:p>
-    <w:p>
-      <w:pPr>
-        <w:keepNext/>
-        <w:spacing w:after="40" w:line="258"/>
-        <w:ind w:left="300" w:hanging="160"/>
-      </w:pPr>
-      <w:r>
-        <w:rPr>
-          <w:b/>
-          <w:bCs/>
-          <w:color w:val="1E6B3A"/>
-          <w:sz w:val="18"/>
-          <w:szCs w:val="18"/>
-          <w:rFonts w:ascii="Calibri" w:cs="Calibri" w:eastAsia="Calibri" w:hAnsi="Calibri"/>
-        </w:rPr>
-        <w:t xml:space="preserve">c) Monitoring tool   ✔</w:t>
-      </w:r>
-    </w:p>
-    <w:p>
-      <w:pPr>
-        <w:keepNext/>
-        <w:spacing w:after="40" w:line="258"/>
-        <w:ind w:left="300" w:hanging="160"/>
-      </w:pPr>
-      <w:r>
-        <w:rPr>
-          <w:sz w:val="18"/>
-          <w:szCs w:val="18"/>
-          <w:rFonts w:ascii="Calibri" w:cs="Calibri" w:eastAsia="Calibri" w:hAnsi="Calibri"/>
-        </w:rPr>
-        <w:t xml:space="preserve">d) Script editor</w:t>
-      </w:r>
-    </w:p>
-    <w:tbl>
-      <w:tblPr>
-        <w:tblW w:type="dxa" w:w="9638"/>
-        <w:tblBorders>
-          <w:top w:val="single" w:color="1E6B3A" w:sz="6"/>
-          <w:left w:val="single" w:color="1E6B3A" w:sz="6"/>
-          <w:bottom w:val="single" w:color="1E6B3A" w:sz="6"/>
-          <w:right w:val="single" w:color="1E6B3A" w:sz="6"/>
-          <w:insideH w:val="single" w:color="1E6B3A" w:sz="3"/>
-          <w:insideV w:val="none" w:color="1E6B3A" w:sz="0"/>
-        </w:tblBorders>
-      </w:tblPr>
-      <w:tblGrid>
-        <w:gridCol w:w="9638"/>
-      </w:tblGrid>
-      <w:tr>
-        <w:tc>
-          <w:tcPr>
-            <w:tcW w:type="dxa" w:w="9638"/>
-            <w:shd w:fill="E8F3EC" w:color="auto" w:val="clear"/>
-            <w:tcMar>
-              <w:top w:type="dxa" w:w="90"/>
-              <w:left w:type="dxa" w:w="140"/>
-              <w:bottom w:type="dxa" w:w="60"/>
-              <w:right w:type="dxa" w:w="140"/>
-            </w:tcMar>
-          </w:tcPr>
-          <w:p>
-            <w:pPr>
-              <w:spacing w:after="0"/>
-            </w:pPr>
-            <w:r>
-              <w:rPr>
-                <w:b/>
-                <w:bCs/>
-                <w:color w:val="1E6B3A"/>
-                <w:sz w:val="18"/>
-                <w:szCs w:val="18"/>
-                <w:rFonts w:ascii="Calibri" w:cs="Calibri" w:eastAsia="Calibri" w:hAnsi="Calibri"/>
-              </w:rPr>
-              <w:t xml:space="preserve">Correct answer: c   |   LO: PTFL-5.1.1 (K2) | Syllabus §5.1</w:t>
-            </w:r>
-          </w:p>
-        </w:tc>
-      </w:tr>
-      <w:tr>
-        <w:tc>
-          <w:tcPr>
-            <w:tcW w:type="dxa" w:w="9638"/>
-            <w:shd w:fill="E8F3EC" w:color="auto" w:val="clear"/>
-            <w:tcMar>
-              <w:top w:type="dxa" w:w="60"/>
-              <w:left w:type="dxa" w:w="140"/>
-              <w:bottom w:type="dxa" w:w="90"/>
-              <w:right w:type="dxa" w:w="140"/>
-            </w:tcMar>
-          </w:tcPr>
-          <w:p>
-            <w:pPr>
-              <w:spacing w:after="0" w:line="258"/>
-              <w:jc w:val="both"/>
-            </w:pPr>
-            <w:r>
-              <w:rPr>
-                <w:b/>
-                <w:bCs/>
-                <w:sz w:val="18"/>
-                <w:szCs w:val="18"/>
-                <w:rFonts w:ascii="Calibri" w:cs="Calibri" w:eastAsia="Calibri" w:hAnsi="Calibri"/>
-              </w:rPr>
-              <w:t xml:space="preserve">Why:</w:t>
-            </w:r>
-            <w:r>
-              <w:rPr>
-                <w:sz w:val="18"/>
-                <w:szCs w:val="18"/>
-                <w:rFonts w:ascii="Calibri" w:cs="Calibri" w:eastAsia="Calibri" w:hAnsi="Calibri"/>
-              </w:rPr>
-              <w:t xml:space="preserve"> </w:t>
-            </w:r>
-            <w:r>
-              <w:rPr>
-                <w:b/>
-                <w:bCs/>
-                <w:sz w:val="18"/>
-                <w:szCs w:val="18"/>
-                <w:rFonts w:ascii="Calibri" w:cs="Calibri" w:eastAsia="Calibri" w:hAnsi="Calibri"/>
-              </w:rPr>
-              <w:t xml:space="preserve">Monitoring tools</w:t>
-            </w:r>
-            <w:r>
-              <w:rPr>
-                <w:sz w:val="18"/>
-                <w:szCs w:val="18"/>
-                <w:rFonts w:ascii="Calibri" w:cs="Calibri" w:eastAsia="Calibri" w:hAnsi="Calibri"/>
-              </w:rPr>
-              <w:t xml:space="preserve"> </w:t>
-            </w:r>
-            <w:r>
-              <w:rPr>
-                <w:b/>
-                <w:bCs/>
-                <w:sz w:val="18"/>
-                <w:szCs w:val="18"/>
-                <w:rFonts w:ascii="Calibri" w:cs="Calibri" w:eastAsia="Calibri" w:hAnsi="Calibri"/>
-              </w:rPr>
-              <w:t xml:space="preserve">can effectively support the root cause analysis of performance degradation in a system under test</w:t>
-            </w:r>
-            <w:r>
-              <w:rPr>
-                <w:sz w:val="18"/>
-                <w:szCs w:val="18"/>
-                <w:rFonts w:ascii="Calibri" w:cs="Calibri" w:eastAsia="Calibri" w:hAnsi="Calibri"/>
-              </w:rPr>
-              <w:t xml:space="preserve"> and </w:t>
-            </w:r>
-            <w:r>
-              <w:rPr>
-                <w:b/>
-                <w:bCs/>
-                <w:sz w:val="18"/>
-                <w:szCs w:val="18"/>
-                <w:rFonts w:ascii="Calibri" w:cs="Calibri" w:eastAsia="Calibri" w:hAnsi="Calibri"/>
-              </w:rPr>
-              <w:t xml:space="preserve">may also be used to monitor a production environment when the product is released</w:t>
-            </w:r>
-            <w:r>
-              <w:rPr>
-                <w:sz w:val="18"/>
-                <w:szCs w:val="18"/>
-                <w:rFonts w:ascii="Calibri" w:cs="Calibri" w:eastAsia="Calibri" w:hAnsi="Calibri"/>
-              </w:rPr>
-              <w:t xml:space="preserve">. The </w:t>
-            </w:r>
-            <w:r>
-              <w:rPr>
-                <w:b/>
-                <w:bCs/>
-                <w:sz w:val="18"/>
-                <w:szCs w:val="18"/>
-                <w:rFonts w:ascii="Calibri" w:cs="Calibri" w:eastAsia="Calibri" w:hAnsi="Calibri"/>
-              </w:rPr>
-              <w:t xml:space="preserve">monitoring</w:t>
-            </w:r>
-            <w:r>
-              <w:rPr>
-                <w:sz w:val="18"/>
-                <w:szCs w:val="18"/>
-                <w:rFonts w:ascii="Calibri" w:cs="Calibri" w:eastAsia="Calibri" w:hAnsi="Calibri"/>
-              </w:rPr>
-              <w:t xml:space="preserve"> selection factor in §5.2 makes the same point from the other direction: </w:t>
-            </w:r>
-            <w:r>
-              <w:rPr>
-                <w:b/>
-                <w:bCs/>
-                <w:sz w:val="18"/>
-                <w:szCs w:val="18"/>
-                <w:rFonts w:ascii="Calibri" w:cs="Calibri" w:eastAsia="Calibri" w:hAnsi="Calibri"/>
-              </w:rPr>
-              <w:t xml:space="preserve">when monitoring is a separate program / tools / whole stack then it can be used to monitor production environment when the product is released</w:t>
-            </w:r>
-            <w:r>
-              <w:rPr>
-                <w:sz w:val="18"/>
-                <w:szCs w:val="18"/>
-                <w:rFonts w:ascii="Calibri" w:cs="Calibri" w:eastAsia="Calibri" w:hAnsi="Calibri"/>
-              </w:rPr>
-              <w:t xml:space="preserve">.</w:t>
-            </w:r>
-          </w:p>
-        </w:tc>
-      </w:tr>
-    </w:tbl>
-    <w:p>
-      <w:pPr>
-        <w:spacing w:after="120"/>
-      </w:pPr>
-    </w:p>
-    <w:p>
-      <w:pPr>
-        <w:keepNext/>
-        <w:spacing w:before="200" w:after="60"/>
-      </w:pPr>
-      <w:r>
-        <w:rPr>
-          <w:b/>
-          <w:bCs/>
-          <w:color w:val="1F3864"/>
-          <w:sz w:val="19"/>
-          <w:szCs w:val="19"/>
-          <w:rFonts w:ascii="Calibri" w:cs="Calibri" w:eastAsia="Calibri" w:hAnsi="Calibri"/>
-        </w:rPr>
-        <w:t xml:space="preserve">Q14. Recall</w:t>
-      </w:r>
-    </w:p>
-    <w:p>
-      <w:pPr>
-        <w:keepNext/>
-        <w:spacing w:after="60" w:line="264"/>
-      </w:pPr>
-      <w:r>
-        <w:rPr>
-          <w:sz w:val="19"/>
-          <w:szCs w:val="19"/>
-          <w:rFonts w:ascii="Calibri" w:cs="Calibri" w:eastAsia="Calibri" w:hAnsi="Calibri"/>
-        </w:rPr>
-        <w:t xml:space="preserve">Through what does the load generator create and execute multiple client instances?</w:t>
-      </w:r>
-    </w:p>
-    <w:p>
-      <w:pPr>
-        <w:keepNext/>
-        <w:spacing w:after="40" w:line="258"/>
-        <w:ind w:left="300" w:hanging="160"/>
-      </w:pPr>
-      <w:r>
-        <w:rPr>
-          <w:b/>
-          <w:bCs/>
-          <w:color w:val="1E6B3A"/>
-          <w:sz w:val="18"/>
-          <w:szCs w:val="18"/>
-          <w:rFonts w:ascii="Calibri" w:cs="Calibri" w:eastAsia="Calibri" w:hAnsi="Calibri"/>
-        </w:rPr>
-        <w:t xml:space="preserve">a) An IDE, script editor or tool suite   ✔</w:t>
-      </w:r>
-    </w:p>
-    <w:p>
-      <w:pPr>
-        <w:keepNext/>
-        <w:spacing w:after="40" w:line="258"/>
-        <w:ind w:left="300" w:hanging="160"/>
-      </w:pPr>
-      <w:r>
-        <w:rPr>
-          <w:sz w:val="18"/>
-          <w:szCs w:val="18"/>
-          <w:rFonts w:ascii="Calibri" w:cs="Calibri" w:eastAsia="Calibri" w:hAnsi="Calibri"/>
-        </w:rPr>
-        <w:t xml:space="preserve">b) The load management console only</w:t>
-      </w:r>
-    </w:p>
-    <w:p>
-      <w:pPr>
-        <w:keepNext/>
-        <w:spacing w:after="40" w:line="258"/>
-        <w:ind w:left="300" w:hanging="160"/>
-      </w:pPr>
-      <w:r>
-        <w:rPr>
-          <w:sz w:val="18"/>
-          <w:szCs w:val="18"/>
-          <w:rFonts w:ascii="Calibri" w:cs="Calibri" w:eastAsia="Calibri" w:hAnsi="Calibri"/>
-        </w:rPr>
-        <w:t xml:space="preserve">c) A monitoring dashboard</w:t>
-      </w:r>
-    </w:p>
-    <w:p>
-      <w:pPr>
-        <w:keepNext/>
-        <w:spacing w:after="40" w:line="258"/>
-        <w:ind w:left="300" w:hanging="160"/>
-      </w:pPr>
-      <w:r>
-        <w:rPr>
-          <w:sz w:val="18"/>
-          <w:szCs w:val="18"/>
-          <w:rFonts w:ascii="Calibri" w:cs="Calibri" w:eastAsia="Calibri" w:hAnsi="Calibri"/>
-        </w:rPr>
-        <w:t xml:space="preserve">d) The server's administration interface</w:t>
-      </w:r>
-    </w:p>
-    <w:tbl>
-      <w:tblPr>
-        <w:tblW w:type="dxa" w:w="9638"/>
-        <w:tblBorders>
-          <w:top w:val="single" w:color="1E6B3A" w:sz="6"/>
-          <w:left w:val="single" w:color="1E6B3A" w:sz="6"/>
-          <w:bottom w:val="single" w:color="1E6B3A" w:sz="6"/>
-          <w:right w:val="single" w:color="1E6B3A" w:sz="6"/>
-          <w:insideH w:val="single" w:color="1E6B3A" w:sz="3"/>
-          <w:insideV w:val="none" w:color="1E6B3A" w:sz="0"/>
-        </w:tblBorders>
-      </w:tblPr>
-      <w:tblGrid>
-        <w:gridCol w:w="9638"/>
-      </w:tblGrid>
-      <w:tr>
-        <w:tc>
-          <w:tcPr>
-            <w:tcW w:type="dxa" w:w="9638"/>
-            <w:shd w:fill="E8F3EC" w:color="auto" w:val="clear"/>
-            <w:tcMar>
-              <w:top w:type="dxa" w:w="90"/>
-              <w:left w:type="dxa" w:w="140"/>
-              <w:bottom w:type="dxa" w:w="60"/>
-              <w:right w:type="dxa" w:w="140"/>
-            </w:tcMar>
-          </w:tcPr>
-          <w:p>
-            <w:pPr>
-              <w:spacing w:after="0"/>
-            </w:pPr>
-            <w:r>
-              <w:rPr>
-                <w:b/>
-                <w:bCs/>
-                <w:color w:val="1E6B3A"/>
-                <w:sz w:val="18"/>
-                <w:szCs w:val="18"/>
-                <w:rFonts w:ascii="Calibri" w:cs="Calibri" w:eastAsia="Calibri" w:hAnsi="Calibri"/>
-              </w:rPr>
-              <w:t xml:space="preserve">Correct answer: a   |   LO: PTFL-5.1.1 (K2) | Syllabus §5.1</w:t>
-            </w:r>
-          </w:p>
-        </w:tc>
-      </w:tr>
-      <w:tr>
-        <w:tc>
-          <w:tcPr>
-            <w:tcW w:type="dxa" w:w="9638"/>
-            <w:shd w:fill="E8F3EC" w:color="auto" w:val="clear"/>
-            <w:tcMar>
-              <w:top w:type="dxa" w:w="60"/>
-              <w:left w:type="dxa" w:w="140"/>
-              <w:bottom w:type="dxa" w:w="90"/>
-              <w:right w:type="dxa" w:w="140"/>
-            </w:tcMar>
-          </w:tcPr>
-          <w:p>
-            <w:pPr>
-              <w:spacing w:after="0" w:line="258"/>
-              <w:jc w:val="both"/>
-            </w:pPr>
-            <w:r>
-              <w:rPr>
-                <w:b/>
-                <w:bCs/>
-                <w:sz w:val="18"/>
-                <w:szCs w:val="18"/>
-                <w:rFonts w:ascii="Calibri" w:cs="Calibri" w:eastAsia="Calibri" w:hAnsi="Calibri"/>
-              </w:rPr>
-              <w:t xml:space="preserve">Why:</w:t>
-            </w:r>
-            <w:r>
-              <w:rPr>
-                <w:sz w:val="18"/>
-                <w:szCs w:val="18"/>
-                <w:rFonts w:ascii="Calibri" w:cs="Calibri" w:eastAsia="Calibri" w:hAnsi="Calibri"/>
-              </w:rPr>
-              <w:t xml:space="preserve"> "</w:t>
-            </w:r>
-            <w:r>
-              <w:rPr>
-                <w:i/>
-                <w:iCs/>
-                <w:sz w:val="18"/>
-                <w:szCs w:val="18"/>
-                <w:rFonts w:ascii="Calibri" w:cs="Calibri" w:eastAsia="Calibri" w:hAnsi="Calibri"/>
-              </w:rPr>
-              <w:t xml:space="preserve">The generator, </w:t>
-            </w:r>
-            <w:r>
-              <w:rPr>
-                <w:b/>
-                <w:bCs/>
-                <w:i/>
-                <w:iCs/>
-                <w:sz w:val="18"/>
-                <w:szCs w:val="18"/>
-                <w:rFonts w:ascii="Calibri" w:cs="Calibri" w:eastAsia="Calibri" w:hAnsi="Calibri"/>
-              </w:rPr>
-              <w:t xml:space="preserve">through an IDE, script editor or tool suite</w:t>
-            </w:r>
-            <w:r>
-              <w:rPr>
-                <w:i/>
-                <w:iCs/>
-                <w:sz w:val="18"/>
-                <w:szCs w:val="18"/>
-                <w:rFonts w:ascii="Calibri" w:cs="Calibri" w:eastAsia="Calibri" w:hAnsi="Calibri"/>
-              </w:rPr>
-              <w:t xml:space="preserve">, is able to </w:t>
-            </w:r>
-            <w:r>
-              <w:rPr>
-                <w:b/>
-                <w:bCs/>
-                <w:i/>
-                <w:iCs/>
-                <w:sz w:val="18"/>
-                <w:szCs w:val="18"/>
-                <w:rFonts w:ascii="Calibri" w:cs="Calibri" w:eastAsia="Calibri" w:hAnsi="Calibri"/>
-              </w:rPr>
-              <w:t xml:space="preserve">create and execute multiple client instances that simulate user behavior according to a defined operational profile</w:t>
-            </w:r>
-            <w:r>
-              <w:rPr>
-                <w:i/>
-                <w:iCs/>
-                <w:sz w:val="18"/>
-                <w:szCs w:val="18"/>
-                <w:rFonts w:ascii="Calibri" w:cs="Calibri" w:eastAsia="Calibri" w:hAnsi="Calibri"/>
-              </w:rPr>
-              <w:t xml:space="preserve">.</w:t>
-            </w:r>
-            <w:r>
-              <w:rPr>
-                <w:sz w:val="18"/>
-                <w:szCs w:val="18"/>
-                <w:rFonts w:ascii="Calibri" w:cs="Calibri" w:eastAsia="Calibri" w:hAnsi="Calibri"/>
-              </w:rPr>
-              <w:t xml:space="preserve">" The same tooling appears in </w:t>
-            </w:r>
-            <w:r>
-              <w:rPr>
-                <w:b/>
-                <w:bCs/>
-                <w:sz w:val="18"/>
-                <w:szCs w:val="18"/>
-                <w:rFonts w:ascii="Calibri" w:cs="Calibri" w:eastAsia="Calibri" w:hAnsi="Calibri"/>
-              </w:rPr>
-              <w:t xml:space="preserve">PTFL-4.2.7</w:t>
-            </w:r>
-            <w:r>
-              <w:rPr>
-                <w:sz w:val="18"/>
-                <w:szCs w:val="18"/>
-                <w:rFonts w:ascii="Calibri" w:cs="Calibri" w:eastAsia="Calibri" w:hAnsi="Calibri"/>
-              </w:rPr>
-              <w:t xml:space="preserve">: </w:t>
-            </w:r>
-            <w:r>
-              <w:rPr>
-                <w:b/>
-                <w:bCs/>
-                <w:sz w:val="18"/>
-                <w:szCs w:val="18"/>
-                <w:rFonts w:ascii="Calibri" w:cs="Calibri" w:eastAsia="Calibri" w:hAnsi="Calibri"/>
-              </w:rPr>
-              <w:t xml:space="preserve">a performance script is created using an Integrated Development Environment (IDE) or script editor</w:t>
-            </w:r>
-            <w:r>
-              <w:rPr>
-                <w:sz w:val="18"/>
-                <w:szCs w:val="18"/>
-                <w:rFonts w:ascii="Calibri" w:cs="Calibri" w:eastAsia="Calibri" w:hAnsi="Calibri"/>
-              </w:rPr>
-              <w:t xml:space="preserve">.</w:t>
-            </w:r>
-          </w:p>
-        </w:tc>
-      </w:tr>
-    </w:tbl>
-    <w:p>
-      <w:pPr>
-        <w:spacing w:after="120"/>
-      </w:pPr>
-    </w:p>
-    <w:p>
-      <w:pPr>
-        <w:keepNext/>
-        <w:spacing w:before="200" w:after="60"/>
-      </w:pPr>
-      <w:r>
-        <w:rPr>
-          <w:b/>
-          <w:bCs/>
-          <w:color w:val="1F3864"/>
-          <w:sz w:val="19"/>
-          <w:szCs w:val="19"/>
-          <w:rFonts w:ascii="Calibri" w:cs="Calibri" w:eastAsia="Calibri" w:hAnsi="Calibri"/>
-        </w:rPr>
-        <w:t xml:space="preserve">Q15. Framing</w:t>
-      </w:r>
-    </w:p>
-    <w:p>
-      <w:pPr>
-        <w:keepNext/>
-        <w:spacing w:after="60" w:line="264"/>
-      </w:pPr>
-      <w:r>
-        <w:rPr>
-          <w:sz w:val="19"/>
-          <w:szCs w:val="19"/>
-          <w:rFonts w:ascii="Calibri" w:cs="Calibri" w:eastAsia="Calibri" w:hAnsi="Calibri"/>
-        </w:rPr>
-        <w:t xml:space="preserve">What framing does the syllabus give for tool selection?</w:t>
-      </w:r>
-    </w:p>
-    <w:p>
-      <w:pPr>
-        <w:keepNext/>
-        <w:spacing w:after="40" w:line="258"/>
-        <w:ind w:left="300" w:hanging="160"/>
-      </w:pPr>
-      <w:r>
-        <w:rPr>
-          <w:sz w:val="18"/>
-          <w:szCs w:val="18"/>
-          <w:rFonts w:ascii="Calibri" w:cs="Calibri" w:eastAsia="Calibri" w:hAnsi="Calibri"/>
-        </w:rPr>
-        <w:t xml:space="preserve">a) A tool is selected for a project and replaced at each new project</w:t>
-      </w:r>
-    </w:p>
-    <w:p>
-      <w:pPr>
-        <w:keepNext/>
-        <w:spacing w:after="40" w:line="258"/>
-        <w:ind w:left="300" w:hanging="160"/>
-      </w:pPr>
-      <w:r>
-        <w:rPr>
-          <w:b/>
-          <w:bCs/>
-          <w:color w:val="1E6B3A"/>
-          <w:sz w:val="18"/>
-          <w:szCs w:val="18"/>
-          <w:rFonts w:ascii="Calibri" w:cs="Calibri" w:eastAsia="Calibri" w:hAnsi="Calibri"/>
-        </w:rPr>
-        <w:t xml:space="preserve">b) In general a tool is selected for the organization and not only for a project   ✔</w:t>
-      </w:r>
-    </w:p>
-    <w:p>
-      <w:pPr>
-        <w:keepNext/>
-        <w:spacing w:after="40" w:line="258"/>
-        <w:ind w:left="300" w:hanging="160"/>
-      </w:pPr>
-      <w:r>
-        <w:rPr>
-          <w:sz w:val="18"/>
-          <w:szCs w:val="18"/>
-          <w:rFonts w:ascii="Calibri" w:cs="Calibri" w:eastAsia="Calibri" w:hAnsi="Calibri"/>
-        </w:rPr>
-        <w:t xml:space="preserve">c) A tool is selected by the vendor based on the protocols in use</w:t>
-      </w:r>
-    </w:p>
-    <w:p>
-      <w:pPr>
-        <w:keepNext/>
-        <w:spacing w:after="40" w:line="258"/>
-        <w:ind w:left="300" w:hanging="160"/>
-      </w:pPr>
-      <w:r>
-        <w:rPr>
-          <w:sz w:val="18"/>
-          <w:szCs w:val="18"/>
-          <w:rFonts w:ascii="Calibri" w:cs="Calibri" w:eastAsia="Calibri" w:hAnsi="Calibri"/>
-        </w:rPr>
-        <w:t xml:space="preserve">d) A tool is selected by the system administrators who will monitor production</w:t>
-      </w:r>
-    </w:p>
-    <w:tbl>
-      <w:tblPr>
-        <w:tblW w:type="dxa" w:w="9638"/>
-        <w:tblBorders>
-          <w:top w:val="single" w:color="1E6B3A" w:sz="6"/>
-          <w:left w:val="single" w:color="1E6B3A" w:sz="6"/>
-          <w:bottom w:val="single" w:color="1E6B3A" w:sz="6"/>
-          <w:right w:val="single" w:color="1E6B3A" w:sz="6"/>
-          <w:insideH w:val="single" w:color="1E6B3A" w:sz="3"/>
-          <w:insideV w:val="none" w:color="1E6B3A" w:sz="0"/>
-        </w:tblBorders>
-      </w:tblPr>
-      <w:tblGrid>
-        <w:gridCol w:w="9638"/>
-      </w:tblGrid>
-      <w:tr>
-        <w:tc>
-          <w:tcPr>
-            <w:tcW w:type="dxa" w:w="9638"/>
-            <w:shd w:fill="E8F3EC" w:color="auto" w:val="clear"/>
-            <w:tcMar>
-              <w:top w:type="dxa" w:w="90"/>
-              <w:left w:type="dxa" w:w="140"/>
-              <w:bottom w:type="dxa" w:w="60"/>
-              <w:right w:type="dxa" w:w="140"/>
-            </w:tcMar>
-          </w:tcPr>
-          <w:p>
-            <w:pPr>
-              <w:spacing w:after="0"/>
-            </w:pPr>
-            <w:r>
-              <w:rPr>
-                <w:b/>
-                <w:bCs/>
-                <w:color w:val="1E6B3A"/>
-                <w:sz w:val="18"/>
-                <w:szCs w:val="18"/>
-                <w:rFonts w:ascii="Calibri" w:cs="Calibri" w:eastAsia="Calibri" w:hAnsi="Calibri"/>
-              </w:rPr>
-              <w:t xml:space="preserve">Correct answer: b   |   LO: PTFL-5.2.1 (K4) | Syllabus §5.2</w:t>
-            </w:r>
-          </w:p>
-        </w:tc>
-      </w:tr>
-      <w:tr>
-        <w:tc>
-          <w:tcPr>
-            <w:tcW w:type="dxa" w:w="9638"/>
-            <w:shd w:fill="E8F3EC" w:color="auto" w:val="clear"/>
-            <w:tcMar>
-              <w:top w:type="dxa" w:w="60"/>
-              <w:left w:type="dxa" w:w="140"/>
-              <w:bottom w:type="dxa" w:w="90"/>
-              <w:right w:type="dxa" w:w="140"/>
-            </w:tcMar>
-          </w:tcPr>
-          <w:p>
-            <w:pPr>
-              <w:spacing w:after="0" w:line="258"/>
-              <w:jc w:val="both"/>
-            </w:pPr>
-            <w:r>
-              <w:rPr>
-                <w:b/>
-                <w:bCs/>
-                <w:sz w:val="18"/>
-                <w:szCs w:val="18"/>
-                <w:rFonts w:ascii="Calibri" w:cs="Calibri" w:eastAsia="Calibri" w:hAnsi="Calibri"/>
-              </w:rPr>
-              <w:t xml:space="preserve">Why:</w:t>
-            </w:r>
-            <w:r>
-              <w:rPr>
-                <w:sz w:val="18"/>
-                <w:szCs w:val="18"/>
-                <w:rFonts w:ascii="Calibri" w:cs="Calibri" w:eastAsia="Calibri" w:hAnsi="Calibri"/>
-              </w:rPr>
-              <w:t xml:space="preserve"> "</w:t>
-            </w:r>
-            <w:r>
-              <w:rPr>
-                <w:b/>
-                <w:bCs/>
-                <w:i/>
-                <w:iCs/>
-                <w:sz w:val="18"/>
-                <w:szCs w:val="18"/>
-                <w:rFonts w:ascii="Calibri" w:cs="Calibri" w:eastAsia="Calibri" w:hAnsi="Calibri"/>
-              </w:rPr>
-              <w:t xml:space="preserve">In general a tool is selected for the organization and not only for a project.</w:t>
-            </w:r>
-            <w:r>
-              <w:rPr>
-                <w:i/>
-                <w:iCs/>
-                <w:sz w:val="18"/>
-                <w:szCs w:val="18"/>
-                <w:rFonts w:ascii="Calibri" w:cs="Calibri" w:eastAsia="Calibri" w:hAnsi="Calibri"/>
-              </w:rPr>
-              <w:t xml:space="preserve"> This means considering the following factors in the organization…</w:t>
-            </w:r>
-            <w:r>
-              <w:rPr>
-                <w:sz w:val="18"/>
-                <w:szCs w:val="18"/>
-                <w:rFonts w:ascii="Calibri" w:cs="Calibri" w:eastAsia="Calibri" w:hAnsi="Calibri"/>
-              </w:rPr>
-              <w:t xml:space="preserve">" This framing opens the </w:t>
-            </w:r>
-            <w:r>
-              <w:rPr>
-                <w:b/>
-                <w:bCs/>
-                <w:sz w:val="18"/>
-                <w:szCs w:val="18"/>
-                <w:rFonts w:ascii="Calibri" w:cs="Calibri" w:eastAsia="Calibri" w:hAnsi="Calibri"/>
-              </w:rPr>
-              <w:t xml:space="preserve">compatibility</w:t>
-            </w:r>
-            <w:r>
-              <w:rPr>
-                <w:sz w:val="18"/>
-                <w:szCs w:val="18"/>
-                <w:rFonts w:ascii="Calibri" w:cs="Calibri" w:eastAsia="Calibri" w:hAnsi="Calibri"/>
-              </w:rPr>
-              <w:t xml:space="preserve"> factor and explains why </w:t>
-            </w:r>
-            <w:r>
-              <w:rPr>
-                <w:b/>
-                <w:bCs/>
-                <w:sz w:val="18"/>
-                <w:szCs w:val="18"/>
-                <w:rFonts w:ascii="Calibri" w:cs="Calibri" w:eastAsia="Calibri" w:hAnsi="Calibri"/>
-              </w:rPr>
-              <w:t xml:space="preserve">platforms and their versions within an organization</w:t>
-            </w:r>
-            <w:r>
-              <w:rPr>
-                <w:sz w:val="18"/>
-                <w:szCs w:val="18"/>
-                <w:rFonts w:ascii="Calibri" w:cs="Calibri" w:eastAsia="Calibri" w:hAnsi="Calibri"/>
-              </w:rPr>
-              <w:t xml:space="preserve"> matter, not just the current project's stack.</w:t>
-            </w:r>
-          </w:p>
-        </w:tc>
-      </w:tr>
-    </w:tbl>
-    <w:p>
-      <w:pPr>
-        <w:spacing w:after="120"/>
-      </w:pPr>
-    </w:p>
-    <w:p>
-      <w:pPr>
-        <w:keepNext/>
-        <w:spacing w:before="200" w:after="60"/>
-      </w:pPr>
-      <w:r>
-        <w:rPr>
-          <w:b/>
-          <w:bCs/>
-          <w:color w:val="1F3864"/>
-          <w:sz w:val="19"/>
-          <w:szCs w:val="19"/>
-          <w:rFonts w:ascii="Calibri" w:cs="Calibri" w:eastAsia="Calibri" w:hAnsi="Calibri"/>
-        </w:rPr>
-        <w:t xml:space="preserve">Q16. Recall · factors</w:t>
-      </w:r>
-    </w:p>
-    <w:p>
-      <w:pPr>
-        <w:keepNext/>
-        <w:spacing w:after="60" w:line="264"/>
-      </w:pPr>
-      <w:r>
-        <w:rPr>
-          <w:sz w:val="19"/>
-          <w:szCs w:val="19"/>
-          <w:rFonts w:ascii="Calibri" w:cs="Calibri" w:eastAsia="Calibri" w:hAnsi="Calibri"/>
-        </w:rPr>
-        <w:t xml:space="preserve">Which four factors does the syllabus say should be considered when selecting a performance testing tool?</w:t>
-      </w:r>
-    </w:p>
-    <w:p>
-      <w:pPr>
-        <w:keepNext/>
-        <w:spacing w:after="40" w:line="258"/>
-        <w:ind w:left="300" w:hanging="160"/>
-      </w:pPr>
-      <w:r>
-        <w:rPr>
-          <w:sz w:val="18"/>
-          <w:szCs w:val="18"/>
-          <w:rFonts w:ascii="Calibri" w:cs="Calibri" w:eastAsia="Calibri" w:hAnsi="Calibri"/>
-        </w:rPr>
-        <w:t xml:space="preserve">a) Cost, vendor reputation, support and training</w:t>
-      </w:r>
-    </w:p>
-    <w:p>
-      <w:pPr>
-        <w:keepNext/>
-        <w:spacing w:after="40" w:line="258"/>
-        <w:ind w:left="300" w:hanging="160"/>
-      </w:pPr>
-      <w:r>
-        <w:rPr>
-          <w:sz w:val="18"/>
-          <w:szCs w:val="18"/>
-          <w:rFonts w:ascii="Calibri" w:cs="Calibri" w:eastAsia="Calibri" w:hAnsi="Calibri"/>
-        </w:rPr>
-        <w:t xml:space="preserve">b) Protocols, licences, scripts and reports</w:t>
-      </w:r>
-    </w:p>
-    <w:p>
-      <w:pPr>
-        <w:keepNext/>
-        <w:spacing w:after="40" w:line="258"/>
-        <w:ind w:left="300" w:hanging="160"/>
-      </w:pPr>
-      <w:r>
-        <w:rPr>
-          <w:sz w:val="18"/>
-          <w:szCs w:val="18"/>
-          <w:rFonts w:ascii="Calibri" w:cs="Calibri" w:eastAsia="Calibri" w:hAnsi="Calibri"/>
-        </w:rPr>
-        <w:t xml:space="preserve">c) Planning, analysis, execution and reporting</w:t>
-      </w:r>
-    </w:p>
-    <w:p>
-      <w:pPr>
-        <w:keepNext/>
-        <w:spacing w:after="40" w:line="258"/>
-        <w:ind w:left="300" w:hanging="160"/>
-      </w:pPr>
-      <w:r>
-        <w:rPr>
-          <w:b/>
-          <w:bCs/>
-          <w:color w:val="1E6B3A"/>
-          <w:sz w:val="18"/>
-          <w:szCs w:val="18"/>
-          <w:rFonts w:ascii="Calibri" w:cs="Calibri" w:eastAsia="Calibri" w:hAnsi="Calibri"/>
-        </w:rPr>
-        <w:t xml:space="preserve">d) Compatibility, scalability, understandability and monitoring   ✔</w:t>
-      </w:r>
-    </w:p>
-    <w:tbl>
-      <w:tblPr>
-        <w:tblW w:type="dxa" w:w="9638"/>
-        <w:tblBorders>
-          <w:top w:val="single" w:color="1E6B3A" w:sz="6"/>
-          <w:left w:val="single" w:color="1E6B3A" w:sz="6"/>
-          <w:bottom w:val="single" w:color="1E6B3A" w:sz="6"/>
-          <w:right w:val="single" w:color="1E6B3A" w:sz="6"/>
-          <w:insideH w:val="single" w:color="1E6B3A" w:sz="3"/>
-          <w:insideV w:val="none" w:color="1E6B3A" w:sz="0"/>
-        </w:tblBorders>
-      </w:tblPr>
-      <w:tblGrid>
-        <w:gridCol w:w="9638"/>
-      </w:tblGrid>
-      <w:tr>
-        <w:tc>
-          <w:tcPr>
-            <w:tcW w:type="dxa" w:w="9638"/>
-            <w:shd w:fill="E8F3EC" w:color="auto" w:val="clear"/>
-            <w:tcMar>
-              <w:top w:type="dxa" w:w="90"/>
-              <w:left w:type="dxa" w:w="140"/>
-              <w:bottom w:type="dxa" w:w="60"/>
-              <w:right w:type="dxa" w:w="140"/>
-            </w:tcMar>
-          </w:tcPr>
-          <w:p>
-            <w:pPr>
-              <w:spacing w:after="0"/>
-            </w:pPr>
-            <w:r>
-              <w:rPr>
-                <w:b/>
-                <w:bCs/>
-                <w:color w:val="1E6B3A"/>
-                <w:sz w:val="18"/>
-                <w:szCs w:val="18"/>
-                <w:rFonts w:ascii="Calibri" w:cs="Calibri" w:eastAsia="Calibri" w:hAnsi="Calibri"/>
-              </w:rPr>
-              <w:t xml:space="preserve">Correct answer: d   |   LO: PTFL-5.2.1 (K4) | Syllabus §5.2</w:t>
-            </w:r>
-          </w:p>
-        </w:tc>
-      </w:tr>
-      <w:tr>
-        <w:tc>
-          <w:tcPr>
-            <w:tcW w:type="dxa" w:w="9638"/>
-            <w:shd w:fill="E8F3EC" w:color="auto" w:val="clear"/>
-            <w:tcMar>
-              <w:top w:type="dxa" w:w="60"/>
-              <w:left w:type="dxa" w:w="140"/>
-              <w:bottom w:type="dxa" w:w="90"/>
-              <w:right w:type="dxa" w:w="140"/>
-            </w:tcMar>
-          </w:tcPr>
-          <w:p>
-            <w:pPr>
-              <w:spacing w:after="0" w:line="258"/>
-              <w:jc w:val="both"/>
-            </w:pPr>
-            <w:r>
-              <w:rPr>
-                <w:b/>
-                <w:bCs/>
-                <w:sz w:val="18"/>
-                <w:szCs w:val="18"/>
-                <w:rFonts w:ascii="Calibri" w:cs="Calibri" w:eastAsia="Calibri" w:hAnsi="Calibri"/>
-              </w:rPr>
-              <w:t xml:space="preserve">Why:</w:t>
-            </w:r>
-            <w:r>
-              <w:rPr>
-                <w:sz w:val="18"/>
-                <w:szCs w:val="18"/>
-                <w:rFonts w:ascii="Calibri" w:cs="Calibri" w:eastAsia="Calibri" w:hAnsi="Calibri"/>
-              </w:rPr>
-              <w:t xml:space="preserve"> The four factors are exactly those in (d). </w:t>
-            </w:r>
-            <w:r>
-              <w:rPr>
-                <w:b/>
-                <w:bCs/>
-                <w:sz w:val="18"/>
-                <w:szCs w:val="18"/>
-                <w:rFonts w:ascii="Calibri" w:cs="Calibri" w:eastAsia="Calibri" w:hAnsi="Calibri"/>
-              </w:rPr>
-              <w:t xml:space="preserve">Compatibility</w:t>
-            </w:r>
-            <w:r>
-              <w:rPr>
-                <w:sz w:val="18"/>
-                <w:szCs w:val="18"/>
-                <w:rFonts w:ascii="Calibri" w:cs="Calibri" w:eastAsia="Calibri" w:hAnsi="Calibri"/>
-              </w:rPr>
-              <w:t xml:space="preserve"> breaks down into </w:t>
-            </w:r>
-            <w:r>
-              <w:rPr>
-                <w:b/>
-                <w:bCs/>
-                <w:sz w:val="18"/>
-                <w:szCs w:val="18"/>
-                <w:rFonts w:ascii="Calibri" w:cs="Calibri" w:eastAsia="Calibri" w:hAnsi="Calibri"/>
-              </w:rPr>
-              <w:t xml:space="preserve">protocols · interfaces to external components · platforms</w:t>
-            </w:r>
-            <w:r>
-              <w:rPr>
-                <w:sz w:val="18"/>
-                <w:szCs w:val="18"/>
-                <w:rFonts w:ascii="Calibri" w:cs="Calibri" w:eastAsia="Calibri" w:hAnsi="Calibri"/>
-              </w:rPr>
-              <w:t xml:space="preserve">; </w:t>
-            </w:r>
-            <w:r>
-              <w:rPr>
-                <w:b/>
-                <w:bCs/>
-                <w:sz w:val="18"/>
-                <w:szCs w:val="18"/>
-                <w:rFonts w:ascii="Calibri" w:cs="Calibri" w:eastAsia="Calibri" w:hAnsi="Calibri"/>
-              </w:rPr>
-              <w:t xml:space="preserve">scalability</w:t>
-            </w:r>
-            <w:r>
-              <w:rPr>
-                <w:sz w:val="18"/>
-                <w:szCs w:val="18"/>
-                <w:rFonts w:ascii="Calibri" w:cs="Calibri" w:eastAsia="Calibri" w:hAnsi="Calibri"/>
-              </w:rPr>
-              <w:t xml:space="preserve"> into </w:t>
-            </w:r>
-            <w:r>
-              <w:rPr>
-                <w:b/>
-                <w:bCs/>
-                <w:sz w:val="18"/>
-                <w:szCs w:val="18"/>
-                <w:rFonts w:ascii="Calibri" w:cs="Calibri" w:eastAsia="Calibri" w:hAnsi="Calibri"/>
-              </w:rPr>
-              <w:t xml:space="preserve">maximum licences · load generation workstation/server configuration · multiple points of presence</w:t>
-            </w:r>
-            <w:r>
-              <w:rPr>
-                <w:sz w:val="18"/>
-                <w:szCs w:val="18"/>
-                <w:rFonts w:ascii="Calibri" w:cs="Calibri" w:eastAsia="Calibri" w:hAnsi="Calibri"/>
-              </w:rPr>
-              <w:t xml:space="preserve">; </w:t>
-            </w:r>
-            <w:r>
-              <w:rPr>
-                <w:b/>
-                <w:bCs/>
-                <w:sz w:val="18"/>
-                <w:szCs w:val="18"/>
-                <w:rFonts w:ascii="Calibri" w:cs="Calibri" w:eastAsia="Calibri" w:hAnsi="Calibri"/>
-              </w:rPr>
-              <w:t xml:space="preserve">understandability</w:t>
-            </w:r>
-            <w:r>
-              <w:rPr>
-                <w:sz w:val="18"/>
-                <w:szCs w:val="18"/>
-                <w:rFonts w:ascii="Calibri" w:cs="Calibri" w:eastAsia="Calibri" w:hAnsi="Calibri"/>
-              </w:rPr>
-              <w:t xml:space="preserve"> is about </w:t>
-            </w:r>
-            <w:r>
-              <w:rPr>
-                <w:b/>
-                <w:bCs/>
-                <w:sz w:val="18"/>
-                <w:szCs w:val="18"/>
-                <w:rFonts w:ascii="Calibri" w:cs="Calibri" w:eastAsia="Calibri" w:hAnsi="Calibri"/>
-              </w:rPr>
-              <w:t xml:space="preserve">the level of technical knowledge needed</w:t>
-            </w:r>
-            <w:r>
-              <w:rPr>
-                <w:sz w:val="18"/>
-                <w:szCs w:val="18"/>
-                <w:rFonts w:ascii="Calibri" w:cs="Calibri" w:eastAsia="Calibri" w:hAnsi="Calibri"/>
-              </w:rPr>
-              <w:t xml:space="preserve">; and </w:t>
-            </w:r>
-            <w:r>
-              <w:rPr>
-                <w:b/>
-                <w:bCs/>
-                <w:sz w:val="18"/>
-                <w:szCs w:val="18"/>
-                <w:rFonts w:ascii="Calibri" w:cs="Calibri" w:eastAsia="Calibri" w:hAnsi="Calibri"/>
-              </w:rPr>
-              <w:t xml:space="preserve">monitoring</w:t>
-            </w:r>
-            <w:r>
-              <w:rPr>
-                <w:sz w:val="18"/>
-                <w:szCs w:val="18"/>
-                <w:rFonts w:ascii="Calibri" w:cs="Calibri" w:eastAsia="Calibri" w:hAnsi="Calibri"/>
-              </w:rPr>
-              <w:t xml:space="preserve"> poses </w:t>
-            </w:r>
-            <w:r>
-              <w:rPr>
-                <w:b/>
-                <w:bCs/>
-                <w:sz w:val="18"/>
-                <w:szCs w:val="18"/>
-                <w:rFonts w:ascii="Calibri" w:cs="Calibri" w:eastAsia="Calibri" w:hAnsi="Calibri"/>
-              </w:rPr>
-              <w:t xml:space="preserve">three questions</w:t>
-            </w:r>
-            <w:r>
-              <w:rPr>
-                <w:sz w:val="18"/>
-                <w:szCs w:val="18"/>
-                <w:rFonts w:ascii="Calibri" w:cs="Calibri" w:eastAsia="Calibri" w:hAnsi="Calibri"/>
-              </w:rPr>
-              <w:t xml:space="preserve"> about sufficiency, supplementation and correlation to defined transactions.</w:t>
-            </w:r>
-          </w:p>
-        </w:tc>
-      </w:tr>
-    </w:tbl>
-    <w:p>
-      <w:pPr>
-        <w:spacing w:after="120"/>
-      </w:pPr>
-    </w:p>
-    <w:p>
-      <w:pPr>
-        <w:keepNext/>
-        <w:spacing w:before="200" w:after="60"/>
-      </w:pPr>
-      <w:r>
-        <w:rPr>
-          <w:b/>
-          <w:bCs/>
-          <w:color w:val="1F3864"/>
-          <w:sz w:val="19"/>
-          <w:szCs w:val="19"/>
-          <w:rFonts w:ascii="Calibri" w:cs="Calibri" w:eastAsia="Calibri" w:hAnsi="Calibri"/>
-        </w:rPr>
-        <w:t xml:space="preserve">Q17. Compatibility</w:t>
-      </w:r>
-    </w:p>
-    <w:p>
-      <w:pPr>
-        <w:keepNext/>
-        <w:spacing w:after="60" w:line="264"/>
-      </w:pPr>
-      <w:r>
-        <w:rPr>
-          <w:sz w:val="19"/>
-          <w:szCs w:val="19"/>
-          <w:rFonts w:ascii="Calibri" w:cs="Calibri" w:eastAsia="Calibri" w:hAnsi="Calibri"/>
-        </w:rPr>
-        <w:t xml:space="preserve">Under the compatibility factor, what does the syllabus say about interfaces to external components?</w:t>
-      </w:r>
-    </w:p>
-    <w:p>
-      <w:pPr>
-        <w:keepNext/>
-        <w:spacing w:after="40" w:line="258"/>
-        <w:ind w:left="300" w:hanging="160"/>
-      </w:pPr>
-      <w:r>
-        <w:rPr>
-          <w:b/>
-          <w:bCs/>
-          <w:color w:val="1E6B3A"/>
-          <w:sz w:val="18"/>
-          <w:szCs w:val="18"/>
-          <w:rFonts w:ascii="Calibri" w:cs="Calibri" w:eastAsia="Calibri" w:hAnsi="Calibri"/>
-        </w:rPr>
-        <w:t xml:space="preserve">a) Interfaces to software components or other tools may need to be considered as part of the complete integration requirements to meet process or other inter-operability requirements, for example integration in the CI process   ✔</w:t>
-      </w:r>
-    </w:p>
-    <w:p>
-      <w:pPr>
-        <w:keepNext/>
-        <w:spacing w:after="40" w:line="258"/>
-        <w:ind w:left="300" w:hanging="160"/>
-      </w:pPr>
-      <w:r>
-        <w:rPr>
-          <w:sz w:val="18"/>
-          <w:szCs w:val="18"/>
-          <w:rFonts w:ascii="Calibri" w:cs="Calibri" w:eastAsia="Calibri" w:hAnsi="Calibri"/>
-        </w:rPr>
-        <w:t xml:space="preserve">b) External interfaces are always out of scope for tool selection</w:t>
-      </w:r>
-    </w:p>
-    <w:p>
-      <w:pPr>
-        <w:keepNext/>
-        <w:spacing w:after="40" w:line="258"/>
-        <w:ind w:left="300" w:hanging="160"/>
-      </w:pPr>
-      <w:r>
-        <w:rPr>
-          <w:sz w:val="18"/>
-          <w:szCs w:val="18"/>
-          <w:rFonts w:ascii="Calibri" w:cs="Calibri" w:eastAsia="Calibri" w:hAnsi="Calibri"/>
-        </w:rPr>
-        <w:t xml:space="preserve">c) Only database interfaces matter, since that is where the load lands</w:t>
-      </w:r>
-    </w:p>
-    <w:p>
-      <w:pPr>
-        <w:keepNext/>
-        <w:spacing w:after="40" w:line="258"/>
-        <w:ind w:left="300" w:hanging="160"/>
-      </w:pPr>
-      <w:r>
-        <w:rPr>
-          <w:sz w:val="18"/>
-          <w:szCs w:val="18"/>
-          <w:rFonts w:ascii="Calibri" w:cs="Calibri" w:eastAsia="Calibri" w:hAnsi="Calibri"/>
-        </w:rPr>
-        <w:t xml:space="preserve">d) Interfaces should be replaced by stubs during tool evaluation</w:t>
-      </w:r>
-    </w:p>
-    <w:tbl>
-      <w:tblPr>
-        <w:tblW w:type="dxa" w:w="9638"/>
-        <w:tblBorders>
-          <w:top w:val="single" w:color="1E6B3A" w:sz="6"/>
-          <w:left w:val="single" w:color="1E6B3A" w:sz="6"/>
-          <w:bottom w:val="single" w:color="1E6B3A" w:sz="6"/>
-          <w:right w:val="single" w:color="1E6B3A" w:sz="6"/>
-          <w:insideH w:val="single" w:color="1E6B3A" w:sz="3"/>
-          <w:insideV w:val="none" w:color="1E6B3A" w:sz="0"/>
-        </w:tblBorders>
-      </w:tblPr>
-      <w:tblGrid>
-        <w:gridCol w:w="9638"/>
-      </w:tblGrid>
-      <w:tr>
-        <w:tc>
-          <w:tcPr>
-            <w:tcW w:type="dxa" w:w="9638"/>
-            <w:shd w:fill="E8F3EC" w:color="auto" w:val="clear"/>
-            <w:tcMar>
-              <w:top w:type="dxa" w:w="90"/>
-              <w:left w:type="dxa" w:w="140"/>
-              <w:bottom w:type="dxa" w:w="60"/>
-              <w:right w:type="dxa" w:w="140"/>
-            </w:tcMar>
-          </w:tcPr>
-          <w:p>
-            <w:pPr>
-              <w:spacing w:after="0"/>
-            </w:pPr>
-            <w:r>
-              <w:rPr>
-                <w:b/>
-                <w:bCs/>
-                <w:color w:val="1E6B3A"/>
-                <w:sz w:val="18"/>
-                <w:szCs w:val="18"/>
-                <w:rFonts w:ascii="Calibri" w:cs="Calibri" w:eastAsia="Calibri" w:hAnsi="Calibri"/>
-              </w:rPr>
-              <w:t xml:space="preserve">Correct answer: a   |   LO: PTFL-5.2.1 (K4) | Syllabus §5.2</w:t>
-            </w:r>
-          </w:p>
-        </w:tc>
-      </w:tr>
-      <w:tr>
-        <w:tc>
-          <w:tcPr>
-            <w:tcW w:type="dxa" w:w="9638"/>
-            <w:shd w:fill="E8F3EC" w:color="auto" w:val="clear"/>
-            <w:tcMar>
-              <w:top w:type="dxa" w:w="60"/>
-              <w:left w:type="dxa" w:w="140"/>
-              <w:bottom w:type="dxa" w:w="90"/>
-              <w:right w:type="dxa" w:w="140"/>
-            </w:tcMar>
-          </w:tcPr>
-          <w:p>
-            <w:pPr>
-              <w:spacing w:after="0" w:line="258"/>
-              <w:jc w:val="both"/>
-            </w:pPr>
-            <w:r>
-              <w:rPr>
-                <w:b/>
-                <w:bCs/>
-                <w:sz w:val="18"/>
-                <w:szCs w:val="18"/>
-                <w:rFonts w:ascii="Calibri" w:cs="Calibri" w:eastAsia="Calibri" w:hAnsi="Calibri"/>
-              </w:rPr>
-              <w:t xml:space="preserve">Why:</w:t>
-            </w:r>
-            <w:r>
-              <w:rPr>
-                <w:sz w:val="18"/>
-                <w:szCs w:val="18"/>
-                <w:rFonts w:ascii="Calibri" w:cs="Calibri" w:eastAsia="Calibri" w:hAnsi="Calibri"/>
-              </w:rPr>
-              <w:t xml:space="preserve"> That is the syllabus wording, and </w:t>
-            </w:r>
-            <w:r>
-              <w:rPr>
-                <w:b/>
-                <w:bCs/>
-                <w:sz w:val="18"/>
-                <w:szCs w:val="18"/>
-                <w:rFonts w:ascii="Calibri" w:cs="Calibri" w:eastAsia="Calibri" w:hAnsi="Calibri"/>
-              </w:rPr>
-              <w:t xml:space="preserve">integration in the CI process</w:t>
-            </w:r>
-            <w:r>
-              <w:rPr>
-                <w:sz w:val="18"/>
-                <w:szCs w:val="18"/>
-                <w:rFonts w:ascii="Calibri" w:cs="Calibri" w:eastAsia="Calibri" w:hAnsi="Calibri"/>
-              </w:rPr>
-              <w:t xml:space="preserve"> is its own example — connecting to </w:t>
-            </w:r>
-            <w:r>
-              <w:rPr>
-                <w:b/>
-                <w:bCs/>
-                <w:sz w:val="18"/>
-                <w:szCs w:val="18"/>
-                <w:rFonts w:ascii="Calibri" w:cs="Calibri" w:eastAsia="Calibri" w:hAnsi="Calibri"/>
-              </w:rPr>
-              <w:t xml:space="preserve">PTFL-3.4.1</w:t>
-            </w:r>
-            <w:r>
-              <w:rPr>
-                <w:sz w:val="18"/>
-                <w:szCs w:val="18"/>
-                <w:rFonts w:ascii="Calibri" w:cs="Calibri" w:eastAsia="Calibri" w:hAnsi="Calibri"/>
-              </w:rPr>
-              <w:t xml:space="preserve">, where CI performance testing needs </w:t>
-            </w:r>
-            <w:r>
-              <w:rPr>
-                <w:b/>
-                <w:bCs/>
-                <w:sz w:val="18"/>
-                <w:szCs w:val="18"/>
-                <w:rFonts w:ascii="Calibri" w:cs="Calibri" w:eastAsia="Calibri" w:hAnsi="Calibri"/>
-              </w:rPr>
-              <w:t xml:space="preserve">environments available on demand</w:t>
-            </w:r>
-            <w:r>
-              <w:rPr>
-                <w:sz w:val="18"/>
-                <w:szCs w:val="18"/>
-                <w:rFonts w:ascii="Calibri" w:cs="Calibri" w:eastAsia="Calibri" w:hAnsi="Calibri"/>
-              </w:rPr>
-              <w:t xml:space="preserve"> and </w:t>
-            </w:r>
-            <w:r>
-              <w:rPr>
-                <w:b/>
-                <w:bCs/>
-                <w:sz w:val="18"/>
-                <w:szCs w:val="18"/>
-                <w:rFonts w:ascii="Calibri" w:cs="Calibri" w:eastAsia="Calibri" w:hAnsi="Calibri"/>
-              </w:rPr>
-              <w:t xml:space="preserve">the ability to select subsets of applicable tests</w:t>
-            </w:r>
-            <w:r>
-              <w:rPr>
-                <w:sz w:val="18"/>
-                <w:szCs w:val="18"/>
-                <w:rFonts w:ascii="Calibri" w:cs="Calibri" w:eastAsia="Calibri" w:hAnsi="Calibri"/>
-              </w:rPr>
-              <w:t xml:space="preserve">. Option (d) confuses tool selection with </w:t>
-            </w:r>
-            <w:r>
-              <w:rPr>
-                <w:b/>
-                <w:bCs/>
-                <w:sz w:val="18"/>
-                <w:szCs w:val="18"/>
-                <w:rFonts w:ascii="Calibri" w:cs="Calibri" w:eastAsia="Calibri" w:hAnsi="Calibri"/>
-              </w:rPr>
-              <w:t xml:space="preserve">service virtualization</w:t>
-            </w:r>
-            <w:r>
-              <w:rPr>
-                <w:sz w:val="18"/>
-                <w:szCs w:val="18"/>
-                <w:rFonts w:ascii="Calibri" w:cs="Calibri" w:eastAsia="Calibri" w:hAnsi="Calibri"/>
-              </w:rPr>
-              <w:t xml:space="preserve"> from </w:t>
-            </w:r>
-            <w:r>
-              <w:rPr>
-                <w:b/>
-                <w:bCs/>
-                <w:sz w:val="18"/>
-                <w:szCs w:val="18"/>
-                <w:rFonts w:ascii="Calibri" w:cs="Calibri" w:eastAsia="Calibri" w:hAnsi="Calibri"/>
-              </w:rPr>
-              <w:t xml:space="preserve">PTFL-4.2.8</w:t>
-            </w:r>
-            <w:r>
-              <w:rPr>
-                <w:sz w:val="18"/>
-                <w:szCs w:val="18"/>
-                <w:rFonts w:ascii="Calibri" w:cs="Calibri" w:eastAsia="Calibri" w:hAnsi="Calibri"/>
-              </w:rPr>
-              <w:t xml:space="preserve">.</w:t>
-            </w:r>
-          </w:p>
-        </w:tc>
-      </w:tr>
-    </w:tbl>
-    <w:p>
-      <w:pPr>
-        <w:spacing w:after="120"/>
-      </w:pPr>
-    </w:p>
-    <w:p>
-      <w:pPr>
-        <w:keepNext/>
-        <w:spacing w:before="200" w:after="60"/>
-      </w:pPr>
-      <w:r>
-        <w:rPr>
-          <w:b/>
-          <w:bCs/>
-          <w:color w:val="1F3864"/>
-          <w:sz w:val="19"/>
-          <w:szCs w:val="19"/>
-          <w:rFonts w:ascii="Calibri" w:cs="Calibri" w:eastAsia="Calibri" w:hAnsi="Calibri"/>
-        </w:rPr>
-        <w:t xml:space="preserve">Q18. Compatibility</w:t>
-      </w:r>
-    </w:p>
-    <w:p>
-      <w:pPr>
-        <w:keepNext/>
-        <w:spacing w:after="60" w:line="264"/>
-      </w:pPr>
-      <w:r>
-        <w:rPr>
-          <w:sz w:val="19"/>
-          <w:szCs w:val="19"/>
-          <w:rFonts w:ascii="Calibri" w:cs="Calibri" w:eastAsia="Calibri" w:hAnsi="Calibri"/>
-        </w:rPr>
-        <w:t xml:space="preserve">Which platforms must the tool be compatible with, according to the syllabus?</w:t>
-      </w:r>
-    </w:p>
-    <w:p>
-      <w:pPr>
-        <w:keepNext/>
-        <w:spacing w:after="40" w:line="258"/>
-        <w:ind w:left="300" w:hanging="160"/>
-      </w:pPr>
-      <w:r>
-        <w:rPr>
-          <w:sz w:val="18"/>
-          <w:szCs w:val="18"/>
-          <w:rFonts w:ascii="Calibri" w:cs="Calibri" w:eastAsia="Calibri" w:hAnsi="Calibri"/>
-        </w:rPr>
-        <w:t xml:space="preserve">a) Only the platform hosting the system under test</w:t>
-      </w:r>
-    </w:p>
-    <w:p>
-      <w:pPr>
-        <w:keepNext/>
-        <w:spacing w:after="40" w:line="258"/>
-        <w:ind w:left="300" w:hanging="160"/>
-      </w:pPr>
-      <w:r>
-        <w:rPr>
-          <w:sz w:val="18"/>
-          <w:szCs w:val="18"/>
-          <w:rFonts w:ascii="Calibri" w:cs="Calibri" w:eastAsia="Calibri" w:hAnsi="Calibri"/>
-        </w:rPr>
-        <w:t xml:space="preserve">b) Only the tester's workstation platform</w:t>
-      </w:r>
-    </w:p>
-    <w:p>
-      <w:pPr>
-        <w:keepNext/>
-        <w:spacing w:after="40" w:line="258"/>
-        <w:ind w:left="300" w:hanging="160"/>
-      </w:pPr>
-      <w:r>
-        <w:rPr>
-          <w:b/>
-          <w:bCs/>
-          <w:color w:val="1E6B3A"/>
-          <w:sz w:val="18"/>
-          <w:szCs w:val="18"/>
-          <w:rFonts w:ascii="Calibri" w:cs="Calibri" w:eastAsia="Calibri" w:hAnsi="Calibri"/>
-        </w:rPr>
-        <w:t xml:space="preserve">c) The platforms used to host the tools and the platforms with which the tools interact for monitoring and/or load generation — and their versions   ✔</w:t>
-      </w:r>
-    </w:p>
-    <w:p>
-      <w:pPr>
-        <w:keepNext/>
-        <w:spacing w:after="40" w:line="258"/>
-        <w:ind w:left="300" w:hanging="160"/>
-      </w:pPr>
-      <w:r>
-        <w:rPr>
-          <w:sz w:val="18"/>
-          <w:szCs w:val="18"/>
-          <w:rFonts w:ascii="Calibri" w:cs="Calibri" w:eastAsia="Calibri" w:hAnsi="Calibri"/>
-        </w:rPr>
-        <w:t xml:space="preserve">d) Only cloud platforms, since testing is increasingly cloud-based</w:t>
-      </w:r>
-    </w:p>
-    <w:tbl>
-      <w:tblPr>
-        <w:tblW w:type="dxa" w:w="9638"/>
-        <w:tblBorders>
-          <w:top w:val="single" w:color="1E6B3A" w:sz="6"/>
-          <w:left w:val="single" w:color="1E6B3A" w:sz="6"/>
-          <w:bottom w:val="single" w:color="1E6B3A" w:sz="6"/>
-          <w:right w:val="single" w:color="1E6B3A" w:sz="6"/>
-          <w:insideH w:val="single" w:color="1E6B3A" w:sz="3"/>
-          <w:insideV w:val="none" w:color="1E6B3A" w:sz="0"/>
-        </w:tblBorders>
-      </w:tblPr>
-      <w:tblGrid>
-        <w:gridCol w:w="9638"/>
-      </w:tblGrid>
-      <w:tr>
-        <w:tc>
-          <w:tcPr>
-            <w:tcW w:type="dxa" w:w="9638"/>
-            <w:shd w:fill="E8F3EC" w:color="auto" w:val="clear"/>
-            <w:tcMar>
-              <w:top w:type="dxa" w:w="90"/>
-              <w:left w:type="dxa" w:w="140"/>
-              <w:bottom w:type="dxa" w:w="60"/>
-              <w:right w:type="dxa" w:w="140"/>
-            </w:tcMar>
-          </w:tcPr>
-          <w:p>
-            <w:pPr>
-              <w:spacing w:after="0"/>
-            </w:pPr>
-            <w:r>
-              <w:rPr>
-                <w:b/>
-                <w:bCs/>
-                <w:color w:val="1E6B3A"/>
-                <w:sz w:val="18"/>
-                <w:szCs w:val="18"/>
-                <w:rFonts w:ascii="Calibri" w:cs="Calibri" w:eastAsia="Calibri" w:hAnsi="Calibri"/>
-              </w:rPr>
-              <w:t xml:space="preserve">Correct answer: c   |   LO: PTFL-5.2.1 (K4) | Syllabus §5.2</w:t>
-            </w:r>
-          </w:p>
-        </w:tc>
-      </w:tr>
-      <w:tr>
-        <w:tc>
-          <w:tcPr>
-            <w:tcW w:type="dxa" w:w="9638"/>
-            <w:shd w:fill="E8F3EC" w:color="auto" w:val="clear"/>
-            <w:tcMar>
-              <w:top w:type="dxa" w:w="60"/>
-              <w:left w:type="dxa" w:w="140"/>
-              <w:bottom w:type="dxa" w:w="90"/>
-              <w:right w:type="dxa" w:w="140"/>
-            </w:tcMar>
-          </w:tcPr>
-          <w:p>
-            <w:pPr>
-              <w:spacing w:after="0" w:line="258"/>
-              <w:jc w:val="both"/>
-            </w:pPr>
-            <w:r>
-              <w:rPr>
-                <w:b/>
-                <w:bCs/>
-                <w:sz w:val="18"/>
-                <w:szCs w:val="18"/>
-                <w:rFonts w:ascii="Calibri" w:cs="Calibri" w:eastAsia="Calibri" w:hAnsi="Calibri"/>
-              </w:rPr>
-              <w:t xml:space="preserve">Why:</w:t>
-            </w:r>
-            <w:r>
-              <w:rPr>
-                <w:sz w:val="18"/>
-                <w:szCs w:val="18"/>
-                <w:rFonts w:ascii="Calibri" w:cs="Calibri" w:eastAsia="Calibri" w:hAnsi="Calibri"/>
-              </w:rPr>
-              <w:t xml:space="preserve"> "</w:t>
-            </w:r>
-            <w:r>
-              <w:rPr>
-                <w:b/>
-                <w:bCs/>
-                <w:i/>
-                <w:iCs/>
-                <w:sz w:val="18"/>
-                <w:szCs w:val="18"/>
-                <w:rFonts w:ascii="Calibri" w:cs="Calibri" w:eastAsia="Calibri" w:hAnsi="Calibri"/>
-              </w:rPr>
-              <w:t xml:space="preserve">Compatibility with the platforms (and their versions) within an organization is essential.</w:t>
-            </w:r>
-            <w:r>
-              <w:rPr>
-                <w:i/>
-                <w:iCs/>
-                <w:sz w:val="18"/>
-                <w:szCs w:val="18"/>
-                <w:rFonts w:ascii="Calibri" w:cs="Calibri" w:eastAsia="Calibri" w:hAnsi="Calibri"/>
-              </w:rPr>
-              <w:t xml:space="preserve"> </w:t>
-            </w:r>
-            <w:r>
-              <w:rPr>
-                <w:b/>
-                <w:bCs/>
-                <w:i/>
-                <w:iCs/>
-                <w:sz w:val="18"/>
-                <w:szCs w:val="18"/>
-                <w:rFonts w:ascii="Calibri" w:cs="Calibri" w:eastAsia="Calibri" w:hAnsi="Calibri"/>
-              </w:rPr>
-              <w:t xml:space="preserve">This applies to the platforms used to host the tools and the platforms with which the tools interact for monitoring and/or load generation.</w:t>
-            </w:r>
-            <w:r>
-              <w:rPr>
-                <w:sz w:val="18"/>
-                <w:szCs w:val="18"/>
-                <w:rFonts w:ascii="Calibri" w:cs="Calibri" w:eastAsia="Calibri" w:hAnsi="Calibri"/>
-              </w:rPr>
-              <w:t xml:space="preserve">" Both directions matter, and </w:t>
-            </w:r>
-            <w:r>
-              <w:rPr>
-                <w:b/>
-                <w:bCs/>
-                <w:sz w:val="18"/>
-                <w:szCs w:val="18"/>
-                <w:rFonts w:ascii="Calibri" w:cs="Calibri" w:eastAsia="Calibri" w:hAnsi="Calibri"/>
-              </w:rPr>
-              <w:t xml:space="preserve">versions</w:t>
-            </w:r>
-            <w:r>
-              <w:rPr>
-                <w:sz w:val="18"/>
-                <w:szCs w:val="18"/>
-                <w:rFonts w:ascii="Calibri" w:cs="Calibri" w:eastAsia="Calibri" w:hAnsi="Calibri"/>
-              </w:rPr>
-              <w:t xml:space="preserve"> are explicitly named.</w:t>
-            </w:r>
-          </w:p>
-        </w:tc>
-      </w:tr>
-    </w:tbl>
-    <w:p>
-      <w:pPr>
-        <w:spacing w:after="120"/>
-      </w:pPr>
-    </w:p>
-    <w:p>
-      <w:pPr>
-        <w:keepNext/>
-        <w:spacing w:before="200" w:after="60"/>
-      </w:pPr>
-      <w:r>
-        <w:rPr>
-          <w:b/>
-          <w:bCs/>
-          <w:color w:val="1F3864"/>
-          <w:sz w:val="19"/>
-          <w:szCs w:val="19"/>
-          <w:rFonts w:ascii="Calibri" w:cs="Calibri" w:eastAsia="Calibri" w:hAnsi="Calibri"/>
-        </w:rPr>
-        <w:t xml:space="preserve">Q19. Scalability</w:t>
-      </w:r>
-    </w:p>
-    <w:p>
-      <w:pPr>
-        <w:keepNext/>
-        <w:spacing w:after="60" w:line="264"/>
-      </w:pPr>
-      <w:r>
-        <w:rPr>
-          <w:sz w:val="19"/>
-          <w:szCs w:val="19"/>
-          <w:rFonts w:ascii="Calibri" w:cs="Calibri" w:eastAsia="Calibri" w:hAnsi="Calibri"/>
-        </w:rPr>
-        <w:t xml:space="preserve">Which of the following is one of the three considerations the syllabus lists under scalability?</w:t>
-      </w:r>
-    </w:p>
-    <w:p>
-      <w:pPr>
-        <w:keepNext/>
-        <w:spacing w:after="40" w:line="258"/>
-        <w:ind w:left="300" w:hanging="160"/>
-      </w:pPr>
-      <w:r>
-        <w:rPr>
-          <w:sz w:val="18"/>
-          <w:szCs w:val="18"/>
-          <w:rFonts w:ascii="Calibri" w:cs="Calibri" w:eastAsia="Calibri" w:hAnsi="Calibri"/>
-        </w:rPr>
-        <w:t xml:space="preserve">a) The number of protocols supported by the tool</w:t>
-      </w:r>
-    </w:p>
-    <w:p>
-      <w:pPr>
-        <w:keepNext/>
-        <w:spacing w:after="40" w:line="258"/>
-        <w:ind w:left="300" w:hanging="160"/>
-      </w:pPr>
-      <w:r>
-        <w:rPr>
-          <w:b/>
-          <w:bCs/>
-          <w:color w:val="1E6B3A"/>
-          <w:sz w:val="18"/>
-          <w:szCs w:val="18"/>
-          <w:rFonts w:ascii="Calibri" w:cs="Calibri" w:eastAsia="Calibri" w:hAnsi="Calibri"/>
-        </w:rPr>
-        <w:t xml:space="preserve">b) The ability to generate load from multiple points of presence, for example distributed servers   ✔</w:t>
-      </w:r>
-    </w:p>
-    <w:p>
-      <w:pPr>
-        <w:keepNext/>
-        <w:spacing w:after="40" w:line="258"/>
-        <w:ind w:left="300" w:hanging="160"/>
-      </w:pPr>
-      <w:r>
-        <w:rPr>
-          <w:sz w:val="18"/>
-          <w:szCs w:val="18"/>
-          <w:rFonts w:ascii="Calibri" w:cs="Calibri" w:eastAsia="Calibri" w:hAnsi="Calibri"/>
-        </w:rPr>
-        <w:t xml:space="preserve">c) The level of technical knowledge needed to use the tool</w:t>
-      </w:r>
-    </w:p>
-    <w:p>
-      <w:pPr>
-        <w:keepNext/>
-        <w:spacing w:after="40" w:line="258"/>
-        <w:ind w:left="300" w:hanging="160"/>
-      </w:pPr>
-      <w:r>
-        <w:rPr>
-          <w:sz w:val="18"/>
-          <w:szCs w:val="18"/>
-          <w:rFonts w:ascii="Calibri" w:cs="Calibri" w:eastAsia="Calibri" w:hAnsi="Calibri"/>
-        </w:rPr>
-        <w:t xml:space="preserve">d) Whether the monitoring can be correlated to defined transactions</w:t>
-      </w:r>
-    </w:p>
-    <w:tbl>
-      <w:tblPr>
-        <w:tblW w:type="dxa" w:w="9638"/>
-        <w:tblBorders>
-          <w:top w:val="single" w:color="1E6B3A" w:sz="6"/>
-          <w:left w:val="single" w:color="1E6B3A" w:sz="6"/>
-          <w:bottom w:val="single" w:color="1E6B3A" w:sz="6"/>
-          <w:right w:val="single" w:color="1E6B3A" w:sz="6"/>
-          <w:insideH w:val="single" w:color="1E6B3A" w:sz="3"/>
-          <w:insideV w:val="none" w:color="1E6B3A" w:sz="0"/>
-        </w:tblBorders>
-      </w:tblPr>
-      <w:tblGrid>
-        <w:gridCol w:w="9638"/>
-      </w:tblGrid>
-      <w:tr>
-        <w:tc>
-          <w:tcPr>
-            <w:tcW w:type="dxa" w:w="9638"/>
-            <w:shd w:fill="E8F3EC" w:color="auto" w:val="clear"/>
-            <w:tcMar>
-              <w:top w:type="dxa" w:w="90"/>
-              <w:left w:type="dxa" w:w="140"/>
-              <w:bottom w:type="dxa" w:w="60"/>
-              <w:right w:type="dxa" w:w="140"/>
-            </w:tcMar>
-          </w:tcPr>
-          <w:p>
-            <w:pPr>
-              <w:spacing w:after="0"/>
-            </w:pPr>
-            <w:r>
-              <w:rPr>
-                <w:b/>
-                <w:bCs/>
-                <w:color w:val="1E6B3A"/>
-                <w:sz w:val="18"/>
-                <w:szCs w:val="18"/>
-                <w:rFonts w:ascii="Calibri" w:cs="Calibri" w:eastAsia="Calibri" w:hAnsi="Calibri"/>
-              </w:rPr>
-              <w:t xml:space="preserve">Correct answer: b   |   LO: PTFL-5.2.1 (K4) | Syllabus §5.2</w:t>
-            </w:r>
-          </w:p>
-        </w:tc>
-      </w:tr>
-      <w:tr>
-        <w:tc>
-          <w:tcPr>
-            <w:tcW w:type="dxa" w:w="9638"/>
-            <w:shd w:fill="E8F3EC" w:color="auto" w:val="clear"/>
-            <w:tcMar>
-              <w:top w:type="dxa" w:w="60"/>
-              <w:left w:type="dxa" w:w="140"/>
-              <w:bottom w:type="dxa" w:w="90"/>
-              <w:right w:type="dxa" w:w="140"/>
-            </w:tcMar>
-          </w:tcPr>
-          <w:p>
-            <w:pPr>
-              <w:spacing w:after="0" w:line="258"/>
-              <w:jc w:val="both"/>
-            </w:pPr>
-            <w:r>
-              <w:rPr>
-                <w:b/>
-                <w:bCs/>
-                <w:sz w:val="18"/>
-                <w:szCs w:val="18"/>
-                <w:rFonts w:ascii="Calibri" w:cs="Calibri" w:eastAsia="Calibri" w:hAnsi="Calibri"/>
-              </w:rPr>
-              <w:t xml:space="preserve">Why:</w:t>
-            </w:r>
-            <w:r>
-              <w:rPr>
-                <w:sz w:val="18"/>
-                <w:szCs w:val="18"/>
-                <w:rFonts w:ascii="Calibri" w:cs="Calibri" w:eastAsia="Calibri" w:hAnsi="Calibri"/>
-              </w:rPr>
-              <w:t xml:space="preserve"> Scalability is framed as </w:t>
-            </w:r>
-            <w:r>
-              <w:rPr>
-                <w:b/>
-                <w:bCs/>
-                <w:sz w:val="18"/>
-                <w:szCs w:val="18"/>
-                <w:rFonts w:ascii="Calibri" w:cs="Calibri" w:eastAsia="Calibri" w:hAnsi="Calibri"/>
-              </w:rPr>
-              <w:t xml:space="preserve">the total number of concurrent user simulations the tool can handle</w:t>
-            </w:r>
-            <w:r>
-              <w:rPr>
-                <w:sz w:val="18"/>
-                <w:szCs w:val="18"/>
-                <w:rFonts w:ascii="Calibri" w:cs="Calibri" w:eastAsia="Calibri" w:hAnsi="Calibri"/>
-              </w:rPr>
-              <w:t xml:space="preserve">, and includes </w:t>
-            </w:r>
-            <w:r>
-              <w:rPr>
-                <w:b/>
-                <w:bCs/>
-                <w:sz w:val="18"/>
-                <w:szCs w:val="18"/>
-                <w:rFonts w:ascii="Calibri" w:cs="Calibri" w:eastAsia="Calibri" w:hAnsi="Calibri"/>
-              </w:rPr>
-              <w:t xml:space="preserve">the maximum number of licenses required</w:t>
-            </w:r>
-            <w:r>
-              <w:rPr>
-                <w:sz w:val="18"/>
-                <w:szCs w:val="18"/>
-                <w:rFonts w:ascii="Calibri" w:cs="Calibri" w:eastAsia="Calibri" w:hAnsi="Calibri"/>
-              </w:rPr>
-              <w:t xml:space="preserve">, </w:t>
-            </w:r>
-            <w:r>
-              <w:rPr>
-                <w:b/>
-                <w:bCs/>
-                <w:sz w:val="18"/>
-                <w:szCs w:val="18"/>
-                <w:rFonts w:ascii="Calibri" w:cs="Calibri" w:eastAsia="Calibri" w:hAnsi="Calibri"/>
-              </w:rPr>
-              <w:t xml:space="preserve">load generation workstation/server configuration requirements</w:t>
-            </w:r>
-            <w:r>
-              <w:rPr>
-                <w:sz w:val="18"/>
-                <w:szCs w:val="18"/>
-                <w:rFonts w:ascii="Calibri" w:cs="Calibri" w:eastAsia="Calibri" w:hAnsi="Calibri"/>
-              </w:rPr>
-              <w:t xml:space="preserve">, and </w:t>
-            </w:r>
-            <w:r>
-              <w:rPr>
-                <w:b/>
-                <w:bCs/>
-                <w:sz w:val="18"/>
-                <w:szCs w:val="18"/>
-                <w:rFonts w:ascii="Calibri" w:cs="Calibri" w:eastAsia="Calibri" w:hAnsi="Calibri"/>
-              </w:rPr>
-              <w:t xml:space="preserve">the ability to generate load from multiple points of presence (e.g., distributed servers)</w:t>
-            </w:r>
-            <w:r>
-              <w:rPr>
-                <w:sz w:val="18"/>
-                <w:szCs w:val="18"/>
-                <w:rFonts w:ascii="Calibri" w:cs="Calibri" w:eastAsia="Calibri" w:hAnsi="Calibri"/>
-              </w:rPr>
-              <w:t xml:space="preserve">. Option (a) belongs to </w:t>
-            </w:r>
-            <w:r>
-              <w:rPr>
-                <w:b/>
-                <w:bCs/>
-                <w:sz w:val="18"/>
-                <w:szCs w:val="18"/>
-                <w:rFonts w:ascii="Calibri" w:cs="Calibri" w:eastAsia="Calibri" w:hAnsi="Calibri"/>
-              </w:rPr>
-              <w:t xml:space="preserve">compatibility</w:t>
-            </w:r>
-            <w:r>
-              <w:rPr>
-                <w:sz w:val="18"/>
-                <w:szCs w:val="18"/>
-                <w:rFonts w:ascii="Calibri" w:cs="Calibri" w:eastAsia="Calibri" w:hAnsi="Calibri"/>
-              </w:rPr>
-              <w:t xml:space="preserve">, (c) to </w:t>
-            </w:r>
-            <w:r>
-              <w:rPr>
-                <w:b/>
-                <w:bCs/>
-                <w:sz w:val="18"/>
-                <w:szCs w:val="18"/>
-                <w:rFonts w:ascii="Calibri" w:cs="Calibri" w:eastAsia="Calibri" w:hAnsi="Calibri"/>
-              </w:rPr>
-              <w:t xml:space="preserve">understandability</w:t>
-            </w:r>
-            <w:r>
-              <w:rPr>
-                <w:sz w:val="18"/>
-                <w:szCs w:val="18"/>
-                <w:rFonts w:ascii="Calibri" w:cs="Calibri" w:eastAsia="Calibri" w:hAnsi="Calibri"/>
-              </w:rPr>
-              <w:t xml:space="preserve">, and (d) to </w:t>
-            </w:r>
-            <w:r>
-              <w:rPr>
-                <w:b/>
-                <w:bCs/>
-                <w:sz w:val="18"/>
-                <w:szCs w:val="18"/>
-                <w:rFonts w:ascii="Calibri" w:cs="Calibri" w:eastAsia="Calibri" w:hAnsi="Calibri"/>
-              </w:rPr>
-              <w:t xml:space="preserve">monitoring</w:t>
-            </w:r>
-            <w:r>
-              <w:rPr>
-                <w:sz w:val="18"/>
-                <w:szCs w:val="18"/>
-                <w:rFonts w:ascii="Calibri" w:cs="Calibri" w:eastAsia="Calibri" w:hAnsi="Calibri"/>
-              </w:rPr>
-              <w:t xml:space="preserve">.</w:t>
-            </w:r>
-          </w:p>
-        </w:tc>
-      </w:tr>
-    </w:tbl>
-    <w:p>
-      <w:pPr>
-        <w:spacing w:after="120"/>
-      </w:pPr>
-    </w:p>
-    <w:p>
-      <w:pPr>
-        <w:keepNext/>
-        <w:spacing w:before="200" w:after="60"/>
-      </w:pPr>
-      <w:r>
-        <w:rPr>
-          <w:b/>
-          <w:bCs/>
-          <w:color w:val="1F3864"/>
-          <w:sz w:val="19"/>
-          <w:szCs w:val="19"/>
-          <w:rFonts w:ascii="Calibri" w:cs="Calibri" w:eastAsia="Calibri" w:hAnsi="Calibri"/>
-        </w:rPr>
-        <w:t xml:space="preserve">Q20. Understandability</w:t>
-      </w:r>
-    </w:p>
-    <w:p>
-      <w:pPr>
-        <w:keepNext/>
-        <w:spacing w:after="60" w:line="264"/>
-      </w:pPr>
-      <w:r>
-        <w:rPr>
-          <w:sz w:val="19"/>
-          <w:szCs w:val="19"/>
-          <w:rFonts w:ascii="Calibri" w:cs="Calibri" w:eastAsia="Calibri" w:hAnsi="Calibri"/>
-        </w:rPr>
-        <w:t xml:space="preserve">What consequence does the syllabus attach to overlooking the level of technical knowledge needed to use a tool?</w:t>
-      </w:r>
-    </w:p>
-    <w:p>
-      <w:pPr>
-        <w:keepNext/>
-        <w:spacing w:after="40" w:line="258"/>
-        <w:ind w:left="300" w:hanging="160"/>
-      </w:pPr>
-      <w:r>
-        <w:rPr>
-          <w:sz w:val="18"/>
-          <w:szCs w:val="18"/>
-          <w:rFonts w:ascii="Calibri" w:cs="Calibri" w:eastAsia="Calibri" w:hAnsi="Calibri"/>
-        </w:rPr>
-        <w:t xml:space="preserve">a) The licence cost will be underestimated</w:t>
-      </w:r>
-    </w:p>
-    <w:p>
-      <w:pPr>
-        <w:keepNext/>
-        <w:spacing w:after="40" w:line="258"/>
-        <w:ind w:left="300" w:hanging="160"/>
-      </w:pPr>
-      <w:r>
-        <w:rPr>
-          <w:sz w:val="18"/>
-          <w:szCs w:val="18"/>
-          <w:rFonts w:ascii="Calibri" w:cs="Calibri" w:eastAsia="Calibri" w:hAnsi="Calibri"/>
-        </w:rPr>
-        <w:t xml:space="preserve">b) The tool will be incompatible with the CI process</w:t>
-      </w:r>
-    </w:p>
-    <w:p>
-      <w:pPr>
-        <w:keepNext/>
-        <w:spacing w:after="40" w:line="258"/>
-        <w:ind w:left="300" w:hanging="160"/>
-      </w:pPr>
-      <w:r>
-        <w:rPr>
-          <w:sz w:val="18"/>
-          <w:szCs w:val="18"/>
-          <w:rFonts w:ascii="Calibri" w:cs="Calibri" w:eastAsia="Calibri" w:hAnsi="Calibri"/>
-        </w:rPr>
-        <w:t xml:space="preserve">c) The load generators will not be monitored</w:t>
-      </w:r>
-    </w:p>
-    <w:p>
-      <w:pPr>
-        <w:keepNext/>
-        <w:spacing w:after="40" w:line="258"/>
-        <w:ind w:left="300" w:hanging="160"/>
-      </w:pPr>
-      <w:r>
-        <w:rPr>
-          <w:b/>
-          <w:bCs/>
-          <w:color w:val="1E6B3A"/>
-          <w:sz w:val="18"/>
-          <w:szCs w:val="18"/>
-          <w:rFonts w:ascii="Calibri" w:cs="Calibri" w:eastAsia="Calibri" w:hAnsi="Calibri"/>
-        </w:rPr>
-        <w:t xml:space="preserve">d) It can lead to unskilled testers incorrectly configuring tests, which in turn provide inaccurate results   ✔</w:t>
-      </w:r>
-    </w:p>
-    <w:tbl>
-      <w:tblPr>
-        <w:tblW w:type="dxa" w:w="9638"/>
-        <w:tblBorders>
-          <w:top w:val="single" w:color="1E6B3A" w:sz="6"/>
-          <w:left w:val="single" w:color="1E6B3A" w:sz="6"/>
-          <w:bottom w:val="single" w:color="1E6B3A" w:sz="6"/>
-          <w:right w:val="single" w:color="1E6B3A" w:sz="6"/>
-          <w:insideH w:val="single" w:color="1E6B3A" w:sz="3"/>
-          <w:insideV w:val="none" w:color="1E6B3A" w:sz="0"/>
-        </w:tblBorders>
-      </w:tblPr>
-      <w:tblGrid>
-        <w:gridCol w:w="9638"/>
-      </w:tblGrid>
-      <w:tr>
-        <w:tc>
-          <w:tcPr>
-            <w:tcW w:type="dxa" w:w="9638"/>
-            <w:shd w:fill="E8F3EC" w:color="auto" w:val="clear"/>
-            <w:tcMar>
-              <w:top w:type="dxa" w:w="90"/>
-              <w:left w:type="dxa" w:w="140"/>
-              <w:bottom w:type="dxa" w:w="60"/>
-              <w:right w:type="dxa" w:w="140"/>
-            </w:tcMar>
-          </w:tcPr>
-          <w:p>
-            <w:pPr>
-              <w:spacing w:after="0"/>
-            </w:pPr>
-            <w:r>
-              <w:rPr>
-                <w:b/>
-                <w:bCs/>
-                <w:color w:val="1E6B3A"/>
-                <w:sz w:val="18"/>
-                <w:szCs w:val="18"/>
-                <w:rFonts w:ascii="Calibri" w:cs="Calibri" w:eastAsia="Calibri" w:hAnsi="Calibri"/>
-              </w:rPr>
-              <w:t xml:space="preserve">Correct answer: d   |   LO: PTFL-5.2.1 (K4) | Syllabus §5.2</w:t>
-            </w:r>
-          </w:p>
-        </w:tc>
-      </w:tr>
-      <w:tr>
-        <w:tc>
-          <w:tcPr>
-            <w:tcW w:type="dxa" w:w="9638"/>
-            <w:shd w:fill="E8F3EC" w:color="auto" w:val="clear"/>
-            <w:tcMar>
-              <w:top w:type="dxa" w:w="60"/>
-              <w:left w:type="dxa" w:w="140"/>
-              <w:bottom w:type="dxa" w:w="90"/>
-              <w:right w:type="dxa" w:w="140"/>
-            </w:tcMar>
-          </w:tcPr>
-          <w:p>
-            <w:pPr>
-              <w:spacing w:after="0" w:line="258"/>
-              <w:jc w:val="both"/>
-            </w:pPr>
-            <w:r>
-              <w:rPr>
-                <w:b/>
-                <w:bCs/>
-                <w:sz w:val="18"/>
-                <w:szCs w:val="18"/>
-                <w:rFonts w:ascii="Calibri" w:cs="Calibri" w:eastAsia="Calibri" w:hAnsi="Calibri"/>
-              </w:rPr>
-              <w:t xml:space="preserve">Why:</w:t>
-            </w:r>
-            <w:r>
-              <w:rPr>
-                <w:sz w:val="18"/>
-                <w:szCs w:val="18"/>
-                <w:rFonts w:ascii="Calibri" w:cs="Calibri" w:eastAsia="Calibri" w:hAnsi="Calibri"/>
-              </w:rPr>
-              <w:t xml:space="preserve"> "</w:t>
-            </w:r>
-            <w:r>
-              <w:rPr>
-                <w:i/>
-                <w:iCs/>
-                <w:sz w:val="18"/>
-                <w:szCs w:val="18"/>
-                <w:rFonts w:ascii="Calibri" w:cs="Calibri" w:eastAsia="Calibri" w:hAnsi="Calibri"/>
-              </w:rPr>
-              <w:t xml:space="preserve">Another factor to consider is </w:t>
-            </w:r>
-            <w:r>
-              <w:rPr>
-                <w:b/>
-                <w:bCs/>
-                <w:i/>
-                <w:iCs/>
-                <w:sz w:val="18"/>
-                <w:szCs w:val="18"/>
-                <w:rFonts w:ascii="Calibri" w:cs="Calibri" w:eastAsia="Calibri" w:hAnsi="Calibri"/>
-              </w:rPr>
-              <w:t xml:space="preserve">the level of technical knowledge needed to use the tool</w:t>
-            </w:r>
-            <w:r>
-              <w:rPr>
-                <w:i/>
-                <w:iCs/>
-                <w:sz w:val="18"/>
-                <w:szCs w:val="18"/>
-                <w:rFonts w:ascii="Calibri" w:cs="Calibri" w:eastAsia="Calibri" w:hAnsi="Calibri"/>
-              </w:rPr>
-              <w:t xml:space="preserve">. </w:t>
-            </w:r>
-            <w:r>
-              <w:rPr>
-                <w:b/>
-                <w:bCs/>
-                <w:i/>
-                <w:iCs/>
-                <w:sz w:val="18"/>
-                <w:szCs w:val="18"/>
-                <w:rFonts w:ascii="Calibri" w:cs="Calibri" w:eastAsia="Calibri" w:hAnsi="Calibri"/>
-              </w:rPr>
-              <w:t xml:space="preserve">This is often overlooked and can lead to unskilled testers incorrectly configuring tests, which in turn provide inaccurate results.</w:t>
-            </w:r>
-            <w:r>
-              <w:rPr>
-                <w:sz w:val="18"/>
-                <w:szCs w:val="18"/>
-                <w:rFonts w:ascii="Calibri" w:cs="Calibri" w:eastAsia="Calibri" w:hAnsi="Calibri"/>
-              </w:rPr>
-              <w:t xml:space="preserve">" The syllabus adds: </w:t>
-            </w:r>
-            <w:r>
-              <w:rPr>
-                <w:b/>
-                <w:bCs/>
-                <w:sz w:val="18"/>
-                <w:szCs w:val="18"/>
-                <w:rFonts w:ascii="Calibri" w:cs="Calibri" w:eastAsia="Calibri" w:hAnsi="Calibri"/>
-              </w:rPr>
-              <w:t xml:space="preserve">for testing requiring complex scenarios and a high level of programmability and customization, teams should ensure that the tester has the necessary skills, background, and training.</w:t>
-            </w:r>
-          </w:p>
-        </w:tc>
-      </w:tr>
-    </w:tbl>
-    <w:p>
-      <w:pPr>
-        <w:spacing w:after="120"/>
-      </w:pPr>
-    </w:p>
-    <w:p>
-      <w:pPr>
-        <w:keepNext/>
-        <w:spacing w:before="200" w:after="60"/>
-      </w:pPr>
-      <w:r>
-        <w:rPr>
-          <w:b/>
-          <w:bCs/>
-          <w:color w:val="1F3864"/>
-          <w:sz w:val="19"/>
-          <w:szCs w:val="19"/>
-          <w:rFonts w:ascii="Calibri" w:cs="Calibri" w:eastAsia="Calibri" w:hAnsi="Calibri"/>
-        </w:rPr>
-        <w:t xml:space="preserve">Q21. Monitoring</w:t>
-      </w:r>
-    </w:p>
-    <w:p>
-      <w:pPr>
-        <w:keepNext/>
-        <w:spacing w:after="60" w:line="264"/>
-      </w:pPr>
-      <w:r>
-        <w:rPr>
-          <w:sz w:val="19"/>
-          <w:szCs w:val="19"/>
-          <w:rFonts w:ascii="Calibri" w:cs="Calibri" w:eastAsia="Calibri" w:hAnsi="Calibri"/>
-        </w:rPr>
-        <w:t xml:space="preserve">Which of the following is one of the three monitoring questions the syllabus says must be answered?</w:t>
-      </w:r>
-    </w:p>
-    <w:p>
-      <w:pPr>
-        <w:keepNext/>
-        <w:spacing w:after="40" w:line="258"/>
-        <w:ind w:left="300" w:hanging="160"/>
-      </w:pPr>
-      <w:r>
-        <w:rPr>
-          <w:b/>
-          <w:bCs/>
-          <w:color w:val="1E6B3A"/>
-          <w:sz w:val="18"/>
-          <w:szCs w:val="18"/>
-          <w:rFonts w:ascii="Calibri" w:cs="Calibri" w:eastAsia="Calibri" w:hAnsi="Calibri"/>
-        </w:rPr>
-        <w:t xml:space="preserve">a) Can the monitoring be correlated to the defined transactions?   ✔</w:t>
-      </w:r>
-    </w:p>
-    <w:p>
-      <w:pPr>
-        <w:keepNext/>
-        <w:spacing w:after="40" w:line="258"/>
-        <w:ind w:left="300" w:hanging="160"/>
-      </w:pPr>
-      <w:r>
-        <w:rPr>
-          <w:sz w:val="18"/>
-          <w:szCs w:val="18"/>
-          <w:rFonts w:ascii="Calibri" w:cs="Calibri" w:eastAsia="Calibri" w:hAnsi="Calibri"/>
-        </w:rPr>
-        <w:t xml:space="preserve">b) Does the tool support at least three protocol groups?</w:t>
-      </w:r>
-    </w:p>
-    <w:p>
-      <w:pPr>
-        <w:keepNext/>
-        <w:spacing w:after="40" w:line="258"/>
-        <w:ind w:left="300" w:hanging="160"/>
-      </w:pPr>
-      <w:r>
-        <w:rPr>
-          <w:sz w:val="18"/>
-          <w:szCs w:val="18"/>
-          <w:rFonts w:ascii="Calibri" w:cs="Calibri" w:eastAsia="Calibri" w:hAnsi="Calibri"/>
-        </w:rPr>
-        <w:t xml:space="preserve">c) Is the licence model pay-as-you-go?</w:t>
-      </w:r>
-    </w:p>
-    <w:p>
-      <w:pPr>
-        <w:keepNext/>
-        <w:spacing w:after="40" w:line="258"/>
-        <w:ind w:left="300" w:hanging="160"/>
-      </w:pPr>
-      <w:r>
-        <w:rPr>
-          <w:sz w:val="18"/>
-          <w:szCs w:val="18"/>
-          <w:rFonts w:ascii="Calibri" w:cs="Calibri" w:eastAsia="Calibri" w:hAnsi="Calibri"/>
-        </w:rPr>
-        <w:t xml:space="preserve">d) Can the tool generate load from at least two points of presence?</w:t>
-      </w:r>
-    </w:p>
-    <w:tbl>
-      <w:tblPr>
-        <w:tblW w:type="dxa" w:w="9638"/>
-        <w:tblBorders>
-          <w:top w:val="single" w:color="1E6B3A" w:sz="6"/>
-          <w:left w:val="single" w:color="1E6B3A" w:sz="6"/>
-          <w:bottom w:val="single" w:color="1E6B3A" w:sz="6"/>
-          <w:right w:val="single" w:color="1E6B3A" w:sz="6"/>
-          <w:insideH w:val="single" w:color="1E6B3A" w:sz="3"/>
-          <w:insideV w:val="none" w:color="1E6B3A" w:sz="0"/>
-        </w:tblBorders>
-      </w:tblPr>
-      <w:tblGrid>
-        <w:gridCol w:w="9638"/>
-      </w:tblGrid>
-      <w:tr>
-        <w:tc>
-          <w:tcPr>
-            <w:tcW w:type="dxa" w:w="9638"/>
-            <w:shd w:fill="E8F3EC" w:color="auto" w:val="clear"/>
-            <w:tcMar>
-              <w:top w:type="dxa" w:w="90"/>
-              <w:left w:type="dxa" w:w="140"/>
-              <w:bottom w:type="dxa" w:w="60"/>
-              <w:right w:type="dxa" w:w="140"/>
-            </w:tcMar>
-          </w:tcPr>
-          <w:p>
-            <w:pPr>
-              <w:spacing w:after="0"/>
-            </w:pPr>
-            <w:r>
-              <w:rPr>
-                <w:b/>
-                <w:bCs/>
-                <w:color w:val="1E6B3A"/>
-                <w:sz w:val="18"/>
-                <w:szCs w:val="18"/>
-                <w:rFonts w:ascii="Calibri" w:cs="Calibri" w:eastAsia="Calibri" w:hAnsi="Calibri"/>
-              </w:rPr>
-              <w:t xml:space="preserve">Correct answer: a   |   LO: PTFL-5.2.1 (K4) | Syllabus §5.2</w:t>
-            </w:r>
-          </w:p>
-        </w:tc>
-      </w:tr>
-      <w:tr>
-        <w:tc>
-          <w:tcPr>
-            <w:tcW w:type="dxa" w:w="9638"/>
-            <w:shd w:fill="E8F3EC" w:color="auto" w:val="clear"/>
-            <w:tcMar>
-              <w:top w:type="dxa" w:w="60"/>
-              <w:left w:type="dxa" w:w="140"/>
-              <w:bottom w:type="dxa" w:w="90"/>
-              <w:right w:type="dxa" w:w="140"/>
-            </w:tcMar>
-          </w:tcPr>
-          <w:p>
-            <w:pPr>
-              <w:spacing w:after="0" w:line="258"/>
-              <w:jc w:val="both"/>
-            </w:pPr>
-            <w:r>
-              <w:rPr>
-                <w:b/>
-                <w:bCs/>
-                <w:sz w:val="18"/>
-                <w:szCs w:val="18"/>
-                <w:rFonts w:ascii="Calibri" w:cs="Calibri" w:eastAsia="Calibri" w:hAnsi="Calibri"/>
-              </w:rPr>
-              <w:t xml:space="preserve">Why:</w:t>
-            </w:r>
-            <w:r>
-              <w:rPr>
-                <w:sz w:val="18"/>
-                <w:szCs w:val="18"/>
-                <w:rFonts w:ascii="Calibri" w:cs="Calibri" w:eastAsia="Calibri" w:hAnsi="Calibri"/>
-              </w:rPr>
-              <w:t xml:space="preserve"> The three monitoring questions are: </w:t>
-            </w:r>
-            <w:r>
-              <w:rPr>
-                <w:b/>
-                <w:bCs/>
-                <w:sz w:val="18"/>
-                <w:szCs w:val="18"/>
-                <w:rFonts w:ascii="Calibri" w:cs="Calibri" w:eastAsia="Calibri" w:hAnsi="Calibri"/>
-              </w:rPr>
-              <w:t xml:space="preserve">is the monitoring provided by the tool sufficient?</w:t>
-            </w:r>
-            <w:r>
-              <w:rPr>
-                <w:sz w:val="18"/>
-                <w:szCs w:val="18"/>
-                <w:rFonts w:ascii="Calibri" w:cs="Calibri" w:eastAsia="Calibri" w:hAnsi="Calibri"/>
-              </w:rPr>
-              <w:t xml:space="preserve"> · </w:t>
-            </w:r>
-            <w:r>
-              <w:rPr>
-                <w:b/>
-                <w:bCs/>
-                <w:sz w:val="18"/>
-                <w:szCs w:val="18"/>
-                <w:rFonts w:ascii="Calibri" w:cs="Calibri" w:eastAsia="Calibri" w:hAnsi="Calibri"/>
-              </w:rPr>
-              <w:t xml:space="preserve">are there other monitoring tools available in the environment that can be used to supplement the monitoring by the tool?</w:t>
-            </w:r>
-            <w:r>
-              <w:rPr>
-                <w:sz w:val="18"/>
-                <w:szCs w:val="18"/>
-                <w:rFonts w:ascii="Calibri" w:cs="Calibri" w:eastAsia="Calibri" w:hAnsi="Calibri"/>
-              </w:rPr>
-              <w:t xml:space="preserve"> · </w:t>
-            </w:r>
-            <w:r>
-              <w:rPr>
-                <w:b/>
-                <w:bCs/>
-                <w:sz w:val="18"/>
-                <w:szCs w:val="18"/>
-                <w:rFonts w:ascii="Calibri" w:cs="Calibri" w:eastAsia="Calibri" w:hAnsi="Calibri"/>
-              </w:rPr>
-              <w:t xml:space="preserve">can the monitoring be correlated to the defined transactions?</w:t>
-            </w:r>
-            <w:r>
-              <w:rPr>
-                <w:sz w:val="18"/>
-                <w:szCs w:val="18"/>
-                <w:rFonts w:ascii="Calibri" w:cs="Calibri" w:eastAsia="Calibri" w:hAnsi="Calibri"/>
-              </w:rPr>
-              <w:t xml:space="preserve"> "</w:t>
-            </w:r>
-            <w:r>
-              <w:rPr>
-                <w:b/>
-                <w:bCs/>
-                <w:i/>
-                <w:iCs/>
-                <w:sz w:val="18"/>
-                <w:szCs w:val="18"/>
-                <w:rFonts w:ascii="Calibri" w:cs="Calibri" w:eastAsia="Calibri" w:hAnsi="Calibri"/>
-              </w:rPr>
-              <w:t xml:space="preserve">All of these questions must be answered to determine if the tool will provide the monitoring required by the project.</w:t>
-            </w:r>
-            <w:r>
-              <w:rPr>
-                <w:sz w:val="18"/>
-                <w:szCs w:val="18"/>
-                <w:rFonts w:ascii="Calibri" w:cs="Calibri" w:eastAsia="Calibri" w:hAnsi="Calibri"/>
-              </w:rPr>
-              <w:t xml:space="preserve">"</w:t>
-            </w:r>
-          </w:p>
-        </w:tc>
-      </w:tr>
-    </w:tbl>
-    <w:p>
-      <w:pPr>
-        <w:spacing w:after="120"/>
-      </w:pPr>
-    </w:p>
-    <w:p>
-      <w:pPr>
-        <w:keepNext/>
-        <w:spacing w:before="200" w:after="60"/>
-      </w:pPr>
-      <w:r>
-        <w:rPr>
-          <w:b/>
-          <w:bCs/>
-          <w:color w:val="1F3864"/>
-          <w:sz w:val="19"/>
-          <w:szCs w:val="19"/>
-          <w:rFonts w:ascii="Calibri" w:cs="Calibri" w:eastAsia="Calibri" w:hAnsi="Calibri"/>
-        </w:rPr>
-        <w:t xml:space="preserve">Q22. Tricky</w:t>
-      </w:r>
-    </w:p>
-    <w:p>
-      <w:pPr>
-        <w:keepNext/>
-        <w:spacing w:after="60" w:line="264"/>
-      </w:pPr>
-      <w:r>
-        <w:rPr>
-          <w:sz w:val="19"/>
-          <w:szCs w:val="19"/>
-          <w:rFonts w:ascii="Calibri" w:cs="Calibri" w:eastAsia="Calibri" w:hAnsi="Calibri"/>
-        </w:rPr>
-        <w:t xml:space="preserve">What advantage does the syllabus attach to monitoring that is a separate program, tool set or whole stack?</w:t>
-      </w:r>
-    </w:p>
-    <w:p>
-      <w:pPr>
-        <w:keepNext/>
-        <w:spacing w:after="40" w:line="258"/>
-        <w:ind w:left="300" w:hanging="160"/>
-      </w:pPr>
-      <w:r>
-        <w:rPr>
-          <w:sz w:val="18"/>
-          <w:szCs w:val="18"/>
-          <w:rFonts w:ascii="Calibri" w:cs="Calibri" w:eastAsia="Calibri" w:hAnsi="Calibri"/>
-        </w:rPr>
-        <w:t xml:space="preserve">a) It removes the need for a load management console</w:t>
-      </w:r>
-    </w:p>
-    <w:p>
-      <w:pPr>
-        <w:keepNext/>
-        <w:spacing w:after="40" w:line="258"/>
-        <w:ind w:left="300" w:hanging="160"/>
-      </w:pPr>
-      <w:r>
-        <w:rPr>
-          <w:sz w:val="18"/>
-          <w:szCs w:val="18"/>
-          <w:rFonts w:ascii="Calibri" w:cs="Calibri" w:eastAsia="Calibri" w:hAnsi="Calibri"/>
-        </w:rPr>
-        <w:t xml:space="preserve">b) It guarantees the monitoring will be correlated to defined transactions</w:t>
-      </w:r>
-    </w:p>
-    <w:p>
-      <w:pPr>
-        <w:keepNext/>
-        <w:spacing w:after="40" w:line="258"/>
-        <w:ind w:left="300" w:hanging="160"/>
-      </w:pPr>
-      <w:r>
-        <w:rPr>
-          <w:b/>
-          <w:bCs/>
-          <w:color w:val="1E6B3A"/>
-          <w:sz w:val="18"/>
-          <w:szCs w:val="18"/>
-          <w:rFonts w:ascii="Calibri" w:cs="Calibri" w:eastAsia="Calibri" w:hAnsi="Calibri"/>
-        </w:rPr>
-        <w:t xml:space="preserve">c) It can be used to monitor the production environment when the product is released   ✔</w:t>
-      </w:r>
-    </w:p>
-    <w:p>
-      <w:pPr>
-        <w:keepNext/>
-        <w:spacing w:after="40" w:line="258"/>
-        <w:ind w:left="300" w:hanging="160"/>
-      </w:pPr>
-      <w:r>
-        <w:rPr>
-          <w:sz w:val="18"/>
-          <w:szCs w:val="18"/>
-          <w:rFonts w:ascii="Calibri" w:cs="Calibri" w:eastAsia="Calibri" w:hAnsi="Calibri"/>
-        </w:rPr>
-        <w:t xml:space="preserve">d) It eliminates the probe effect</w:t>
-      </w:r>
-    </w:p>
-    <w:tbl>
-      <w:tblPr>
-        <w:tblW w:type="dxa" w:w="9638"/>
-        <w:tblBorders>
-          <w:top w:val="single" w:color="1E6B3A" w:sz="6"/>
-          <w:left w:val="single" w:color="1E6B3A" w:sz="6"/>
-          <w:bottom w:val="single" w:color="1E6B3A" w:sz="6"/>
-          <w:right w:val="single" w:color="1E6B3A" w:sz="6"/>
-          <w:insideH w:val="single" w:color="1E6B3A" w:sz="3"/>
-          <w:insideV w:val="none" w:color="1E6B3A" w:sz="0"/>
-        </w:tblBorders>
-      </w:tblPr>
-      <w:tblGrid>
-        <w:gridCol w:w="9638"/>
-      </w:tblGrid>
-      <w:tr>
-        <w:tc>
-          <w:tcPr>
-            <w:tcW w:type="dxa" w:w="9638"/>
-            <w:shd w:fill="E8F3EC" w:color="auto" w:val="clear"/>
-            <w:tcMar>
-              <w:top w:type="dxa" w:w="90"/>
-              <w:left w:type="dxa" w:w="140"/>
-              <w:bottom w:type="dxa" w:w="60"/>
-              <w:right w:type="dxa" w:w="140"/>
-            </w:tcMar>
-          </w:tcPr>
-          <w:p>
-            <w:pPr>
-              <w:spacing w:after="0"/>
-            </w:pPr>
-            <w:r>
-              <w:rPr>
-                <w:b/>
-                <w:bCs/>
-                <w:color w:val="1E6B3A"/>
-                <w:sz w:val="18"/>
-                <w:szCs w:val="18"/>
-                <w:rFonts w:ascii="Calibri" w:cs="Calibri" w:eastAsia="Calibri" w:hAnsi="Calibri"/>
-              </w:rPr>
-              <w:t xml:space="preserve">Correct answer: c   |   LO: PTFL-5.2.1 (K4) | Syllabus §5.2</w:t>
-            </w:r>
-          </w:p>
-        </w:tc>
-      </w:tr>
-      <w:tr>
-        <w:tc>
-          <w:tcPr>
-            <w:tcW w:type="dxa" w:w="9638"/>
-            <w:shd w:fill="E8F3EC" w:color="auto" w:val="clear"/>
-            <w:tcMar>
-              <w:top w:type="dxa" w:w="60"/>
-              <w:left w:type="dxa" w:w="140"/>
-              <w:bottom w:type="dxa" w:w="90"/>
-              <w:right w:type="dxa" w:w="140"/>
-            </w:tcMar>
-          </w:tcPr>
-          <w:p>
-            <w:pPr>
-              <w:spacing w:after="0" w:line="258"/>
-              <w:jc w:val="both"/>
-            </w:pPr>
-            <w:r>
-              <w:rPr>
-                <w:b/>
-                <w:bCs/>
-                <w:sz w:val="18"/>
-                <w:szCs w:val="18"/>
-                <w:rFonts w:ascii="Calibri" w:cs="Calibri" w:eastAsia="Calibri" w:hAnsi="Calibri"/>
-              </w:rPr>
-              <w:t xml:space="preserve">Why:</w:t>
-            </w:r>
-            <w:r>
-              <w:rPr>
-                <w:sz w:val="18"/>
-                <w:szCs w:val="18"/>
-                <w:rFonts w:ascii="Calibri" w:cs="Calibri" w:eastAsia="Calibri" w:hAnsi="Calibri"/>
-              </w:rPr>
-              <w:t xml:space="preserve"> "</w:t>
-            </w:r>
-            <w:r>
-              <w:rPr>
-                <w:b/>
-                <w:bCs/>
-                <w:i/>
-                <w:iCs/>
-                <w:sz w:val="18"/>
-                <w:szCs w:val="18"/>
-                <w:rFonts w:ascii="Calibri" w:cs="Calibri" w:eastAsia="Calibri" w:hAnsi="Calibri"/>
-              </w:rPr>
-              <w:t xml:space="preserve">When monitoring is a separate program/tools/whole stack then it can be used to monitor production environment when the product is released.</w:t>
-            </w:r>
-            <w:r>
-              <w:rPr>
-                <w:sz w:val="18"/>
-                <w:szCs w:val="18"/>
-                <w:rFonts w:ascii="Calibri" w:cs="Calibri" w:eastAsia="Calibri" w:hAnsi="Calibri"/>
-              </w:rPr>
-              <w:t xml:space="preserve">" The same idea appears in </w:t>
-            </w:r>
-            <w:r>
-              <w:rPr>
-                <w:b/>
-                <w:bCs/>
-                <w:sz w:val="18"/>
-                <w:szCs w:val="18"/>
-                <w:rFonts w:ascii="Calibri" w:cs="Calibri" w:eastAsia="Calibri" w:hAnsi="Calibri"/>
-              </w:rPr>
-              <w:t xml:space="preserve">§5.1</w:t>
-            </w:r>
-            <w:r>
-              <w:rPr>
-                <w:sz w:val="18"/>
-                <w:szCs w:val="18"/>
-                <w:rFonts w:ascii="Calibri" w:cs="Calibri" w:eastAsia="Calibri" w:hAnsi="Calibri"/>
-              </w:rPr>
-              <w:t xml:space="preserve"> (monitoring tools </w:t>
-            </w:r>
-            <w:r>
-              <w:rPr>
-                <w:b/>
-                <w:bCs/>
-                <w:sz w:val="18"/>
-                <w:szCs w:val="18"/>
-                <w:rFonts w:ascii="Calibri" w:cs="Calibri" w:eastAsia="Calibri" w:hAnsi="Calibri"/>
-              </w:rPr>
-              <w:t xml:space="preserve">may also be used to monitor a production environment when the product is released</w:t>
-            </w:r>
-            <w:r>
-              <w:rPr>
-                <w:sz w:val="18"/>
-                <w:szCs w:val="18"/>
-                <w:rFonts w:ascii="Calibri" w:cs="Calibri" w:eastAsia="Calibri" w:hAnsi="Calibri"/>
-              </w:rPr>
-              <w:t xml:space="preserve">) and in </w:t>
-            </w:r>
-            <w:r>
-              <w:rPr>
-                <w:b/>
-                <w:bCs/>
-                <w:sz w:val="18"/>
-                <w:szCs w:val="18"/>
-                <w:rFonts w:ascii="Calibri" w:cs="Calibri" w:eastAsia="Calibri" w:hAnsi="Calibri"/>
-              </w:rPr>
-              <w:t xml:space="preserve">PTFL-2.3.1</w:t>
-            </w:r>
-            <w:r>
-              <w:rPr>
-                <w:sz w:val="18"/>
-                <w:szCs w:val="18"/>
-                <w:rFonts w:ascii="Calibri" w:cs="Calibri" w:eastAsia="Calibri" w:hAnsi="Calibri"/>
-              </w:rPr>
-              <w:t xml:space="preserve"> (monitoring tools </w:t>
-            </w:r>
-            <w:r>
-              <w:rPr>
-                <w:b/>
-                <w:bCs/>
-                <w:sz w:val="18"/>
-                <w:szCs w:val="18"/>
-                <w:rFonts w:ascii="Calibri" w:cs="Calibri" w:eastAsia="Calibri" w:hAnsi="Calibri"/>
-              </w:rPr>
-              <w:t xml:space="preserve">monitor system performance on an ongoing basis and alert system administrators</w:t>
-            </w:r>
-            <w:r>
-              <w:rPr>
-                <w:sz w:val="18"/>
-                <w:szCs w:val="18"/>
-                <w:rFonts w:ascii="Calibri" w:cs="Calibri" w:eastAsia="Calibri" w:hAnsi="Calibri"/>
-              </w:rPr>
-              <w:t xml:space="preserve">).</w:t>
-            </w:r>
-          </w:p>
-        </w:tc>
-      </w:tr>
-    </w:tbl>
-    <w:p>
-      <w:pPr>
-        <w:spacing w:after="120"/>
-      </w:pPr>
-    </w:p>
-    <w:p>
-      <w:pPr>
-        <w:keepNext/>
-        <w:spacing w:before="200" w:after="60"/>
-      </w:pPr>
-      <w:r>
-        <w:rPr>
-          <w:b/>
-          <w:bCs/>
-          <w:color w:val="1F3864"/>
-          <w:sz w:val="19"/>
-          <w:szCs w:val="19"/>
-          <w:rFonts w:ascii="Calibri" w:cs="Calibri" w:eastAsia="Calibri" w:hAnsi="Calibri"/>
-        </w:rPr>
-        <w:t xml:space="preserve">Q23. K4 · elimination</w:t>
-      </w:r>
-    </w:p>
-    <w:p>
-      <w:pPr>
-        <w:keepNext/>
-        <w:spacing w:after="70" w:line="264"/>
-        <w:jc w:val="both"/>
-      </w:pPr>
-      <w:r>
-        <w:rPr>
-          <w:i/>
-          <w:iCs/>
-          <w:sz w:val="18"/>
-          <w:szCs w:val="18"/>
-          <w:rFonts w:ascii="Calibri" w:cs="Calibri" w:eastAsia="Calibri" w:hAnsi="Calibri"/>
-        </w:rPr>
-        <w:t xml:space="preserve">A team has confirmed that the candidate tool supports every protocol the system uses, integrates with their CI pipeline, runs on their standard platforms, and can simulate three times the peak concurrent users they will need from three points of presence. The tool's own monitoring is thin, but the operations team already runs a full observability stack.</w:t>
-      </w:r>
-    </w:p>
-    <w:p>
-      <w:pPr>
-        <w:keepNext/>
-        <w:spacing w:after="60" w:line="264"/>
-      </w:pPr>
-      <w:r>
-        <w:rPr>
-          <w:sz w:val="19"/>
-          <w:szCs w:val="19"/>
-          <w:rFonts w:ascii="Calibri" w:cs="Calibri" w:eastAsia="Calibri" w:hAnsi="Calibri"/>
-        </w:rPr>
-        <w:t xml:space="preserve">Which of the four selection factors still needs work?</w:t>
-      </w:r>
-    </w:p>
-    <w:p>
-      <w:pPr>
-        <w:keepNext/>
-        <w:spacing w:after="40" w:line="258"/>
-        <w:ind w:left="300" w:hanging="160"/>
-      </w:pPr>
-      <w:r>
-        <w:rPr>
-          <w:sz w:val="18"/>
-          <w:szCs w:val="18"/>
-          <w:rFonts w:ascii="Calibri" w:cs="Calibri" w:eastAsia="Calibri" w:hAnsi="Calibri"/>
-        </w:rPr>
-        <w:t xml:space="preserve">a) Compatibility</w:t>
-      </w:r>
-    </w:p>
-    <w:p>
-      <w:pPr>
-        <w:keepNext/>
-        <w:spacing w:after="40" w:line="258"/>
-        <w:ind w:left="300" w:hanging="160"/>
-      </w:pPr>
-      <w:r>
-        <w:rPr>
-          <w:b/>
-          <w:bCs/>
-          <w:color w:val="1E6B3A"/>
-          <w:sz w:val="18"/>
-          <w:szCs w:val="18"/>
-          <w:rFonts w:ascii="Calibri" w:cs="Calibri" w:eastAsia="Calibri" w:hAnsi="Calibri"/>
-        </w:rPr>
-        <w:t xml:space="preserve">b) Monitoring — specifically, whether the supplementary tools can be correlated to the defined transactions   ✔</w:t>
-      </w:r>
-    </w:p>
-    <w:p>
-      <w:pPr>
-        <w:keepNext/>
-        <w:spacing w:after="40" w:line="258"/>
-        <w:ind w:left="300" w:hanging="160"/>
-      </w:pPr>
-      <w:r>
-        <w:rPr>
-          <w:sz w:val="18"/>
-          <w:szCs w:val="18"/>
-          <w:rFonts w:ascii="Calibri" w:cs="Calibri" w:eastAsia="Calibri" w:hAnsi="Calibri"/>
-        </w:rPr>
-        <w:t xml:space="preserve">c) Scalability</w:t>
-      </w:r>
-    </w:p>
-    <w:p>
-      <w:pPr>
-        <w:keepNext/>
-        <w:spacing w:after="40" w:line="258"/>
-        <w:ind w:left="300" w:hanging="160"/>
-      </w:pPr>
-      <w:r>
-        <w:rPr>
-          <w:sz w:val="18"/>
-          <w:szCs w:val="18"/>
-          <w:rFonts w:ascii="Calibri" w:cs="Calibri" w:eastAsia="Calibri" w:hAnsi="Calibri"/>
-        </w:rPr>
-        <w:t xml:space="preserve">d) None; the tool can be selected as is</w:t>
-      </w:r>
-    </w:p>
-    <w:tbl>
-      <w:tblPr>
-        <w:tblW w:type="dxa" w:w="9638"/>
-        <w:tblBorders>
-          <w:top w:val="single" w:color="1E6B3A" w:sz="6"/>
-          <w:left w:val="single" w:color="1E6B3A" w:sz="6"/>
-          <w:bottom w:val="single" w:color="1E6B3A" w:sz="6"/>
-          <w:right w:val="single" w:color="1E6B3A" w:sz="6"/>
-          <w:insideH w:val="single" w:color="1E6B3A" w:sz="3"/>
-          <w:insideV w:val="none" w:color="1E6B3A" w:sz="0"/>
-        </w:tblBorders>
-      </w:tblPr>
-      <w:tblGrid>
-        <w:gridCol w:w="9638"/>
-      </w:tblGrid>
-      <w:tr>
-        <w:tc>
-          <w:tcPr>
-            <w:tcW w:type="dxa" w:w="9638"/>
-            <w:shd w:fill="E8F3EC" w:color="auto" w:val="clear"/>
-            <w:tcMar>
-              <w:top w:type="dxa" w:w="90"/>
-              <w:left w:type="dxa" w:w="140"/>
-              <w:bottom w:type="dxa" w:w="60"/>
-              <w:right w:type="dxa" w:w="140"/>
-            </w:tcMar>
-          </w:tcPr>
-          <w:p>
-            <w:pPr>
-              <w:spacing w:after="0"/>
-            </w:pPr>
-            <w:r>
-              <w:rPr>
-                <w:b/>
-                <w:bCs/>
-                <w:color w:val="1E6B3A"/>
-                <w:sz w:val="18"/>
-                <w:szCs w:val="18"/>
-                <w:rFonts w:ascii="Calibri" w:cs="Calibri" w:eastAsia="Calibri" w:hAnsi="Calibri"/>
-              </w:rPr>
-              <w:t xml:space="preserve">Correct answer: b   |   LO: PTFL-5.2.1 (K4) | Syllabus §5.2</w:t>
-            </w:r>
-          </w:p>
-        </w:tc>
-      </w:tr>
-      <w:tr>
-        <w:tc>
-          <w:tcPr>
-            <w:tcW w:type="dxa" w:w="9638"/>
-            <w:shd w:fill="E8F3EC" w:color="auto" w:val="clear"/>
-            <w:tcMar>
-              <w:top w:type="dxa" w:w="60"/>
-              <w:left w:type="dxa" w:w="140"/>
-              <w:bottom w:type="dxa" w:w="90"/>
-              <w:right w:type="dxa" w:w="140"/>
-            </w:tcMar>
-          </w:tcPr>
-          <w:p>
-            <w:pPr>
-              <w:spacing w:after="0" w:line="258"/>
-              <w:jc w:val="both"/>
-            </w:pPr>
-            <w:r>
-              <w:rPr>
-                <w:b/>
-                <w:bCs/>
-                <w:sz w:val="18"/>
-                <w:szCs w:val="18"/>
-                <w:rFonts w:ascii="Calibri" w:cs="Calibri" w:eastAsia="Calibri" w:hAnsi="Calibri"/>
-              </w:rPr>
-              <w:t xml:space="preserve">Why:</w:t>
-            </w:r>
-            <w:r>
-              <w:rPr>
-                <w:sz w:val="18"/>
-                <w:szCs w:val="18"/>
-                <w:rFonts w:ascii="Calibri" w:cs="Calibri" w:eastAsia="Calibri" w:hAnsi="Calibri"/>
-              </w:rPr>
-              <w:t xml:space="preserve"> Compatibility (</w:t>
-            </w:r>
-            <w:r>
-              <w:rPr>
-                <w:b/>
-                <w:bCs/>
-                <w:sz w:val="18"/>
-                <w:szCs w:val="18"/>
-                <w:rFonts w:ascii="Calibri" w:cs="Calibri" w:eastAsia="Calibri" w:hAnsi="Calibri"/>
-              </w:rPr>
-              <w:t xml:space="preserve">protocols, interfaces, platforms</w:t>
-            </w:r>
-            <w:r>
-              <w:rPr>
-                <w:sz w:val="18"/>
-                <w:szCs w:val="18"/>
-                <w:rFonts w:ascii="Calibri" w:cs="Calibri" w:eastAsia="Calibri" w:hAnsi="Calibri"/>
-              </w:rPr>
-              <w:t xml:space="preserve">) and scalability (</w:t>
-            </w:r>
-            <w:r>
-              <w:rPr>
-                <w:b/>
-                <w:bCs/>
-                <w:sz w:val="18"/>
-                <w:szCs w:val="18"/>
-                <w:rFonts w:ascii="Calibri" w:cs="Calibri" w:eastAsia="Calibri" w:hAnsi="Calibri"/>
-              </w:rPr>
-              <w:t xml:space="preserve">concurrent user simulations, points of presence</w:t>
-            </w:r>
-            <w:r>
-              <w:rPr>
-                <w:sz w:val="18"/>
-                <w:szCs w:val="18"/>
-                <w:rFonts w:ascii="Calibri" w:cs="Calibri" w:eastAsia="Calibri" w:hAnsi="Calibri"/>
-              </w:rPr>
-              <w:t xml:space="preserve">) are both settled. Understandability is not raised. </w:t>
-            </w:r>
-            <w:r>
-              <w:rPr>
-                <w:b/>
-                <w:bCs/>
-                <w:sz w:val="18"/>
-                <w:szCs w:val="18"/>
-                <w:rFonts w:ascii="Calibri" w:cs="Calibri" w:eastAsia="Calibri" w:hAnsi="Calibri"/>
-              </w:rPr>
-              <w:t xml:space="preserve">Monitoring is partly settled</w:t>
-            </w:r>
-            <w:r>
-              <w:rPr>
-                <w:sz w:val="18"/>
-                <w:szCs w:val="18"/>
-                <w:rFonts w:ascii="Calibri" w:cs="Calibri" w:eastAsia="Calibri" w:hAnsi="Calibri"/>
-              </w:rPr>
-              <w:t xml:space="preserve"> — the second question, </w:t>
-            </w:r>
-            <w:r>
-              <w:rPr>
-                <w:b/>
-                <w:bCs/>
-                <w:sz w:val="18"/>
-                <w:szCs w:val="18"/>
-                <w:rFonts w:ascii="Calibri" w:cs="Calibri" w:eastAsia="Calibri" w:hAnsi="Calibri"/>
-              </w:rPr>
-              <w:t xml:space="preserve">are there other monitoring tools available in the environment that can be used to supplement the monitoring by the tool</w:t>
-            </w:r>
-            <w:r>
-              <w:rPr>
-                <w:sz w:val="18"/>
-                <w:szCs w:val="18"/>
-                <w:rFonts w:ascii="Calibri" w:cs="Calibri" w:eastAsia="Calibri" w:hAnsi="Calibri"/>
-              </w:rPr>
-              <w:t xml:space="preserve">, is answered — but the third, </w:t>
-            </w:r>
-            <w:r>
-              <w:rPr>
-                <w:b/>
-                <w:bCs/>
-                <w:sz w:val="18"/>
-                <w:szCs w:val="18"/>
-                <w:rFonts w:ascii="Calibri" w:cs="Calibri" w:eastAsia="Calibri" w:hAnsi="Calibri"/>
-              </w:rPr>
-              <w:t xml:space="preserve">can the monitoring be correlated to the defined transactions</w:t>
-            </w:r>
-            <w:r>
-              <w:rPr>
-                <w:sz w:val="18"/>
-                <w:szCs w:val="18"/>
-                <w:rFonts w:ascii="Calibri" w:cs="Calibri" w:eastAsia="Calibri" w:hAnsi="Calibri"/>
-              </w:rPr>
-              <w:t xml:space="preserve">, is not. </w:t>
-            </w:r>
-            <w:r>
-              <w:rPr>
-                <w:b/>
-                <w:bCs/>
-                <w:sz w:val="18"/>
-                <w:szCs w:val="18"/>
-                <w:rFonts w:ascii="Calibri" w:cs="Calibri" w:eastAsia="Calibri" w:hAnsi="Calibri"/>
-              </w:rPr>
-              <w:t xml:space="preserve">All of these questions must be answered.</w:t>
-            </w:r>
-          </w:p>
-        </w:tc>
-      </w:tr>
-    </w:tbl>
-    <w:p>
-      <w:pPr>
-        <w:spacing w:after="120"/>
-      </w:pPr>
-    </w:p>
-    <w:p>
-      <w:pPr>
-        <w:keepNext/>
-        <w:spacing w:before="200" w:after="60"/>
-      </w:pPr>
-      <w:r>
-        <w:rPr>
-          <w:b/>
-          <w:bCs/>
-          <w:color w:val="1F3864"/>
-          <w:sz w:val="19"/>
-          <w:szCs w:val="19"/>
-          <w:rFonts w:ascii="Calibri" w:cs="Calibri" w:eastAsia="Calibri" w:hAnsi="Calibri"/>
-        </w:rPr>
-        <w:t xml:space="preserve">Q24. K4 · non-factors</w:t>
+        <w:t xml:space="preserve">Q10. K4 · non-factors</w:t>
       </w:r>
     </w:p>
     <w:p>
@@ -18369,7 +14710,7 @@
                 <w:szCs w:val="17"/>
                 <w:rFonts w:ascii="Calibri" w:cs="Calibri" w:eastAsia="Calibri" w:hAnsi="Calibri"/>
               </w:rPr>
-              <w:t xml:space="preserve">The three tool types, separated by verb — Q1, Q4, Q5, Q6, Q12, Q13, Q14</w:t>
+              <w:t xml:space="preserve">The three tool types, separated by verb — Q1, Q4, Q6</w:t>
             </w:r>
           </w:p>
         </w:tc>
@@ -18497,7 +14838,7 @@
                 <w:szCs w:val="17"/>
                 <w:rFonts w:ascii="Calibri" w:cs="Calibri" w:eastAsia="Calibri" w:hAnsi="Calibri"/>
               </w:rPr>
-              <w:t xml:space="preserve">The three licence models, and what pay-as-you-go means — Q2, Q9, Q10, Q11</w:t>
+              <w:t xml:space="preserve">The three licence models, and what pay-as-you-go means — Q2, Q5</w:t>
             </w:r>
           </w:p>
         </w:tc>
@@ -18625,7 +14966,7 @@
                 <w:szCs w:val="17"/>
                 <w:rFonts w:ascii="Calibri" w:cs="Calibri" w:eastAsia="Calibri" w:hAnsi="Calibri"/>
               </w:rPr>
-              <w:t xml:space="preserve">The four selection factors and the elimination pattern — Q3, Q16, Q23, Q24</w:t>
+              <w:t xml:space="preserve">The four selection factors and the elimination pattern — Q3, Q7, Q9, Q10</w:t>
             </w:r>
           </w:p>
         </w:tc>
@@ -18735,7 +15076,7 @@
                 <w:szCs w:val="17"/>
                 <w:rFonts w:ascii="Calibri" w:cs="Calibri" w:eastAsia="Calibri" w:hAnsi="Calibri"/>
               </w:rPr>
-              <w:t xml:space="preserve">Compatibility, scalability, understandability and monitoring in detail — Q15, Q17–Q22</w:t>
+              <w:t xml:space="preserve">Separate-vs-integrated monitoring, and the compatibility / scalability / understandability detail — Q8</w:t>
             </w:r>
           </w:p>
         </w:tc>
@@ -18786,158 +15127,6 @@
                 <w:rFonts w:ascii="Calibri" w:cs="Calibri" w:eastAsia="Calibri" w:hAnsi="Calibri"/>
               </w:rPr>
               <w:t xml:space="preserve">Supporting detail that turns the elimination from a guess into a certainty.</w:t>
-            </w:r>
-          </w:p>
-        </w:tc>
-      </w:tr>
-      <w:tr>
-        <w:tc>
-          <w:tcPr>
-            <w:tcW w:type="dxa" w:w="620"/>
-            <w:tcMar>
-              <w:top w:type="dxa" w:w="70"/>
-              <w:left w:type="dxa" w:w="90"/>
-              <w:bottom w:type="dxa" w:w="70"/>
-              <w:right w:type="dxa" w:w="90"/>
-            </w:tcMar>
-          </w:tcPr>
-          <w:p>
-            <w:pPr>
-              <w:spacing w:after="0" w:line="250"/>
-            </w:pPr>
-            <w:r>
-              <w:rPr>
-                <w:sz w:val="17"/>
-                <w:szCs w:val="17"/>
-                <w:rFonts w:ascii="Calibri" w:cs="Calibri" w:eastAsia="Calibri" w:hAnsi="Calibri"/>
-              </w:rPr>
-              <w:t xml:space="preserve">5</w:t>
-            </w:r>
-          </w:p>
-        </w:tc>
-        <w:tc>
-          <w:tcPr>
-            <w:tcW w:type="dxa" w:w="4268"/>
-            <w:tcMar>
-              <w:top w:type="dxa" w:w="70"/>
-              <w:left w:type="dxa" w:w="90"/>
-              <w:bottom w:type="dxa" w:w="70"/>
-              <w:right w:type="dxa" w:w="90"/>
-            </w:tcMar>
-          </w:tcPr>
-          <w:p>
-            <w:pPr>
-              <w:spacing w:after="0" w:line="250"/>
-            </w:pPr>
-            <w:r>
-              <w:rPr>
-                <w:sz w:val="17"/>
-                <w:szCs w:val="17"/>
-                <w:rFonts w:ascii="Calibri" w:cs="Calibri" w:eastAsia="Calibri" w:hAnsi="Calibri"/>
-              </w:rPr>
-              <w:t xml:space="preserve">Points of presence — realism and its caveat — Q7, Q8</w:t>
-            </w:r>
-          </w:p>
-        </w:tc>
-        <w:tc>
-          <w:tcPr>
-            <w:tcW w:type="dxa" w:w="1308"/>
-            <w:tcMar>
-              <w:top w:type="dxa" w:w="70"/>
-              <w:left w:type="dxa" w:w="90"/>
-              <w:bottom w:type="dxa" w:w="70"/>
-              <w:right w:type="dxa" w:w="90"/>
-            </w:tcMar>
-          </w:tcPr>
-          <w:p>
-            <w:pPr>
-              <w:spacing w:after="0" w:line="250"/>
-            </w:pPr>
-            <w:r>
-              <w:rPr>
-                <w:sz w:val="17"/>
-                <w:szCs w:val="17"/>
-                <w:rFonts w:ascii="Calibri" w:cs="Calibri" w:eastAsia="Calibri" w:hAnsi="Calibri"/>
-              </w:rPr>
-              <w:t xml:space="preserve">PTFL-5.1.1</w:t>
-            </w:r>
-          </w:p>
-        </w:tc>
-        <w:tc>
-          <w:tcPr>
-            <w:tcW w:type="dxa" w:w="3442"/>
-            <w:tcMar>
-              <w:top w:type="dxa" w:w="70"/>
-              <w:left w:type="dxa" w:w="90"/>
-              <w:bottom w:type="dxa" w:w="70"/>
-              <w:right w:type="dxa" w:w="90"/>
-            </w:tcMar>
-          </w:tcPr>
-          <w:p>
-            <w:pPr>
-              <w:spacing w:after="0" w:line="250"/>
-            </w:pPr>
-            <w:r>
-              <w:rPr>
-                <w:sz w:val="17"/>
-                <w:szCs w:val="17"/>
-                <w:rFonts w:ascii="Calibri" w:cs="Calibri" w:eastAsia="Calibri" w:hAnsi="Calibri"/>
-              </w:rPr>
-              <w:t xml:space="preserve">Appears in </w:t>
-            </w:r>
-            <w:r>
-              <w:rPr>
-                <w:b/>
-                <w:bCs/>
-                <w:sz w:val="17"/>
-                <w:szCs w:val="17"/>
-                <w:rFonts w:ascii="Calibri" w:cs="Calibri" w:eastAsia="Calibri" w:hAnsi="Calibri"/>
-              </w:rPr>
-              <w:t xml:space="preserve">§5.1</w:t>
-            </w:r>
-            <w:r>
-              <w:rPr>
-                <w:sz w:val="17"/>
-                <w:szCs w:val="17"/>
-                <w:rFonts w:ascii="Calibri" w:cs="Calibri" w:eastAsia="Calibri" w:hAnsi="Calibri"/>
-              </w:rPr>
-              <w:t xml:space="preserve">, in the </w:t>
-            </w:r>
-            <w:r>
-              <w:rPr>
-                <w:b/>
-                <w:bCs/>
-                <w:sz w:val="17"/>
-                <w:szCs w:val="17"/>
-                <w:rFonts w:ascii="Calibri" w:cs="Calibri" w:eastAsia="Calibri" w:hAnsi="Calibri"/>
-              </w:rPr>
-              <w:t xml:space="preserve">PTP Test Tools</w:t>
-            </w:r>
-            <w:r>
-              <w:rPr>
-                <w:sz w:val="17"/>
-                <w:szCs w:val="17"/>
-                <w:rFonts w:ascii="Calibri" w:cs="Calibri" w:eastAsia="Calibri" w:hAnsi="Calibri"/>
-              </w:rPr>
-              <w:t xml:space="preserve"> section, and as a </w:t>
-            </w:r>
-            <w:r>
-              <w:rPr>
-                <w:b/>
-                <w:bCs/>
-                <w:sz w:val="17"/>
-                <w:szCs w:val="17"/>
-                <w:rFonts w:ascii="Calibri" w:cs="Calibri" w:eastAsia="Calibri" w:hAnsi="Calibri"/>
-              </w:rPr>
-              <w:t xml:space="preserve">scalability</w:t>
-            </w:r>
-            <w:r>
-              <w:rPr>
-                <w:sz w:val="17"/>
-                <w:szCs w:val="17"/>
-                <w:rFonts w:ascii="Calibri" w:cs="Calibri" w:eastAsia="Calibri" w:hAnsi="Calibri"/>
-              </w:rPr>
-              <w:t xml:space="preserve"> consideration — three chances to be tested on it.</w:t>
             </w:r>
           </w:p>
         </w:tc>
